--- a/Thesis.docx
+++ b/Thesis.docx
@@ -3975,7 +3975,7 @@
     </w:p>
     <w:bookmarkEnd w:id="64"/>
     <w:bookmarkEnd w:id="65"/>
-    <w:bookmarkStart w:id="85" w:name="methods"/>
+    <w:bookmarkStart w:id="90" w:name="methods"/>
     <w:p>
       <w:pPr>
         <w:pStyle w:val="Heading1"/>
@@ -4182,7 +4182,7 @@
           <w:rPr>
             <w:rStyle w:val="Hyperlink"/>
           </w:rPr>
-          <w:t xml:space="preserve">3.12</w:t>
+          <w:t xml:space="preserve">3.13</w:t>
         </w:r>
       </w:hyperlink>
       <w:r>
@@ -7366,7 +7366,7 @@
       </w:r>
     </w:p>
     <w:bookmarkEnd w:id="81"/>
-    <w:bookmarkStart w:id="82" w:name="integration-of-a-reference-probe-panel"/>
+    <w:bookmarkStart w:id="86" w:name="sec:complex"/>
     <w:p>
       <w:pPr>
         <w:pStyle w:val="Heading2"/>
@@ -7381,7 +7381,7 @@
         <w:tab/>
       </w:r>
       <w:r>
-        <w:t xml:space="preserve">Integration of a reference probe panel</w:t>
+        <w:t xml:space="preserve">Assembly of probe–graphene models</w:t>
       </w:r>
     </w:p>
     <w:p>
@@ -7389,58 +7389,174 @@
         <w:pStyle w:val="FirstParagraph"/>
       </w:pPr>
       <w:r>
-        <w:t xml:space="preserve">An existing experimental probe panel was integrated into the same workflow for comparison. Each reference</w:t>
-      </w:r>
-      <w:r>
-        <w:t xml:space="preserve"> </w:t>
-      </w:r>
-      <w:r>
-        <w:t xml:space="preserve">probe, supplied as a (</w:t>
+        <w:t xml:space="preserve">To obtain atomistic models of the sensing interface, the predicted probe structures were combined</w:t>
+      </w:r>
+      <w:r>
+        <w:t xml:space="preserve"> </w:t>
+      </w:r>
+      <w:r>
+        <w:t xml:space="preserve">with a graphene sheet.</w:t>
+      </w:r>
+    </w:p>
+    <w:bookmarkStart w:id="84" w:name="Xede743591d599d14ba03f2df3761b0790584453"/>
+    <w:p>
+      <w:pPr>
+        <w:pStyle w:val="Heading3"/>
+      </w:pPr>
+      <w:r>
+        <w:rPr>
+          <w:rStyle w:val="SectionNumber"/>
+        </w:rPr>
+        <w:t xml:space="preserve">3.11.1</w:t>
+      </w:r>
+      <w:r>
+        <w:tab/>
+      </w:r>
+      <w:r>
+        <w:t xml:space="preserve">Generation of the graphene sheet with GOPY</w:t>
+      </w:r>
+    </w:p>
+    <w:p>
+      <w:pPr>
+        <w:pStyle w:val="FirstParagraph"/>
+      </w:pPr>
+      <w:r>
+        <w:t xml:space="preserve">The graphene component was built with</w:t>
+      </w:r>
+      <w:r>
+        <w:t xml:space="preserve"> </w:t>
+      </w:r>
+      <w:r>
+        <w:rPr>
+          <w:b/>
+          <w:bCs/>
+        </w:rPr>
+        <w:t xml:space="preserve">GOPY</w:t>
+      </w:r>
+      <w:r>
+        <w:t xml:space="preserve"> </w:t>
+      </w:r>
+      <w:r>
+        <w:t xml:space="preserve">(Muraru et al. 2020)</w:t>
+      </w:r>
+      <w:r>
+        <w:t xml:space="preserve">, a free and open-source</w:t>
+      </w:r>
+      <w:r>
+        <w:t xml:space="preserve"> </w:t>
+      </w:r>
+      <w:r>
+        <w:t xml:space="preserve">Python tool for the automated construction of two-dimensional graphene-based molecular models.</w:t>
+      </w:r>
+      <w:r>
+        <w:t xml:space="preserve"> </w:t>
+      </w:r>
+      <w:r>
+        <w:t xml:space="preserve">Building such models by hand is slow and introduces bias, because the position of every atom —</w:t>
+      </w:r>
+      <w:r>
+        <w:t xml:space="preserve"> </w:t>
+      </w:r>
+      <w:r>
+        <w:t xml:space="preserve">and, in functionalised variants, of every chemical group — has to be placed manually; GOPY</w:t>
+      </w:r>
+      <w:r>
+        <w:t xml:space="preserve"> </w:t>
+      </w:r>
+      <w:r>
+        <w:t xml:space="preserve">generates them programmatically instead, which makes larger and more complex sheets practical and</w:t>
+      </w:r>
+      <w:r>
+        <w:t xml:space="preserve"> </w:t>
+      </w:r>
+      <w:r>
+        <w:t xml:space="preserve">reproducible. Besides pristine graphene, the tool can produce graphene oxide and its derivatives</w:t>
+      </w:r>
+      <w:r>
+        <w:t xml:space="preserve"> </w:t>
+      </w:r>
+      <w:r>
+        <w:t xml:space="preserve">(reduced graphene oxide, carboxyl-, epoxy- and hydroxyl-functionalised forms, PEG-aminated reduced</w:t>
+      </w:r>
+      <w:r>
+        <w:t xml:space="preserve"> </w:t>
+      </w:r>
+      <w:r>
+        <w:t xml:space="preserve">graphene oxide and nitrogen-doped graphene), and can introduce vacancy defects (</w:t>
+      </w:r>
+      <w:r>
+        <w:t xml:space="preserve">“holes”</w:t>
+      </w:r>
+      <w:r>
+        <w:t xml:space="preserve">) in a</w:t>
+      </w:r>
+      <w:r>
+        <w:t xml:space="preserve"> </w:t>
+      </w:r>
+      <w:r>
+        <w:t xml:space="preserve">layer. Each model is written directly in PDB format, which makes it usable by standard structural</w:t>
+      </w:r>
+      <w:r>
+        <w:t xml:space="preserve"> </w:t>
+      </w:r>
+      <w:r>
+        <w:t xml:space="preserve">biology and molecular modelling software without conversion.</w:t>
+      </w:r>
+    </w:p>
+    <w:p>
+      <w:pPr>
+        <w:pStyle w:val="BodyText"/>
+      </w:pPr>
+      <w:r>
+        <w:t xml:space="preserve">A note on how the tool was obtained is warranted, since it conditions reproducibility. GOPY is not</w:t>
+      </w:r>
+      <w:r>
+        <w:t xml:space="preserve"> </w:t>
+      </w:r>
+      <w:r>
+        <w:t xml:space="preserve">published on a package index: it is released by its authors as a standalone Python script under the</w:t>
+      </w:r>
+      <w:r>
+        <w:t xml:space="preserve"> </w:t>
+      </w:r>
+      <w:r>
+        <w:t xml:space="preserve">GNU General Public License, hosted in a public repository,</w:t>
+      </w:r>
+      <w:r>
+        <w:rPr>
+          <w:rStyle w:val="FootnoteReference"/>
+        </w:rPr>
+        <w:footnoteReference w:id="82"/>
+      </w:r>
+      <w:r>
+        <w:t xml:space="preserve"> </w:t>
+      </w:r>
+      <w:r>
+        <w:t xml:space="preserve">and contains no packaging metadata that would allow installation through</w:t>
+      </w:r>
+      <w:r>
+        <w:t xml:space="preserve"> </w:t>
       </w:r>
       <w:r>
         <w:rPr>
           <w:rStyle w:val="VerbatimChar"/>
         </w:rPr>
-        <w:t xml:space="preserve">job_name</w:t>
-      </w:r>
-      <w:r>
-        <w:t xml:space="preserve">,</w:t>
-      </w:r>
-      <w:r>
-        <w:t xml:space="preserve"> </w:t>
-      </w:r>
-      <w:r>
-        <w:rPr>
-          <w:rStyle w:val="VerbatimChar"/>
-        </w:rPr>
-        <w:t xml:space="preserve">sequence</w:t>
-      </w:r>
-      <w:r>
-        <w:t xml:space="preserve">,</w:t>
-      </w:r>
-      <w:r>
-        <w:t xml:space="preserve"> </w:t>
-      </w:r>
-      <w:r>
-        <w:rPr>
-          <w:rStyle w:val="VerbatimChar"/>
-        </w:rPr>
-        <w:t xml:space="preserve">species</w:t>
-      </w:r>
-      <w:r>
-        <w:t xml:space="preserve">) record, is cleaned (uracil</w:t>
-      </w:r>
-      <w:r>
-        <w:t xml:space="preserve"> </w:t>
-      </w:r>
-      <w:r>
-        <w:t xml:space="preserve">converted to thymine, non-ACGT characters removed) and scored with exactly the same metrics as the designed</w:t>
-      </w:r>
-      <w:r>
-        <w:t xml:space="preserve"> </w:t>
-      </w:r>
-      <w:r>
-        <w:t xml:space="preserve">probes, but by the thresholds of its</w:t>
+        <w:t xml:space="preserve">pip</w:t>
+      </w:r>
+      <w:r>
+        <w:t xml:space="preserve">. Retrieving</w:t>
+      </w:r>
+      <w:r>
+        <w:t xml:space="preserve"> </w:t>
+      </w:r>
+      <w:r>
+        <w:t xml:space="preserve">the source directly from that repository and executing it locally is therefore the only available</w:t>
+      </w:r>
+      <w:r>
+        <w:t xml:space="preserve"> </w:t>
+      </w:r>
+      <w:r>
+        <w:t xml:space="preserve">distribution route, and it is the one used here. Care is needed because the name</w:t>
       </w:r>
       <w:r>
         <w:t xml:space="preserve"> </w:t>
@@ -7450,50 +7566,334 @@
           <w:i/>
           <w:iCs/>
         </w:rPr>
-        <w:t xml:space="preserve">own</w:t>
-      </w:r>
-      <w:r>
-        <w:t xml:space="preserve"> </w:t>
-      </w:r>
-      <w:r>
-        <w:t xml:space="preserve">species and type. Conservation is left empty for these</w:t>
-      </w:r>
-      <w:r>
-        <w:t xml:space="preserve"> </w:t>
-      </w:r>
-      <w:r>
-        <w:t xml:space="preserve">probes, because it is only definable for probes derived from an alignment. The reference probes are stored</w:t>
-      </w:r>
-      <w:r>
-        <w:t xml:space="preserve"> </w:t>
-      </w:r>
-      <w:r>
-        <w:t xml:space="preserve">alongside the designed ones, with a source label, so that the two sets appear side by side with identical</w:t>
-      </w:r>
-      <w:r>
-        <w:t xml:space="preserve"> </w:t>
-      </w:r>
-      <w:r>
-        <w:t xml:space="preserve">columns.</w:t>
-      </w:r>
-    </w:p>
-    <w:bookmarkEnd w:id="82"/>
-    <w:bookmarkStart w:id="83" w:name="sec:diversity"/>
-    <w:p>
-      <w:pPr>
-        <w:pStyle w:val="Heading2"/>
+        <w:t xml:space="preserve">gopy</w:t>
+      </w:r>
+      <w:r>
+        <w:t xml:space="preserve"> </w:t>
+      </w:r>
+      <w:r>
+        <w:t xml:space="preserve">is</w:t>
+      </w:r>
+      <w:r>
+        <w:t xml:space="preserve"> </w:t>
+      </w:r>
+      <w:r>
+        <w:t xml:space="preserve">shared by at least two unrelated projects — a Go-to-Python bindings generator and a</w:t>
+      </w:r>
+      <w:r>
+        <w:t xml:space="preserve"> </w:t>
+      </w:r>
+      <w:r>
+        <w:t xml:space="preserve">data-structures package published on PyPI — neither of which has any connection to graphene</w:t>
+      </w:r>
+      <w:r>
+        <w:t xml:space="preserve"> </w:t>
+      </w:r>
+      <w:r>
+        <w:t xml:space="preserve">modelling; the tool used in this work is specifically the one accompanying</w:t>
+      </w:r>
+      <w:r>
+        <w:t xml:space="preserve"> </w:t>
+      </w:r>
+      <w:r>
+        <w:t xml:space="preserve">Muraru et al. (2020)</w:t>
+      </w:r>
+      <w:r>
+        <w:t xml:space="preserve">,</w:t>
+      </w:r>
+      <w:r>
+        <w:t xml:space="preserve"> </w:t>
+      </w:r>
+      <w:r>
+        <w:t xml:space="preserve">developed by S. Muraru, J. S. Burns and M. Ioniţă, to whom credit for it belongs. Only</w:t>
+      </w:r>
+      <w:r>
+        <w:t xml:space="preserve"> </w:t>
+      </w:r>
+      <w:r>
+        <w:t xml:space="preserve">Python 3 with</w:t>
+      </w:r>
+      <w:r>
+        <w:t xml:space="preserve"> </w:t>
+      </w:r>
+      <w:r>
+        <w:rPr>
+          <w:rStyle w:val="VerbatimChar"/>
+        </w:rPr>
+        <w:t xml:space="preserve">numpy</w:t>
+      </w:r>
+      <w:r>
+        <w:t xml:space="preserve"> </w:t>
+      </w:r>
+      <w:r>
+        <w:t xml:space="preserve">and</w:t>
+      </w:r>
+      <w:r>
+        <w:t xml:space="preserve"> </w:t>
+      </w:r>
+      <w:r>
+        <w:rPr>
+          <w:rStyle w:val="VerbatimChar"/>
+        </w:rPr>
+        <w:t xml:space="preserve">scipy</w:t>
+      </w:r>
+      <w:r>
+        <w:t xml:space="preserve"> </w:t>
+      </w:r>
+      <w:r>
+        <w:t xml:space="preserve">is required to run it.</w:t>
+      </w:r>
+    </w:p>
+    <w:p>
+      <w:pPr>
+        <w:pStyle w:val="BodyText"/>
+      </w:pPr>
+      <w:r>
+        <w:t xml:space="preserve">For this work only the pristine graphene functionality was used, since the sensing channel modelled</w:t>
+      </w:r>
+      <w:r>
+        <w:t xml:space="preserve"> </w:t>
+      </w:r>
+      <w:r>
+        <w:t xml:space="preserve">here is unfunctionalised graphene. A single layer was generated with the command</w:t>
+      </w:r>
+    </w:p>
+    <w:p>
+      <w:pPr>
+        <w:pStyle w:val="BodyText"/>
+      </w:pPr>
+      <w:r>
+        <w:rPr>
+          <w:rStyle w:val="VerbatimChar"/>
+        </w:rPr>
+        <w:t xml:space="preserve">python GOPY.py generate_PG 120 120 graphene_PG_12nm.pdb</w:t>
+      </w:r>
+    </w:p>
+    <w:p>
+      <w:pPr>
+        <w:pStyle w:val="BodyText"/>
+      </w:pPr>
+      <w:r>
+        <w:t xml:space="preserve">where the two numerical arguments are the requested lateral dimensions in Ångström. The</w:t>
+      </w:r>
+      <w:r>
+        <w:t xml:space="preserve"> </w:t>
+      </w:r>
+      <w:r>
+        <w:t xml:space="preserve">resulting sheet was inspected to confirm that it reproduces the expected graphene lattice: it</w:t>
+      </w:r>
+      <w:r>
+        <w:t xml:space="preserve"> </w:t>
+      </w:r>
+      <w:r>
+        <w:t xml:space="preserve">contains</w:t>
+      </w:r>
+      <w:r>
+        <w:t xml:space="preserve"> </w:t>
+      </w:r>
+      <m:oMath>
+        <m:r>
+          <m:t>5700</m:t>
+        </m:r>
+      </m:oMath>
+      <w:r>
+        <w:t xml:space="preserve"> </w:t>
+      </w:r>
+      <w:r>
+        <w:t xml:space="preserve">carbon atoms spanning</w:t>
+      </w:r>
+      <w:r>
+        <w:t xml:space="preserve"> </w:t>
+      </w:r>
+      <m:oMath>
+        <m:r>
+          <m:t>121.6</m:t>
+        </m:r>
+        <m:r>
+          <m:rPr>
+            <m:sty m:val="p"/>
+          </m:rPr>
+          <m:t>×</m:t>
+        </m:r>
+        <m:r>
+          <m:t>119.8</m:t>
+        </m:r>
+      </m:oMath>
+      <w:r>
+        <w:t xml:space="preserve"> Å, it is strictly planar (all atoms</w:t>
+      </w:r>
+      <w:r>
+        <w:t xml:space="preserve"> </w:t>
+      </w:r>
+      <w:r>
+        <w:t xml:space="preserve">at</w:t>
+      </w:r>
+      <w:r>
+        <w:t xml:space="preserve"> </w:t>
+      </w:r>
+      <m:oMath>
+        <m:r>
+          <m:t>z</m:t>
+        </m:r>
+        <m:r>
+          <m:rPr>
+            <m:sty m:val="p"/>
+          </m:rPr>
+          <m:t>=</m:t>
+        </m:r>
+        <m:r>
+          <m:t>0</m:t>
+        </m:r>
+      </m:oMath>
+      <w:r>
+        <w:t xml:space="preserve">, with zero dispersion), and the nearest-neighbour carbon–carbon distance is</w:t>
+      </w:r>
+      <w:r>
+        <w:t xml:space="preserve"> </w:t>
+      </w:r>
+      <m:oMath>
+        <m:r>
+          <m:t>1.418</m:t>
+        </m:r>
+      </m:oMath>
+      <w:r>
+        <w:t xml:space="preserve"> Å, the accepted bond length of the graphene honeycomb lattice. Of the</w:t>
+      </w:r>
+      <w:r>
+        <w:t xml:space="preserve"> </w:t>
+      </w:r>
+      <m:oMath>
+        <m:r>
+          <m:t>5700</m:t>
+        </m:r>
+      </m:oMath>
+      <w:r>
+        <w:t xml:space="preserve"> </w:t>
+      </w:r>
+      <w:r>
+        <w:t xml:space="preserve">atoms,</w:t>
+      </w:r>
+      <w:r>
+        <w:t xml:space="preserve"> </w:t>
+      </w:r>
+      <m:oMath>
+        <m:r>
+          <m:t>5488</m:t>
+        </m:r>
+      </m:oMath>
+      <w:r>
+        <w:t xml:space="preserve"> </w:t>
+      </w:r>
+      <w:r>
+        <w:t xml:space="preserve">are three-coordinated, as expected for the</w:t>
+      </w:r>
+      <w:r>
+        <w:t xml:space="preserve"> </w:t>
+      </w:r>
+      <m:oMath>
+        <m:r>
+          <m:t>s</m:t>
+        </m:r>
+        <m:sSup>
+          <m:e>
+            <m:r>
+              <m:t>p</m:t>
+            </m:r>
+          </m:e>
+          <m:sup>
+            <m:r>
+              <m:t>2</m:t>
+            </m:r>
+          </m:sup>
+        </m:sSup>
+      </m:oMath>
+      <w:r>
+        <w:t xml:space="preserve"> </w:t>
+      </w:r>
+      <w:r>
+        <w:t xml:space="preserve">interior of the lattice, while the</w:t>
+      </w:r>
+      <w:r>
+        <w:t xml:space="preserve"> </w:t>
+      </w:r>
+      <w:r>
+        <w:t xml:space="preserve">remaining</w:t>
+      </w:r>
+      <w:r>
+        <w:t xml:space="preserve"> </w:t>
+      </w:r>
+      <m:oMath>
+        <m:r>
+          <m:t>212</m:t>
+        </m:r>
+      </m:oMath>
+      <w:r>
+        <w:t xml:space="preserve"> </w:t>
+      </w:r>
+      <w:r>
+        <w:t xml:space="preserve">are the two– and one–coordinated atoms that necessarily terminate the edges of a</w:t>
+      </w:r>
+      <w:r>
+        <w:t xml:space="preserve"> </w:t>
+      </w:r>
+      <w:r>
+        <w:t xml:space="preserve">finite, non-periodic sheet. These edge atoms are left unsaturated, as the model is used as a rigid</w:t>
+      </w:r>
+      <w:r>
+        <w:t xml:space="preserve"> </w:t>
+      </w:r>
+      <w:r>
+        <w:t xml:space="preserve">surface for placement rather than in a reactive or dynamical simulation.</w:t>
+      </w:r>
+    </w:p>
+    <w:p>
+      <w:pPr>
+        <w:pStyle w:val="BodyText"/>
+      </w:pPr>
+      <w:r>
+        <w:t xml:space="preserve">The lateral dimensions were not chosen arbitrarily but from the measured footprints of the probes</w:t>
+      </w:r>
+      <w:r>
+        <w:t xml:space="preserve"> </w:t>
+      </w:r>
+      <w:r>
+        <w:t xml:space="preserve">themselves (Section </w:t>
+      </w:r>
+      <w:hyperlink w:anchor="sec:complexres">
+        <w:r>
+          <w:rPr>
+            <w:rStyle w:val="Hyperlink"/>
+          </w:rPr>
+          <w:t xml:space="preserve">4.8</w:t>
+        </w:r>
+      </w:hyperlink>
+      <w:r>
+        <w:t xml:space="preserve">), so that every probe of the panel fits within the sheet</w:t>
+      </w:r>
+      <w:r>
+        <w:t xml:space="preserve"> </w:t>
+      </w:r>
+      <w:r>
+        <w:t xml:space="preserve">with a margin.</w:t>
+      </w:r>
+    </w:p>
+    <w:bookmarkEnd w:id="84"/>
+    <w:bookmarkStart w:id="85" w:name="assembly-of-the-probegraphene-models"/>
+    <w:p>
+      <w:pPr>
+        <w:pStyle w:val="Heading3"/>
       </w:pPr>
       <w:r>
         <w:rPr>
           <w:rStyle w:val="SectionNumber"/>
         </w:rPr>
-        <w:t xml:space="preserve">3.12</w:t>
+        <w:t xml:space="preserve">3.11.2</w:t>
       </w:r>
       <w:r>
         <w:tab/>
       </w:r>
       <w:r>
-        <w:t xml:space="preserve">Diversity and rarefaction analysis</w:t>
+        <w:t xml:space="preserve">Assembly of the probe–graphene models</w:t>
       </w:r>
     </w:p>
     <w:p>
@@ -7501,233 +7901,543 @@
         <w:pStyle w:val="FirstParagraph"/>
       </w:pPr>
       <w:r>
-        <w:t xml:space="preserve">To characterise each target and to justify the sampling depth, an alignment-free analysis based on</w:t>
+        <w:t xml:space="preserve">Each probe was placed above the sheet by a rigid-body translation, computed with a script built on</w:t>
+      </w:r>
+      <w:r>
+        <w:t xml:space="preserve"> </w:t>
+      </w:r>
+      <w:r>
+        <w:t xml:space="preserve">Biopython</w:t>
+      </w:r>
+      <w:r>
+        <w:t xml:space="preserve"> </w:t>
+      </w:r>
+      <w:r>
+        <w:t xml:space="preserve">(Cock et al. 2009)</w:t>
+      </w:r>
+      <w:r>
+        <w:t xml:space="preserve">. The probe structure (Boltz-2 CIF) and the sheet</w:t>
+      </w:r>
+      <w:r>
+        <w:t xml:space="preserve"> </w:t>
+      </w:r>
+      <w:r>
+        <w:t xml:space="preserve">(GOPY PDB) are read, and the probe is translated by</w:t>
+      </w:r>
+    </w:p>
+    <w:p>
+      <w:pPr>
+        <w:pStyle w:val="BodyText"/>
+      </w:pPr>
+      <m:oMathPara>
+        <m:oMathParaPr>
+          <m:jc m:val="center"/>
+        </m:oMathParaPr>
+        <m:oMath>
+          <m:r>
+            <m:rPr>
+              <m:sty m:val="p"/>
+            </m:rPr>
+            <m:t>Δ</m:t>
+          </m:r>
+          <m:r>
+            <m:rPr>
+              <m:sty m:val="p"/>
+            </m:rPr>
+            <m:t>=</m:t>
+          </m:r>
+          <m:d>
+            <m:dPr>
+              <m:begChr m:val="("/>
+              <m:sepChr m:val=""/>
+              <m:endChr m:val=")"/>
+              <m:grow/>
+            </m:dPr>
+            <m:e>
+              <m:sSub>
+                <m:e>
+                  <m:acc>
+                    <m:accPr>
+                      <m:chr m:val="‾"/>
+                    </m:accPr>
+                    <m:e>
+                      <m:r>
+                        <m:t>x</m:t>
+                      </m:r>
+                    </m:e>
+                  </m:acc>
+                </m:e>
+                <m:sub>
+                  <m:r>
+                    <m:t>g</m:t>
+                  </m:r>
+                </m:sub>
+              </m:sSub>
+              <m:r>
+                <m:rPr>
+                  <m:sty m:val="p"/>
+                </m:rPr>
+                <m:t>−</m:t>
+              </m:r>
+              <m:sSub>
+                <m:e>
+                  <m:acc>
+                    <m:accPr>
+                      <m:chr m:val="‾"/>
+                    </m:accPr>
+                    <m:e>
+                      <m:r>
+                        <m:t>x</m:t>
+                      </m:r>
+                    </m:e>
+                  </m:acc>
+                </m:e>
+                <m:sub>
+                  <m:r>
+                    <m:t>p</m:t>
+                  </m:r>
+                </m:sub>
+              </m:sSub>
+              <m:r>
+                <m:rPr>
+                  <m:sty m:val="p"/>
+                </m:rPr>
+                <m:t>,</m:t>
+              </m:r>
+              <m:r>
+                <m:t> </m:t>
+              </m:r>
+              <m:r>
+                <m:t> </m:t>
+              </m:r>
+              <m:sSub>
+                <m:e>
+                  <m:acc>
+                    <m:accPr>
+                      <m:chr m:val="‾"/>
+                    </m:accPr>
+                    <m:e>
+                      <m:r>
+                        <m:t>y</m:t>
+                      </m:r>
+                    </m:e>
+                  </m:acc>
+                </m:e>
+                <m:sub>
+                  <m:r>
+                    <m:t>g</m:t>
+                  </m:r>
+                </m:sub>
+              </m:sSub>
+              <m:r>
+                <m:rPr>
+                  <m:sty m:val="p"/>
+                </m:rPr>
+                <m:t>−</m:t>
+              </m:r>
+              <m:sSub>
+                <m:e>
+                  <m:acc>
+                    <m:accPr>
+                      <m:chr m:val="‾"/>
+                    </m:accPr>
+                    <m:e>
+                      <m:r>
+                        <m:t>y</m:t>
+                      </m:r>
+                    </m:e>
+                  </m:acc>
+                </m:e>
+                <m:sub>
+                  <m:r>
+                    <m:t>p</m:t>
+                  </m:r>
+                </m:sub>
+              </m:sSub>
+              <m:r>
+                <m:rPr>
+                  <m:sty m:val="p"/>
+                </m:rPr>
+                <m:t>,</m:t>
+              </m:r>
+              <m:r>
+                <m:t> </m:t>
+              </m:r>
+              <m:r>
+                <m:t> </m:t>
+              </m:r>
+              <m:r>
+                <m:rPr>
+                  <m:sty m:val="p"/>
+                </m:rPr>
+                <m:t>(</m:t>
+              </m:r>
+              <m:sSub>
+                <m:e>
+                  <m:acc>
+                    <m:accPr>
+                      <m:chr m:val="‾"/>
+                    </m:accPr>
+                    <m:e>
+                      <m:r>
+                        <m:t>z</m:t>
+                      </m:r>
+                    </m:e>
+                  </m:acc>
+                </m:e>
+                <m:sub>
+                  <m:r>
+                    <m:t>g</m:t>
+                  </m:r>
+                </m:sub>
+              </m:sSub>
+              <m:r>
+                <m:rPr>
+                  <m:sty m:val="p"/>
+                </m:rPr>
+                <m:t>+</m:t>
+              </m:r>
+              <m:r>
+                <m:t>d</m:t>
+              </m:r>
+              <m:r>
+                <m:rPr>
+                  <m:sty m:val="p"/>
+                </m:rPr>
+                <m:t>)</m:t>
+              </m:r>
+              <m:r>
+                <m:rPr>
+                  <m:sty m:val="p"/>
+                </m:rPr>
+                <m:t>−</m:t>
+              </m:r>
+              <m:r>
+                <m:rPr>
+                  <m:sty m:val="p"/>
+                </m:rPr>
+                <m:t>min</m:t>
+              </m:r>
+              <m:sSub>
+                <m:e>
+                  <m:r>
+                    <m:t>z</m:t>
+                  </m:r>
+                </m:e>
+                <m:sub>
+                  <m:r>
+                    <m:t>p</m:t>
+                  </m:r>
+                </m:sub>
+              </m:sSub>
+            </m:e>
+          </m:d>
+          <m:r>
+            <m:rPr>
+              <m:sty m:val="p"/>
+            </m:rPr>
+            <m:t>,</m:t>
+          </m:r>
+        </m:oMath>
+      </m:oMathPara>
+    </w:p>
+    <w:p>
+      <w:pPr>
+        <w:pStyle w:val="FirstParagraph"/>
+      </w:pPr>
+      <w:r>
+        <w:t xml:space="preserve">where</w:t>
       </w:r>
       <w:r>
         <w:t xml:space="preserve"> </w:t>
       </w:r>
       <m:oMath>
-        <m:r>
-          <m:t>4</m:t>
-        </m:r>
+        <m:acc>
+          <m:accPr>
+            <m:chr m:val="‾"/>
+          </m:accPr>
+          <m:e>
+            <m:r>
+              <m:t>x</m:t>
+            </m:r>
+          </m:e>
+        </m:acc>
+        <m:r>
+          <m:rPr>
+            <m:sty m:val="p"/>
+          </m:rPr>
+          <m:t>,</m:t>
+        </m:r>
+        <m:acc>
+          <m:accPr>
+            <m:chr m:val="‾"/>
+          </m:accPr>
+          <m:e>
+            <m:r>
+              <m:t>y</m:t>
+            </m:r>
+          </m:e>
+        </m:acc>
+        <m:r>
+          <m:rPr>
+            <m:sty m:val="p"/>
+          </m:rPr>
+          <m:t>,</m:t>
+        </m:r>
+        <m:acc>
+          <m:accPr>
+            <m:chr m:val="‾"/>
+          </m:accPr>
+          <m:e>
+            <m:r>
+              <m:t>z</m:t>
+            </m:r>
+          </m:e>
+        </m:acc>
       </m:oMath>
       <w:r>
-        <w:t xml:space="preserve">-mer</w:t>
-      </w:r>
-      <w:r>
-        <w:t xml:space="preserve"> </w:t>
-      </w:r>
-      <w:r>
-        <w:t xml:space="preserve">composition is performed on the retrieved sequences. Each sequence is represented by its vector of</w:t>
-      </w:r>
-      <w:r>
-        <w:t xml:space="preserve"> </w:t>
+        <w:t xml:space="preserve"> </w:t>
+      </w:r>
+      <w:r>
+        <w:t xml:space="preserve">denote centroid coordinates of the sheet (</w:t>
       </w:r>
       <m:oMath>
         <m:r>
-          <m:t>4</m:t>
+          <m:t>g</m:t>
         </m:r>
       </m:oMath>
       <w:r>
-        <w:t xml:space="preserve">-mer</w:t>
-      </w:r>
-      <w:r>
-        <w:t xml:space="preserve"> </w:t>
-      </w:r>
-      <w:r>
-        <w:t xml:space="preserve">frequencies, and pairwise cosine distances (on the frequency vectors) and Jaccard distances (on</w:t>
-      </w:r>
-      <w:r>
-        <w:t xml:space="preserve"> </w:t>
+        <w:t xml:space="preserve">) and of the probe</w:t>
+      </w:r>
+      <w:r>
+        <w:t xml:space="preserve"> </w:t>
+      </w:r>
+      <w:r>
+        <w:t xml:space="preserve">(</w:t>
       </w:r>
       <m:oMath>
         <m:r>
-          <m:t>4</m:t>
+          <m:t>p</m:t>
         </m:r>
       </m:oMath>
       <w:r>
-        <w:t xml:space="preserve">-mer</w:t>
-      </w:r>
-      <w:r>
-        <w:t xml:space="preserve"> </w:t>
-      </w:r>
-      <w:r>
-        <w:t xml:space="preserve">presence/absence) are computed, together with the fraction of unique sequences, which detects exact</w:t>
-      </w:r>
-      <w:r>
-        <w:t xml:space="preserve"> </w:t>
-      </w:r>
-      <w:r>
-        <w:t xml:space="preserve">duplicates. A rarefaction analysis subsamples</w:t>
+        <w:t xml:space="preserve">), and</w:t>
       </w:r>
       <w:r>
         <w:t xml:space="preserve"> </w:t>
       </w:r>
       <m:oMath>
         <m:r>
-          <m:t>N</m:t>
+          <m:t>d</m:t>
         </m:r>
       </m:oMath>
       <w:r>
         <w:t xml:space="preserve"> </w:t>
       </w:r>
       <w:r>
-        <w:t xml:space="preserve">sequences per gene and measures the mean</w:t>
+        <w:t xml:space="preserve">is the chosen separation. The first two components centre the probe over the sheet</w:t>
+      </w:r>
+      <w:r>
+        <w:t xml:space="preserve"> </w:t>
+      </w:r>
+      <w:r>
+        <w:t xml:space="preserve">in the plane; the third places its lowest atom at a height</w:t>
       </w:r>
       <w:r>
         <w:t xml:space="preserve"> </w:t>
       </w:r>
       <m:oMath>
         <m:r>
-          <m:t>4</m:t>
+          <m:t>d</m:t>
         </m:r>
       </m:oMath>
       <w:r>
-        <w:t xml:space="preserve">-mer</w:t>
-      </w:r>
-      <w:r>
-        <w:t xml:space="preserve"> </w:t>
-      </w:r>
-      <w:r>
-        <w:t xml:space="preserve">diversity and the richness (number of distinct</w:t>
+        <w:t xml:space="preserve"> </w:t>
+      </w:r>
+      <w:r>
+        <w:t xml:space="preserve">above the graphene plane.</w:t>
+      </w:r>
+    </w:p>
+    <w:p>
+      <w:pPr>
+        <w:pStyle w:val="BodyText"/>
+      </w:pPr>
+      <w:r>
+        <w:t xml:space="preserve">The separation</w:t>
       </w:r>
       <w:r>
         <w:t xml:space="preserve"> </w:t>
       </w:r>
       <m:oMath>
         <m:r>
-          <m:t>4</m:t>
+          <m:t>d</m:t>
         </m:r>
       </m:oMath>
       <w:r>
-        <w:t xml:space="preserve">-mers), to determine the value of</w:t>
+        <w:t xml:space="preserve"> </w:t>
+      </w:r>
+      <w:r>
+        <w:t xml:space="preserve">was taken from the literature rather than chosen arbitrarily. Van der</w:t>
+      </w:r>
+      <w:r>
+        <w:t xml:space="preserve"> </w:t>
+      </w:r>
+      <w:r>
+        <w:t xml:space="preserve">Waals-corrected density-functional calculations place physisorbed DNA nucleobases at</w:t>
       </w:r>
       <w:r>
         <w:t xml:space="preserve"> </w:t>
       </w:r>
       <m:oMath>
         <m:r>
-          <m:t>N</m:t>
+          <m:t>3.16</m:t>
         </m:r>
       </m:oMath>
       <w:r>
-        <w:t xml:space="preserve"> </w:t>
-      </w:r>
-      <w:r>
-        <w:t xml:space="preserve">beyond which little</w:t>
-      </w:r>
-      <w:r>
-        <w:t xml:space="preserve"> </w:t>
-      </w:r>
-      <w:r>
-        <w:t xml:space="preserve">new information is gained.</w:t>
-      </w:r>
-    </w:p>
-    <w:bookmarkEnd w:id="83"/>
-    <w:bookmarkStart w:id="84" w:name="implementation-and-reproducibility"/>
-    <w:p>
-      <w:pPr>
-        <w:pStyle w:val="Heading2"/>
-      </w:pPr>
-      <w:r>
-        <w:rPr>
-          <w:rStyle w:val="SectionNumber"/>
-        </w:rPr>
-        <w:t xml:space="preserve">3.13</w:t>
-      </w:r>
-      <w:r>
-        <w:tab/>
-      </w:r>
-      <w:r>
-        <w:t xml:space="preserve">Implementation and reproducibility</w:t>
-      </w:r>
-    </w:p>
-    <w:p>
-      <w:pPr>
-        <w:pStyle w:val="FirstParagraph"/>
-      </w:pPr>
-      <w:r>
-        <w:t xml:space="preserve">All intermediate and final results are written as CSV files. Because</w:t>
-      </w:r>
-      <w:r>
-        <w:t xml:space="preserve"> </w:t>
-      </w:r>
-      <w:r>
-        <w:t xml:space="preserve">ncbi</w:t>
-      </w:r>
-      <w:r>
-        <w:t xml:space="preserve"> </w:t>
-      </w:r>
-      <w:r>
-        <w:t xml:space="preserve">does not always return</w:t>
-      </w:r>
-      <w:r>
-        <w:t xml:space="preserve"> </w:t>
-      </w:r>
-      <w:r>
-        <w:t xml:space="preserve">an identical set of records, per-gene counts may vary by a few percent between runs; for strict</w:t>
-      </w:r>
-      <w:r>
-        <w:t xml:space="preserve"> </w:t>
-      </w:r>
-      <w:r>
-        <w:t xml:space="preserve">reproducibility the accession identifiers can be frozen.</w:t>
-      </w:r>
-    </w:p>
-    <w:bookmarkEnd w:id="84"/>
-    <w:bookmarkEnd w:id="85"/>
-    <w:bookmarkStart w:id="106" w:name="results-and-discussion"/>
-    <w:p>
-      <w:pPr>
-        <w:pStyle w:val="Heading1"/>
-      </w:pPr>
-      <w:r>
-        <w:rPr>
-          <w:rStyle w:val="SectionNumber"/>
-        </w:rPr>
-        <w:t xml:space="preserve">4</w:t>
-      </w:r>
-      <w:r>
-        <w:tab/>
-      </w:r>
-      <w:r>
-        <w:t xml:space="preserve">Results and Discussion</w:t>
-      </w:r>
-    </w:p>
-    <w:p>
-      <w:pPr>
-        <w:pStyle w:val="FirstParagraph"/>
-      </w:pPr>
-      <w:r>
-        <w:t xml:space="preserve">This chapter reports the results obtained by applying the pipeline to the six-gene panel, with</w:t>
-      </w:r>
-      <w:r>
-        <w:t xml:space="preserve"> </w:t>
+        <w:t xml:space="preserve">–</w:t>
       </w:r>
       <m:oMath>
         <m:r>
-          <m:t>100</m:t>
+          <m:t>3.22</m:t>
         </m:r>
       </m:oMath>
       <w:r>
-        <w:t xml:space="preserve"> </w:t>
-      </w:r>
-      <w:r>
-        <w:t xml:space="preserve">sequences requested per gene (and a per-gene override of</w:t>
+        <w:t xml:space="preserve"> Å above the graphene plane, a regime of strong physisorption dominated by van</w:t>
+      </w:r>
+      <w:r>
+        <w:t xml:space="preserve"> </w:t>
+      </w:r>
+      <w:r>
+        <w:t xml:space="preserve">der Waals interactions</w:t>
+      </w:r>
+      <w:r>
+        <w:t xml:space="preserve"> </w:t>
+      </w:r>
+      <w:r>
+        <w:t xml:space="preserve">(Tayo et al. 2023)</w:t>
+      </w:r>
+      <w:r>
+        <w:t xml:space="preserve">, consistent with the physisorption picture established for</w:t>
+      </w:r>
+      <w:r>
+        <w:t xml:space="preserve"> </w:t>
+      </w:r>
+      <w:r>
+        <w:t xml:space="preserve">the four bases on graphene and h-BN</w:t>
+      </w:r>
+      <w:r>
+        <w:t xml:space="preserve"> </w:t>
+      </w:r>
+      <w:r>
+        <w:t xml:space="preserve">(Lee et al. 2013)</w:t>
+      </w:r>
+      <w:r>
+        <w:t xml:space="preserve">. Accordingly,</w:t>
       </w:r>
       <w:r>
         <w:t xml:space="preserve"> </w:t>
       </w:r>
       <m:oMath>
         <m:r>
-          <m:t>200</m:t>
+          <m:t>d</m:t>
+        </m:r>
+        <m:r>
+          <m:rPr>
+            <m:sty m:val="p"/>
+          </m:rPr>
+          <m:t>=</m:t>
+        </m:r>
+        <m:r>
+          <m:t>3.2</m:t>
         </m:r>
       </m:oMath>
       <w:r>
-        <w:t xml:space="preserve"> </w:t>
-      </w:r>
-      <w:r>
-        <w:t xml:space="preserve">for the data-limited</w:t>
+        <w:t xml:space="preserve"> Å was used as the</w:t>
+      </w:r>
+      <w:r>
+        <w:t xml:space="preserve"> </w:t>
+      </w:r>
+      <w:r>
+        <w:t xml:space="preserve">default, so that the assembled model starts at the reported equilibrium contact distance. The</w:t>
+      </w:r>
+      <w:r>
+        <w:t xml:space="preserve"> </w:t>
+      </w:r>
+      <w:r>
+        <w:t xml:space="preserve">separation is an explicit parameter of the script and can be set to any other value.</w:t>
+      </w:r>
+    </w:p>
+    <w:p>
+      <w:pPr>
+        <w:pStyle w:val="BodyText"/>
+      </w:pPr>
+      <w:r>
+        <w:t xml:space="preserve">The probe’s internal conformation and its orientation are left untouched: the operation is a pure</w:t>
+      </w:r>
+      <w:r>
+        <w:t xml:space="preserve"> </w:t>
+      </w:r>
+      <w:r>
+        <w:t xml:space="preserve">translation, so no coordinate is distorted.</w:t>
+      </w:r>
+    </w:p>
+    <w:p>
+      <w:pPr>
+        <w:pStyle w:val="BodyText"/>
+      </w:pPr>
+      <w:r>
+        <w:t xml:space="preserve">The two structures are then merged into a single model and written as one PDB file. Because the PDB</w:t>
+      </w:r>
+      <w:r>
+        <w:t xml:space="preserve"> </w:t>
+      </w:r>
+      <w:r>
+        <w:t xml:space="preserve">format identifies each molecular entity by a single-character chain identifier, and none is</w:t>
+      </w:r>
+      <w:r>
+        <w:t xml:space="preserve"> </w:t>
+      </w:r>
+      <w:r>
+        <w:t xml:space="preserve">reserved for non-biological components such as a graphene layer, an explicit convention was adopted</w:t>
+      </w:r>
+      <w:r>
+        <w:t xml:space="preserve"> </w:t>
+      </w:r>
+      <w:r>
+        <w:t xml:space="preserve">here: the graphene sheet is assigned chain</w:t>
+      </w:r>
+      <w:r>
+        <w:t xml:space="preserve"> </w:t>
+      </w:r>
+      <w:r>
+        <w:rPr>
+          <w:rStyle w:val="VerbatimChar"/>
+        </w:rPr>
+        <w:t xml:space="preserve">G</w:t>
+      </w:r>
+      <w:r>
+        <w:t xml:space="preserve"> </w:t>
+      </w:r>
+      <w:r>
+        <w:t xml:space="preserve">and the probe chain</w:t>
+      </w:r>
+      <w:r>
+        <w:t xml:space="preserve"> </w:t>
+      </w:r>
+      <w:r>
+        <w:rPr>
+          <w:rStyle w:val="VerbatimChar"/>
+        </w:rPr>
+        <w:t xml:space="preserve">D</w:t>
+      </w:r>
+      <w:r>
+        <w:t xml:space="preserve">, the initials</w:t>
+      </w:r>
+      <w:r>
+        <w:t xml:space="preserve"> </w:t>
+      </w:r>
+      <w:r>
+        <w:t xml:space="preserve">of</w:t>
       </w:r>
       <w:r>
         <w:t xml:space="preserve"> </w:t>
@@ -7737,6 +8447,509 @@
           <w:i/>
           <w:iCs/>
         </w:rPr>
+        <w:t xml:space="preserve">graphene</w:t>
+      </w:r>
+      <w:r>
+        <w:t xml:space="preserve"> </w:t>
+      </w:r>
+      <w:r>
+        <w:t xml:space="preserve">and</w:t>
+      </w:r>
+      <w:r>
+        <w:t xml:space="preserve"> </w:t>
+      </w:r>
+      <w:r>
+        <w:rPr>
+          <w:i/>
+          <w:iCs/>
+        </w:rPr>
+        <w:t xml:space="preserve">DNA</w:t>
+      </w:r>
+      <w:r>
+        <w:t xml:space="preserve">. The choice is arbitrary in the sense that any identifiers would</w:t>
+      </w:r>
+      <w:r>
+        <w:t xml:space="preserve"> </w:t>
+      </w:r>
+      <w:r>
+        <w:t xml:space="preserve">serve, but keeping the two components in separate, consistently named chains is what allows either</w:t>
+      </w:r>
+      <w:r>
+        <w:t xml:space="preserve"> </w:t>
+      </w:r>
+      <w:r>
+        <w:t xml:space="preserve">of them to be selected unambiguously in downstream tools — for instance to hold the sheet rigid</w:t>
+      </w:r>
+      <w:r>
+        <w:t xml:space="preserve"> </w:t>
+      </w:r>
+      <w:r>
+        <w:t xml:space="preserve">during a docking or minimisation run, or to compute probe–surface distances — and the same</w:t>
+      </w:r>
+      <w:r>
+        <w:t xml:space="preserve"> </w:t>
+      </w:r>
+      <w:r>
+        <w:t xml:space="preserve">convention is used in every model produced.</w:t>
+      </w:r>
+    </w:p>
+    <w:p>
+      <w:pPr>
+        <w:pStyle w:val="BodyText"/>
+      </w:pPr>
+      <w:r>
+        <w:t xml:space="preserve">Before writing, the script verifies that no probe atom falls outside the sheet footprint in</w:t>
+      </w:r>
+      <w:r>
+        <w:t xml:space="preserve"> </w:t>
+      </w:r>
+      <m:oMath>
+        <m:r>
+          <m:t>x</m:t>
+        </m:r>
+      </m:oMath>
+      <w:r>
+        <w:t xml:space="preserve">–</w:t>
+      </w:r>
+      <m:oMath>
+        <m:r>
+          <m:t>y</m:t>
+        </m:r>
+      </m:oMath>
+      <w:r>
+        <w:t xml:space="preserve"> </w:t>
+      </w:r>
+      <w:r>
+        <w:t xml:space="preserve">and refuses to produce a model with overhanging atoms, so that an undersized sheet cannot</w:t>
+      </w:r>
+      <w:r>
+        <w:t xml:space="preserve"> </w:t>
+      </w:r>
+      <w:r>
+        <w:t xml:space="preserve">pass unnoticed. It also reports the shortest probe–sheet interatomic distance, as a check that the</w:t>
+      </w:r>
+      <w:r>
+        <w:t xml:space="preserve"> </w:t>
+      </w:r>
+      <w:r>
+        <w:t xml:space="preserve">placement introduces no steric clash.</w:t>
+      </w:r>
+    </w:p>
+    <w:p>
+      <w:pPr>
+        <w:pStyle w:val="BodyText"/>
+      </w:pPr>
+      <w:r>
+        <w:t xml:space="preserve">It should be stressed that this procedure yields a</w:t>
+      </w:r>
+      <w:r>
+        <w:t xml:space="preserve"> </w:t>
+      </w:r>
+      <w:r>
+        <w:rPr>
+          <w:i/>
+          <w:iCs/>
+        </w:rPr>
+        <w:t xml:space="preserve">starting geometry</w:t>
+      </w:r>
+      <w:r>
+        <w:t xml:space="preserve"> </w:t>
+      </w:r>
+      <w:r>
+        <w:t xml:space="preserve">— a physically</w:t>
+      </w:r>
+      <w:r>
+        <w:t xml:space="preserve"> </w:t>
+      </w:r>
+      <w:r>
+        <w:t xml:space="preserve">reasonable initial placement of the two components — and not a docked, energy-minimised or</w:t>
+      </w:r>
+      <w:r>
+        <w:t xml:space="preserve"> </w:t>
+      </w:r>
+      <w:r>
+        <w:t xml:space="preserve">dynamically equilibrated structure. It provides the assembled input required by subsequent</w:t>
+      </w:r>
+      <w:r>
+        <w:t xml:space="preserve"> </w:t>
+      </w:r>
+      <w:r>
+        <w:t xml:space="preserve">molecular docking or force-field refinement, but no interaction energy is computed at this stage.</w:t>
+      </w:r>
+    </w:p>
+    <w:bookmarkEnd w:id="85"/>
+    <w:bookmarkEnd w:id="86"/>
+    <w:bookmarkStart w:id="87" w:name="integration-of-a-reference-probe-panel"/>
+    <w:p>
+      <w:pPr>
+        <w:pStyle w:val="Heading2"/>
+      </w:pPr>
+      <w:r>
+        <w:rPr>
+          <w:rStyle w:val="SectionNumber"/>
+        </w:rPr>
+        <w:t xml:space="preserve">3.12</w:t>
+      </w:r>
+      <w:r>
+        <w:tab/>
+      </w:r>
+      <w:r>
+        <w:t xml:space="preserve">Integration of a reference probe panel</w:t>
+      </w:r>
+    </w:p>
+    <w:p>
+      <w:pPr>
+        <w:pStyle w:val="FirstParagraph"/>
+      </w:pPr>
+      <w:r>
+        <w:t xml:space="preserve">An existing experimental probe panel was integrated into the same workflow for comparison. Each reference</w:t>
+      </w:r>
+      <w:r>
+        <w:t xml:space="preserve"> </w:t>
+      </w:r>
+      <w:r>
+        <w:t xml:space="preserve">probe, supplied as a (</w:t>
+      </w:r>
+      <w:r>
+        <w:rPr>
+          <w:rStyle w:val="VerbatimChar"/>
+        </w:rPr>
+        <w:t xml:space="preserve">job_name</w:t>
+      </w:r>
+      <w:r>
+        <w:t xml:space="preserve">,</w:t>
+      </w:r>
+      <w:r>
+        <w:t xml:space="preserve"> </w:t>
+      </w:r>
+      <w:r>
+        <w:rPr>
+          <w:rStyle w:val="VerbatimChar"/>
+        </w:rPr>
+        <w:t xml:space="preserve">sequence</w:t>
+      </w:r>
+      <w:r>
+        <w:t xml:space="preserve">,</w:t>
+      </w:r>
+      <w:r>
+        <w:t xml:space="preserve"> </w:t>
+      </w:r>
+      <w:r>
+        <w:rPr>
+          <w:rStyle w:val="VerbatimChar"/>
+        </w:rPr>
+        <w:t xml:space="preserve">species</w:t>
+      </w:r>
+      <w:r>
+        <w:t xml:space="preserve">) record, is cleaned (uracil</w:t>
+      </w:r>
+      <w:r>
+        <w:t xml:space="preserve"> </w:t>
+      </w:r>
+      <w:r>
+        <w:t xml:space="preserve">converted to thymine, non-ACGT characters removed) and scored with exactly the same metrics as the designed</w:t>
+      </w:r>
+      <w:r>
+        <w:t xml:space="preserve"> </w:t>
+      </w:r>
+      <w:r>
+        <w:t xml:space="preserve">probes, but by the thresholds of its</w:t>
+      </w:r>
+      <w:r>
+        <w:t xml:space="preserve"> </w:t>
+      </w:r>
+      <w:r>
+        <w:rPr>
+          <w:i/>
+          <w:iCs/>
+        </w:rPr>
+        <w:t xml:space="preserve">own</w:t>
+      </w:r>
+      <w:r>
+        <w:t xml:space="preserve"> </w:t>
+      </w:r>
+      <w:r>
+        <w:t xml:space="preserve">species and type. Conservation is left empty for these</w:t>
+      </w:r>
+      <w:r>
+        <w:t xml:space="preserve"> </w:t>
+      </w:r>
+      <w:r>
+        <w:t xml:space="preserve">probes, because it is only definable for probes derived from an alignment. The reference probes are stored</w:t>
+      </w:r>
+      <w:r>
+        <w:t xml:space="preserve"> </w:t>
+      </w:r>
+      <w:r>
+        <w:t xml:space="preserve">alongside the designed ones, with a source label, so that the two sets appear side by side with identical</w:t>
+      </w:r>
+      <w:r>
+        <w:t xml:space="preserve"> </w:t>
+      </w:r>
+      <w:r>
+        <w:t xml:space="preserve">columns.</w:t>
+      </w:r>
+    </w:p>
+    <w:bookmarkEnd w:id="87"/>
+    <w:bookmarkStart w:id="88" w:name="sec:diversity"/>
+    <w:p>
+      <w:pPr>
+        <w:pStyle w:val="Heading2"/>
+      </w:pPr>
+      <w:r>
+        <w:rPr>
+          <w:rStyle w:val="SectionNumber"/>
+        </w:rPr>
+        <w:t xml:space="preserve">3.13</w:t>
+      </w:r>
+      <w:r>
+        <w:tab/>
+      </w:r>
+      <w:r>
+        <w:t xml:space="preserve">Diversity and rarefaction analysis</w:t>
+      </w:r>
+    </w:p>
+    <w:p>
+      <w:pPr>
+        <w:pStyle w:val="FirstParagraph"/>
+      </w:pPr>
+      <w:r>
+        <w:t xml:space="preserve">To characterise each target and to justify the sampling depth, an alignment-free analysis based on</w:t>
+      </w:r>
+      <w:r>
+        <w:t xml:space="preserve"> </w:t>
+      </w:r>
+      <m:oMath>
+        <m:r>
+          <m:t>4</m:t>
+        </m:r>
+      </m:oMath>
+      <w:r>
+        <w:t xml:space="preserve">-mer</w:t>
+      </w:r>
+      <w:r>
+        <w:t xml:space="preserve"> </w:t>
+      </w:r>
+      <w:r>
+        <w:t xml:space="preserve">composition is performed on the retrieved sequences. Each sequence is represented by its vector of</w:t>
+      </w:r>
+      <w:r>
+        <w:t xml:space="preserve"> </w:t>
+      </w:r>
+      <m:oMath>
+        <m:r>
+          <m:t>4</m:t>
+        </m:r>
+      </m:oMath>
+      <w:r>
+        <w:t xml:space="preserve">-mer</w:t>
+      </w:r>
+      <w:r>
+        <w:t xml:space="preserve"> </w:t>
+      </w:r>
+      <w:r>
+        <w:t xml:space="preserve">frequencies, and pairwise cosine distances (on the frequency vectors) and Jaccard distances (on</w:t>
+      </w:r>
+      <w:r>
+        <w:t xml:space="preserve"> </w:t>
+      </w:r>
+      <m:oMath>
+        <m:r>
+          <m:t>4</m:t>
+        </m:r>
+      </m:oMath>
+      <w:r>
+        <w:t xml:space="preserve">-mer</w:t>
+      </w:r>
+      <w:r>
+        <w:t xml:space="preserve"> </w:t>
+      </w:r>
+      <w:r>
+        <w:t xml:space="preserve">presence/absence) are computed, together with the fraction of unique sequences, which detects exact</w:t>
+      </w:r>
+      <w:r>
+        <w:t xml:space="preserve"> </w:t>
+      </w:r>
+      <w:r>
+        <w:t xml:space="preserve">duplicates. A rarefaction analysis subsamples</w:t>
+      </w:r>
+      <w:r>
+        <w:t xml:space="preserve"> </w:t>
+      </w:r>
+      <m:oMath>
+        <m:r>
+          <m:t>N</m:t>
+        </m:r>
+      </m:oMath>
+      <w:r>
+        <w:t xml:space="preserve"> </w:t>
+      </w:r>
+      <w:r>
+        <w:t xml:space="preserve">sequences per gene and measures the mean</w:t>
+      </w:r>
+      <w:r>
+        <w:t xml:space="preserve"> </w:t>
+      </w:r>
+      <m:oMath>
+        <m:r>
+          <m:t>4</m:t>
+        </m:r>
+      </m:oMath>
+      <w:r>
+        <w:t xml:space="preserve">-mer</w:t>
+      </w:r>
+      <w:r>
+        <w:t xml:space="preserve"> </w:t>
+      </w:r>
+      <w:r>
+        <w:t xml:space="preserve">diversity and the richness (number of distinct</w:t>
+      </w:r>
+      <w:r>
+        <w:t xml:space="preserve"> </w:t>
+      </w:r>
+      <m:oMath>
+        <m:r>
+          <m:t>4</m:t>
+        </m:r>
+      </m:oMath>
+      <w:r>
+        <w:t xml:space="preserve">-mers), to determine the value of</w:t>
+      </w:r>
+      <w:r>
+        <w:t xml:space="preserve"> </w:t>
+      </w:r>
+      <m:oMath>
+        <m:r>
+          <m:t>N</m:t>
+        </m:r>
+      </m:oMath>
+      <w:r>
+        <w:t xml:space="preserve"> </w:t>
+      </w:r>
+      <w:r>
+        <w:t xml:space="preserve">beyond which little</w:t>
+      </w:r>
+      <w:r>
+        <w:t xml:space="preserve"> </w:t>
+      </w:r>
+      <w:r>
+        <w:t xml:space="preserve">new information is gained.</w:t>
+      </w:r>
+    </w:p>
+    <w:bookmarkEnd w:id="88"/>
+    <w:bookmarkStart w:id="89" w:name="implementation-and-reproducibility"/>
+    <w:p>
+      <w:pPr>
+        <w:pStyle w:val="Heading2"/>
+      </w:pPr>
+      <w:r>
+        <w:rPr>
+          <w:rStyle w:val="SectionNumber"/>
+        </w:rPr>
+        <w:t xml:space="preserve">3.14</w:t>
+      </w:r>
+      <w:r>
+        <w:tab/>
+      </w:r>
+      <w:r>
+        <w:t xml:space="preserve">Implementation and reproducibility</w:t>
+      </w:r>
+    </w:p>
+    <w:p>
+      <w:pPr>
+        <w:pStyle w:val="FirstParagraph"/>
+      </w:pPr>
+      <w:r>
+        <w:t xml:space="preserve">All intermediate and final results are written as CSV files. Because</w:t>
+      </w:r>
+      <w:r>
+        <w:t xml:space="preserve"> </w:t>
+      </w:r>
+      <w:r>
+        <w:t xml:space="preserve">ncbi</w:t>
+      </w:r>
+      <w:r>
+        <w:t xml:space="preserve"> </w:t>
+      </w:r>
+      <w:r>
+        <w:t xml:space="preserve">does not always return</w:t>
+      </w:r>
+      <w:r>
+        <w:t xml:space="preserve"> </w:t>
+      </w:r>
+      <w:r>
+        <w:t xml:space="preserve">an identical set of records, per-gene counts may vary by a few percent between runs; for strict</w:t>
+      </w:r>
+      <w:r>
+        <w:t xml:space="preserve"> </w:t>
+      </w:r>
+      <w:r>
+        <w:t xml:space="preserve">reproducibility the accession identifiers can be frozen.</w:t>
+      </w:r>
+    </w:p>
+    <w:bookmarkEnd w:id="89"/>
+    <w:bookmarkEnd w:id="90"/>
+    <w:bookmarkStart w:id="123" w:name="results-and-discussion"/>
+    <w:p>
+      <w:pPr>
+        <w:pStyle w:val="Heading1"/>
+      </w:pPr>
+      <w:r>
+        <w:rPr>
+          <w:rStyle w:val="SectionNumber"/>
+        </w:rPr>
+        <w:t xml:space="preserve">4</w:t>
+      </w:r>
+      <w:r>
+        <w:tab/>
+      </w:r>
+      <w:r>
+        <w:t xml:space="preserve">Results and Discussion</w:t>
+      </w:r>
+    </w:p>
+    <w:p>
+      <w:pPr>
+        <w:pStyle w:val="FirstParagraph"/>
+      </w:pPr>
+      <w:r>
+        <w:t xml:space="preserve">This chapter reports the results obtained by applying the pipeline to the six-gene panel, with</w:t>
+      </w:r>
+      <w:r>
+        <w:t xml:space="preserve"> </w:t>
+      </w:r>
+      <m:oMath>
+        <m:r>
+          <m:t>100</m:t>
+        </m:r>
+      </m:oMath>
+      <w:r>
+        <w:t xml:space="preserve"> </w:t>
+      </w:r>
+      <w:r>
+        <w:t xml:space="preserve">sequences requested per gene (and a per-gene override of</w:t>
+      </w:r>
+      <w:r>
+        <w:t xml:space="preserve"> </w:t>
+      </w:r>
+      <m:oMath>
+        <m:r>
+          <m:t>200</m:t>
+        </m:r>
+      </m:oMath>
+      <w:r>
+        <w:t xml:space="preserve"> </w:t>
+      </w:r>
+      <w:r>
+        <w:t xml:space="preserve">for the data-limited</w:t>
+      </w:r>
+      <w:r>
+        <w:t xml:space="preserve"> </w:t>
+      </w:r>
+      <w:r>
+        <w:rPr>
+          <w:i/>
+          <w:iCs/>
+        </w:rPr>
         <w:t xml:space="preserve">algD</w:t>
       </w:r>
       <w:r>
@@ -7758,10 +8971,10 @@
         <w:t xml:space="preserve"> </w:t>
       </w:r>
       <w:r>
-        <w:t xml:space="preserve">and the curated dataset of prioritised candidates.</w:t>
-      </w:r>
-    </w:p>
-    <w:bookmarkStart w:id="87" w:name="retrieval-and-length-curation"/>
+        <w:t xml:space="preserve">the assembly of probe–graphene models, and the curated dataset of prioritised candidates.</w:t>
+      </w:r>
+    </w:p>
+    <w:bookmarkStart w:id="92" w:name="retrieval-and-length-curation"/>
     <w:p>
       <w:pPr>
         <w:pStyle w:val="Heading2"/>
@@ -7878,7 +9091,7 @@
         <w:t xml:space="preserve">respectively), which, as shown below, is reflected in their behaviour through the pipeline.</w:t>
       </w:r>
     </w:p>
-    <w:bookmarkStart w:id="86" w:name="tab:retrieval"/>
+    <w:bookmarkStart w:id="91" w:name="tab:retrieval"/>
     <w:p>
       <w:pPr>
         <w:pStyle w:val="TableCaption"/>
@@ -8294,9 +9507,9 @@
         </w:tc>
       </w:tr>
     </w:tbl>
-    <w:bookmarkEnd w:id="86"/>
-    <w:bookmarkEnd w:id="87"/>
-    <w:bookmarkStart w:id="89" w:name="screening-funnel"/>
+    <w:bookmarkEnd w:id="91"/>
+    <w:bookmarkEnd w:id="92"/>
+    <w:bookmarkStart w:id="94" w:name="screening-funnel"/>
     <w:p>
       <w:pPr>
         <w:pStyle w:val="Heading2"/>
@@ -8436,7 +9649,7 @@
         <w:t xml:space="preserve">already eliminated by the thermodynamic filters.</w:t>
       </w:r>
     </w:p>
-    <w:bookmarkStart w:id="88" w:name="tab:funnel"/>
+    <w:bookmarkStart w:id="93" w:name="tab:funnel"/>
     <w:p>
       <w:pPr>
         <w:pStyle w:val="TableCaption"/>
@@ -9276,9 +10489,9 @@
         </w:tc>
       </w:tr>
     </w:tbl>
-    <w:bookmarkEnd w:id="88"/>
-    <w:bookmarkEnd w:id="89"/>
-    <w:bookmarkStart w:id="91" w:name="three-dimensional-validation-1"/>
+    <w:bookmarkEnd w:id="93"/>
+    <w:bookmarkEnd w:id="94"/>
+    <w:bookmarkStart w:id="96" w:name="three-dimensional-validation-1"/>
     <w:p>
       <w:pPr>
         <w:pStyle w:val="Heading2"/>
@@ -9566,7 +10779,7 @@
         <w:t xml:space="preserve">on the ranking.</w:t>
       </w:r>
     </w:p>
-    <w:bookmarkStart w:id="90" w:name="tab:boltz"/>
+    <w:bookmarkStart w:id="95" w:name="tab:boltz"/>
     <w:p>
       <w:pPr>
         <w:pStyle w:val="TableCaption"/>
@@ -10004,9 +11217,9 @@
         </w:tc>
       </w:tr>
     </w:tbl>
-    <w:bookmarkEnd w:id="90"/>
-    <w:bookmarkEnd w:id="91"/>
-    <w:bookmarkStart w:id="97" w:name="genetic-diversity-of-the-targets"/>
+    <w:bookmarkEnd w:id="95"/>
+    <w:bookmarkEnd w:id="96"/>
+    <w:bookmarkStart w:id="102" w:name="genetic-diversity-of-the-targets"/>
     <w:p>
       <w:pPr>
         <w:pStyle w:val="Heading2"/>
@@ -10288,7 +11501,7 @@
         <w:t xml:space="preserve">reading of diversity.</w:t>
       </w:r>
     </w:p>
-    <w:bookmarkStart w:id="92" w:name="tab:diversity"/>
+    <w:bookmarkStart w:id="97" w:name="tab:diversity"/>
     <w:p>
       <w:pPr>
         <w:pStyle w:val="TableCaption"/>
@@ -10933,8 +12146,8 @@
         </w:tc>
       </w:tr>
     </w:tbl>
-    <w:bookmarkEnd w:id="92"/>
-    <w:bookmarkStart w:id="96" w:name="fig:diversity"/>
+    <w:bookmarkEnd w:id="97"/>
+    <w:bookmarkStart w:id="101" w:name="fig:diversity"/>
     <w:tbl>
       <w:tblPr>
         <w:tblStyle w:val="FigureTable"/>
@@ -10958,18 +12171,18 @@
                 <wp:inline>
                   <wp:extent cx="5334000" cy="1118890"/>
                   <wp:effectExtent b="0" l="0" r="0" t="0"/>
-                  <wp:docPr descr="" title="" id="94" name="Picture"/>
+                  <wp:docPr descr="" title="" id="99" name="Picture"/>
                   <a:graphic>
                     <a:graphicData uri="http://schemas.openxmlformats.org/drawingml/2006/picture">
                       <pic:pic>
                         <pic:nvPicPr>
-                          <pic:cNvPr descr="images/diversity_heatmaps.png" id="95" name="Picture"/>
+                          <pic:cNvPr descr="images/diversity_heatmaps.png" id="100" name="Picture"/>
                           <pic:cNvPicPr>
                             <a:picLocks noChangeArrowheads="1" noChangeAspect="1"/>
                           </pic:cNvPicPr>
                         </pic:nvPicPr>
                         <pic:blipFill>
-                          <a:blip r:embed="rId93"/>
+                          <a:blip r:embed="rId98"/>
                           <a:stretch>
                             <a:fillRect/>
                           </a:stretch>
@@ -11035,9 +12248,9 @@
         <w:t xml:space="preserve">distance between two retrieved sequences of the gene.</w:t>
       </w:r>
     </w:p>
-    <w:bookmarkEnd w:id="96"/>
-    <w:bookmarkEnd w:id="97"/>
-    <w:bookmarkStart w:id="102" w:name="choice-of-sampling-depth"/>
+    <w:bookmarkEnd w:id="101"/>
+    <w:bookmarkEnd w:id="102"/>
+    <w:bookmarkStart w:id="107" w:name="choice-of-sampling-depth"/>
     <w:p>
       <w:pPr>
         <w:pStyle w:val="Heading2"/>
@@ -11174,7 +12387,7 @@
         <w:t xml:space="preserve">for the data-limited genes.</w:t>
       </w:r>
     </w:p>
-    <w:bookmarkStart w:id="101" w:name="fig:rarefaction"/>
+    <w:bookmarkStart w:id="106" w:name="fig:rarefaction"/>
     <w:tbl>
       <w:tblPr>
         <w:tblStyle w:val="FigureTable"/>
@@ -11198,18 +12411,18 @@
                 <wp:inline>
                   <wp:extent cx="5334000" cy="1887415"/>
                   <wp:effectExtent b="0" l="0" r="0" t="0"/>
-                  <wp:docPr descr="" title="" id="99" name="Picture"/>
+                  <wp:docPr descr="" title="" id="104" name="Picture"/>
                   <a:graphic>
                     <a:graphicData uri="http://schemas.openxmlformats.org/drawingml/2006/picture">
                       <pic:pic>
                         <pic:nvPicPr>
-                          <pic:cNvPr descr="images/rarefaction.png" id="100" name="Picture"/>
+                          <pic:cNvPr descr="images/rarefaction.png" id="105" name="Picture"/>
                           <pic:cNvPicPr>
                             <a:picLocks noChangeArrowheads="1" noChangeAspect="1"/>
                           </pic:cNvPicPr>
                         </pic:nvPicPr>
                         <pic:blipFill>
-                          <a:blip r:embed="rId98"/>
+                          <a:blip r:embed="rId103"/>
                           <a:stretch>
                             <a:fillRect/>
                           </a:stretch>
@@ -11275,9 +12488,9 @@
         <w:t xml:space="preserve">-mers (right), per gene, as a function of the number of subsampled sequences.</w:t>
       </w:r>
     </w:p>
-    <w:bookmarkEnd w:id="101"/>
-    <w:bookmarkEnd w:id="102"/>
-    <w:bookmarkStart w:id="103" w:name="effect-of-the-organism-aware-parameters"/>
+    <w:bookmarkEnd w:id="106"/>
+    <w:bookmarkEnd w:id="107"/>
+    <w:bookmarkStart w:id="108" w:name="effect-of-the-organism-aware-parameters"/>
     <w:p>
       <w:pPr>
         <w:pStyle w:val="Heading2"/>
@@ -11403,8 +12616,8 @@
         <w:t xml:space="preserve">for the balanced targets.</w:t>
       </w:r>
     </w:p>
-    <w:bookmarkEnd w:id="103"/>
-    <w:bookmarkStart w:id="104" w:name="comparison-with-the-reference-panel"/>
+    <w:bookmarkEnd w:id="108"/>
+    <w:bookmarkStart w:id="109" w:name="comparison-with-the-reference-panel"/>
     <w:p>
       <w:pPr>
         <w:pStyle w:val="Heading2"/>
@@ -11535,8 +12748,8 @@
         <w:t xml:space="preserve">in sequence space.</w:t>
       </w:r>
     </w:p>
-    <w:bookmarkEnd w:id="104"/>
-    <w:bookmarkStart w:id="105" w:name="X9623e63b1d82e37c1bea850340ff09550c57664"/>
+    <w:bookmarkEnd w:id="109"/>
+    <w:bookmarkStart w:id="121" w:name="sec:complexres"/>
     <w:p>
       <w:pPr>
         <w:pStyle w:val="Heading2"/>
@@ -11551,6 +12764,2404 @@
         <w:tab/>
       </w:r>
       <w:r>
+        <w:t xml:space="preserve">Probe–graphene models</w:t>
+      </w:r>
+    </w:p>
+    <w:p>
+      <w:pPr>
+        <w:pStyle w:val="FirstParagraph"/>
+      </w:pPr>
+      <w:r>
+        <w:t xml:space="preserve">All</w:t>
+      </w:r>
+      <w:r>
+        <w:t xml:space="preserve"> </w:t>
+      </w:r>
+      <m:oMath>
+        <m:r>
+          <m:t>30</m:t>
+        </m:r>
+      </m:oMath>
+      <w:r>
+        <w:t xml:space="preserve"> </w:t>
+      </w:r>
+      <w:r>
+        <w:t xml:space="preserve">probes validated in 3D were combined with a graphene sheet to obtain atomistic models of</w:t>
+      </w:r>
+      <w:r>
+        <w:t xml:space="preserve"> </w:t>
+      </w:r>
+      <w:r>
+        <w:t xml:space="preserve">the sensing interface (Section </w:t>
+      </w:r>
+      <w:hyperlink w:anchor="sec:complex">
+        <w:r>
+          <w:rPr>
+            <w:rStyle w:val="Hyperlink"/>
+          </w:rPr>
+          <w:t xml:space="preserve">3.11</w:t>
+        </w:r>
+      </w:hyperlink>
+      <w:r>
+        <w:t xml:space="preserve">). The predicted probe structures contain between</w:t>
+      </w:r>
+      <w:r>
+        <w:t xml:space="preserve"> </w:t>
+      </w:r>
+      <m:oMath>
+        <m:r>
+          <m:t>359</m:t>
+        </m:r>
+      </m:oMath>
+      <w:r>
+        <w:t xml:space="preserve"> </w:t>
+      </w:r>
+      <w:r>
+        <w:t xml:space="preserve">and</w:t>
+      </w:r>
+      <w:r>
+        <w:t xml:space="preserve"> </w:t>
+      </w:r>
+      <m:oMath>
+        <m:r>
+          <m:t>585</m:t>
+        </m:r>
+      </m:oMath>
+      <w:r>
+        <w:t xml:space="preserve"> </w:t>
+      </w:r>
+      <w:r>
+        <w:t xml:space="preserve">atoms (median</w:t>
+      </w:r>
+      <w:r>
+        <w:t xml:space="preserve"> </w:t>
+      </w:r>
+      <m:oMath>
+        <m:r>
+          <m:t>416</m:t>
+        </m:r>
+      </m:oMath>
+      <w:r>
+        <w:t xml:space="preserve">), consistent with single strands of</w:t>
+      </w:r>
+      <w:r>
+        <w:t xml:space="preserve"> </w:t>
+      </w:r>
+      <m:oMath>
+        <m:r>
+          <m:t>18</m:t>
+        </m:r>
+      </m:oMath>
+      <w:r>
+        <w:t xml:space="preserve">–</w:t>
+      </w:r>
+      <m:oMath>
+        <m:r>
+          <m:t>28</m:t>
+        </m:r>
+      </m:oMath>
+      <w:r>
+        <w:t xml:space="preserve"> </w:t>
+      </w:r>
+      <w:r>
+        <w:t xml:space="preserve">nucleotides.</w:t>
+      </w:r>
+    </w:p>
+    <w:bookmarkStart w:id="110" w:name="sizing-the-sheet."/>
+    <w:p>
+      <w:pPr>
+        <w:pStyle w:val="Heading5"/>
+      </w:pPr>
+      <w:r>
+        <w:rPr>
+          <w:rStyle w:val="SectionNumber"/>
+        </w:rPr>
+        <w:t xml:space="preserve">4.8.0.0.1</w:t>
+      </w:r>
+      <w:r>
+        <w:tab/>
+      </w:r>
+      <w:r>
+        <w:t xml:space="preserve">Sizing the sheet.</w:t>
+      </w:r>
+    </w:p>
+    <w:p>
+      <w:pPr>
+        <w:pStyle w:val="FirstParagraph"/>
+      </w:pPr>
+      <w:r>
+        <w:t xml:space="preserve">The lateral dimensions of the sheet were set from the probes</w:t>
+      </w:r>
+      <w:r>
+        <w:t xml:space="preserve"> </w:t>
+      </w:r>
+      <w:r>
+        <w:t xml:space="preserve">themselves. Measuring, for each predicted structure, its largest extent in the plane gives a</w:t>
+      </w:r>
+      <w:r>
+        <w:t xml:space="preserve"> </w:t>
+      </w:r>
+      <w:r>
+        <w:t xml:space="preserve">median of</w:t>
+      </w:r>
+      <w:r>
+        <w:t xml:space="preserve"> </w:t>
+      </w:r>
+      <m:oMath>
+        <m:r>
+          <m:t>42.0</m:t>
+        </m:r>
+      </m:oMath>
+      <w:r>
+        <w:t xml:space="preserve"> Å but a range that reaches</w:t>
+      </w:r>
+      <w:r>
+        <w:t xml:space="preserve"> </w:t>
+      </w:r>
+      <m:oMath>
+        <m:r>
+          <m:t>82.9</m:t>
+        </m:r>
+      </m:oMath>
+      <w:r>
+        <w:t xml:space="preserve"> Å (Table </w:t>
+      </w:r>
+      <w:hyperlink w:anchor="tab:complexes">
+        <w:r>
+          <w:rPr>
+            <w:rStyle w:val="Hyperlink"/>
+          </w:rPr>
+          <w:t xml:space="preserve">4.5</w:t>
+        </w:r>
+      </w:hyperlink>
+      <w:r>
+        <w:t xml:space="preserve">): the</w:t>
+      </w:r>
+      <w:r>
+        <w:t xml:space="preserve"> </w:t>
+      </w:r>
+      <w:r>
+        <w:t xml:space="preserve">probes are predicted in a variety of extended and compact conformations, and the most extended are</w:t>
+      </w:r>
+      <w:r>
+        <w:t xml:space="preserve"> </w:t>
+      </w:r>
+      <w:r>
+        <w:t xml:space="preserve">nearly twice the median. A</w:t>
+      </w:r>
+      <w:r>
+        <w:t xml:space="preserve"> </w:t>
+      </w:r>
+      <m:oMath>
+        <m:r>
+          <m:t>4</m:t>
+        </m:r>
+        <m:r>
+          <m:rPr>
+            <m:sty m:val="p"/>
+          </m:rPr>
+          <m:t>×</m:t>
+        </m:r>
+        <m:r>
+          <m:t>4</m:t>
+        </m:r>
+      </m:oMath>
+      <w:r>
+        <w:t xml:space="preserve"> nm sheet would therefore have been too small for</w:t>
+      </w:r>
+      <w:r>
+        <w:t xml:space="preserve"> </w:t>
+      </w:r>
+      <m:oMath>
+        <m:r>
+          <m:t>16</m:t>
+        </m:r>
+      </m:oMath>
+      <w:r>
+        <w:t xml:space="preserve"> </w:t>
+      </w:r>
+      <w:r>
+        <w:t xml:space="preserve">of</w:t>
+      </w:r>
+      <w:r>
+        <w:t xml:space="preserve"> </w:t>
+      </w:r>
+      <w:r>
+        <w:t xml:space="preserve">the</w:t>
+      </w:r>
+      <w:r>
+        <w:t xml:space="preserve"> </w:t>
+      </w:r>
+      <m:oMath>
+        <m:r>
+          <m:t>30</m:t>
+        </m:r>
+      </m:oMath>
+      <w:r>
+        <w:t xml:space="preserve"> </w:t>
+      </w:r>
+      <w:r>
+        <w:t xml:space="preserve">probes, whose atoms would overhang the edges — an artefact that the fit check built</w:t>
+      </w:r>
+      <w:r>
+        <w:t xml:space="preserve"> </w:t>
+      </w:r>
+      <w:r>
+        <w:t xml:space="preserve">into the assembly script rejects. A</w:t>
+      </w:r>
+      <w:r>
+        <w:t xml:space="preserve"> </w:t>
+      </w:r>
+      <m:oMath>
+        <m:r>
+          <m:t>121.6</m:t>
+        </m:r>
+        <m:r>
+          <m:rPr>
+            <m:sty m:val="p"/>
+          </m:rPr>
+          <m:t>×</m:t>
+        </m:r>
+        <m:r>
+          <m:t>119.8</m:t>
+        </m:r>
+      </m:oMath>
+      <w:r>
+        <w:t xml:space="preserve"> Å sheet (</w:t>
+      </w:r>
+      <m:oMath>
+        <m:r>
+          <m:t>5700</m:t>
+        </m:r>
+      </m:oMath>
+      <w:r>
+        <w:t xml:space="preserve"> </w:t>
+      </w:r>
+      <w:r>
+        <w:t xml:space="preserve">carbon atoms) was used</w:t>
+      </w:r>
+      <w:r>
+        <w:t xml:space="preserve"> </w:t>
+      </w:r>
+      <w:r>
+        <w:t xml:space="preserve">instead, which accommodates all</w:t>
+      </w:r>
+      <w:r>
+        <w:t xml:space="preserve"> </w:t>
+      </w:r>
+      <m:oMath>
+        <m:r>
+          <m:t>30</m:t>
+        </m:r>
+      </m:oMath>
+      <w:r>
+        <w:t xml:space="preserve"> </w:t>
+      </w:r>
+      <w:r>
+        <w:t xml:space="preserve">probes, the most extended one still leaving a margin of</w:t>
+      </w:r>
+      <w:r>
+        <w:t xml:space="preserve"> </w:t>
+      </w:r>
+      <m:oMath>
+        <m:r>
+          <m:t>19.3</m:t>
+        </m:r>
+      </m:oMath>
+      <w:r>
+        <w:t xml:space="preserve"> Å on each side.</w:t>
+      </w:r>
+    </w:p>
+    <w:bookmarkEnd w:id="110"/>
+    <w:bookmarkStart w:id="119" w:name="assembled-models."/>
+    <w:p>
+      <w:pPr>
+        <w:pStyle w:val="Heading5"/>
+      </w:pPr>
+      <w:r>
+        <w:rPr>
+          <w:rStyle w:val="SectionNumber"/>
+        </w:rPr>
+        <w:t xml:space="preserve">4.8.0.0.2</w:t>
+      </w:r>
+      <w:r>
+        <w:tab/>
+      </w:r>
+      <w:r>
+        <w:t xml:space="preserve">Assembled models.</w:t>
+      </w:r>
+    </w:p>
+    <w:p>
+      <w:pPr>
+        <w:pStyle w:val="FirstParagraph"/>
+      </w:pPr>
+      <w:r>
+        <w:t xml:space="preserve">The complete set of</w:t>
+      </w:r>
+      <w:r>
+        <w:t xml:space="preserve"> </w:t>
+      </w:r>
+      <m:oMath>
+        <m:r>
+          <m:t>30</m:t>
+        </m:r>
+      </m:oMath>
+      <w:r>
+        <w:t xml:space="preserve"> </w:t>
+      </w:r>
+      <w:r>
+        <w:t xml:space="preserve">probe–graphene models was built, each</w:t>
+      </w:r>
+      <w:r>
+        <w:t xml:space="preserve"> </w:t>
+      </w:r>
+      <w:r>
+        <w:t xml:space="preserve">comprising</w:t>
+      </w:r>
+      <w:r>
+        <w:t xml:space="preserve"> </w:t>
+      </w:r>
+      <m:oMath>
+        <m:r>
+          <m:t>6059</m:t>
+        </m:r>
+      </m:oMath>
+      <w:r>
+        <w:t xml:space="preserve">–</w:t>
+      </w:r>
+      <m:oMath>
+        <m:r>
+          <m:t>6285</m:t>
+        </m:r>
+      </m:oMath>
+      <w:r>
+        <w:t xml:space="preserve"> </w:t>
+      </w:r>
+      <w:r>
+        <w:t xml:space="preserve">atoms. Table </w:t>
+      </w:r>
+      <w:hyperlink w:anchor="tab:complexes">
+        <w:r>
+          <w:rPr>
+            <w:rStyle w:val="Hyperlink"/>
+          </w:rPr>
+          <w:t xml:space="preserve">4.5</w:t>
+        </w:r>
+      </w:hyperlink>
+      <w:r>
+        <w:t xml:space="preserve"> </w:t>
+      </w:r>
+      <w:r>
+        <w:t xml:space="preserve">summarises their geometry by gene. Two</w:t>
+      </w:r>
+      <w:r>
+        <w:t xml:space="preserve"> </w:t>
+      </w:r>
+      <w:r>
+        <w:t xml:space="preserve">observations follow. First, no model contains a steric clash: the closest probe–sheet atom pair</w:t>
+      </w:r>
+      <w:r>
+        <w:t xml:space="preserve"> </w:t>
+      </w:r>
+      <w:r>
+        <w:t xml:space="preserve">lies between</w:t>
+      </w:r>
+      <w:r>
+        <w:t xml:space="preserve"> </w:t>
+      </w:r>
+      <m:oMath>
+        <m:r>
+          <m:t>3.20</m:t>
+        </m:r>
+      </m:oMath>
+      <w:r>
+        <w:t xml:space="preserve"> </w:t>
+      </w:r>
+      <w:r>
+        <w:t xml:space="preserve">and</w:t>
+      </w:r>
+      <w:r>
+        <w:t xml:space="preserve"> </w:t>
+      </w:r>
+      <m:oMath>
+        <m:r>
+          <m:t>3.47</m:t>
+        </m:r>
+      </m:oMath>
+      <w:r>
+        <w:t xml:space="preserve"> Å (median</w:t>
+      </w:r>
+      <w:r>
+        <w:t xml:space="preserve"> </w:t>
+      </w:r>
+      <m:oMath>
+        <m:r>
+          <m:t>3.25</m:t>
+        </m:r>
+      </m:oMath>
+      <w:r>
+        <w:t xml:space="preserve"> Å) across all</w:t>
+      </w:r>
+      <w:r>
+        <w:t xml:space="preserve"> </w:t>
+      </w:r>
+      <m:oMath>
+        <m:r>
+          <m:t>30</m:t>
+        </m:r>
+      </m:oMath>
+      <w:r>
+        <w:t xml:space="preserve"> </w:t>
+      </w:r>
+      <w:r>
+        <w:t xml:space="preserve">systems, that is, within</w:t>
+      </w:r>
+      <w:r>
+        <w:t xml:space="preserve"> </w:t>
+      </w:r>
+      <w:r>
+        <w:t xml:space="preserve">the physisorption regime reported for nucleobases on graphene</w:t>
+      </w:r>
+      <w:r>
+        <w:t xml:space="preserve"> </w:t>
+      </w:r>
+      <w:r>
+        <w:t xml:space="preserve">(Tayo et al. 2023)</w:t>
+      </w:r>
+      <w:r>
+        <w:t xml:space="preserve"> </w:t>
+      </w:r>
+      <w:r>
+        <w:t xml:space="preserve">and never below it.</w:t>
+      </w:r>
+      <w:r>
+        <w:t xml:space="preserve"> </w:t>
+      </w:r>
+      <w:r>
+        <w:t xml:space="preserve">The small spread above the nominal</w:t>
+      </w:r>
+      <w:r>
+        <w:t xml:space="preserve"> </w:t>
+      </w:r>
+      <m:oMath>
+        <m:r>
+          <m:t>3.2</m:t>
+        </m:r>
+      </m:oMath>
+      <w:r>
+        <w:t xml:space="preserve"> Å separation arises because the probe atom closest to</w:t>
+      </w:r>
+      <w:r>
+        <w:t xml:space="preserve"> </w:t>
+      </w:r>
+      <w:r>
+        <w:t xml:space="preserve">the surface is generally offset laterally from the graphene atoms beneath it, so the true</w:t>
+      </w:r>
+      <w:r>
+        <w:t xml:space="preserve"> </w:t>
+      </w:r>
+      <w:r>
+        <w:t xml:space="preserve">interatomic distance slightly exceeds the vertical one.</w:t>
+      </w:r>
+    </w:p>
+    <w:p>
+      <w:pPr>
+        <w:pStyle w:val="BodyText"/>
+      </w:pPr>
+      <w:r>
+        <w:t xml:space="preserve">Second, the probes stand well above the surface: their vertical extent ranges from</w:t>
+      </w:r>
+      <w:r>
+        <w:t xml:space="preserve"> </w:t>
+      </w:r>
+      <m:oMath>
+        <m:r>
+          <m:t>20.6</m:t>
+        </m:r>
+      </m:oMath>
+      <w:r>
+        <w:t xml:space="preserve"> </w:t>
+      </w:r>
+      <w:r>
+        <w:t xml:space="preserve">to</w:t>
+      </w:r>
+      <w:r>
+        <w:t xml:space="preserve"> </w:t>
+      </w:r>
+      <m:oMath>
+        <m:r>
+          <m:t>80.4</m:t>
+        </m:r>
+      </m:oMath>
+      <w:r>
+        <w:t xml:space="preserve"> Å. This is relevant to the transduction context of Chapter 2, since in an</w:t>
+      </w:r>
+      <w:r>
+        <w:t xml:space="preserve"> </w:t>
+      </w:r>
+      <w:r>
+        <w:t xml:space="preserve">electrolyte-gated device the charge carried far from the graphene plane is screened, and only the</w:t>
+      </w:r>
+      <w:r>
+        <w:t xml:space="preserve"> </w:t>
+      </w:r>
+      <w:r>
+        <w:t xml:space="preserve">portion of the probe within the Debye length contributes appreciably to the signal</w:t>
+      </w:r>
+      <w:r>
+        <w:t xml:space="preserve"> </w:t>
+      </w:r>
+      <w:r>
+        <w:t xml:space="preserve">(Purwidyantri et al. 2021)</w:t>
+      </w:r>
+      <w:r>
+        <w:t xml:space="preserve">. The models therefore make explicit a property that the sequence-level</w:t>
+      </w:r>
+      <w:r>
+        <w:t xml:space="preserve"> </w:t>
+      </w:r>
+      <w:r>
+        <w:t xml:space="preserve">metrics cannot capture: probes of identical length may present very different amounts of their</w:t>
+      </w:r>
+      <w:r>
+        <w:t xml:space="preserve"> </w:t>
+      </w:r>
+      <w:r>
+        <w:t xml:space="preserve">structure close to the sensing surface.</w:t>
+      </w:r>
+    </w:p>
+    <w:bookmarkStart w:id="111" w:name="tab:complexes"/>
+    <w:p>
+      <w:pPr>
+        <w:pStyle w:val="TableCaption"/>
+      </w:pPr>
+      <w:r>
+        <w:t xml:space="preserve">Geometry of the</w:t>
+      </w:r>
+      <w:r>
+        <w:t xml:space="preserve"> </w:t>
+      </w:r>
+      <m:oMath>
+        <m:r>
+          <m:t>30</m:t>
+        </m:r>
+      </m:oMath>
+      <w:r>
+        <w:t xml:space="preserve"> </w:t>
+      </w:r>
+      <w:r>
+        <w:t xml:space="preserve">assembled probe–graphene models.</w:t>
+      </w:r>
+      <w:r>
+        <w:t xml:space="preserve"> </w:t>
+      </w:r>
+      <w:r>
+        <w:t xml:space="preserve">“Extent”</w:t>
+      </w:r>
+      <w:r>
+        <w:t xml:space="preserve"> </w:t>
+      </w:r>
+      <w:r>
+        <w:t xml:space="preserve">is the largest in-plane</w:t>
+      </w:r>
+      <w:r>
+        <w:t xml:space="preserve"> </w:t>
+      </w:r>
+      <w:r>
+        <w:t xml:space="preserve">dimension of the probe (which determined the sheet size),</w:t>
+      </w:r>
+      <w:r>
+        <w:t xml:space="preserve"> </w:t>
+      </w:r>
+      <w:r>
+        <w:t xml:space="preserve">“height”</w:t>
+      </w:r>
+      <w:r>
+        <w:t xml:space="preserve"> </w:t>
+      </w:r>
+      <w:r>
+        <w:t xml:space="preserve">its vertical extent above the</w:t>
+      </w:r>
+      <w:r>
+        <w:t xml:space="preserve"> </w:t>
+      </w:r>
+      <w:r>
+        <w:t xml:space="preserve">sheet, and</w:t>
+      </w:r>
+      <w:r>
+        <w:t xml:space="preserve"> </w:t>
+      </w:r>
+      <w:r>
+        <w:t xml:space="preserve">“closest contact”</w:t>
+      </w:r>
+      <w:r>
+        <w:t xml:space="preserve"> </w:t>
+      </w:r>
+      <w:r>
+        <w:t xml:space="preserve">the shortest probe–sheet interatomic distance.</w:t>
+      </w:r>
+    </w:p>
+    <w:tbl>
+      <w:tblPr>
+        <w:tblStyle w:val="Table"/>
+        <w:tblW w:type="auto" w:w="0"/>
+        <w:tblLook w:firstRow="1" w:lastRow="0" w:firstColumn="0" w:lastColumn="0" w:noHBand="0" w:noVBand="0" w:val="0020"/>
+        <w:tblCaption w:val="Geometry of the 30 assembled probe–graphene models. “Extent” is the largest in-plane dimension of the probe (which determined the sheet size), “height” its vertical extent above the sheet, and “closest contact” the shortest probe–sheet interatomic distance."/>
+      </w:tblPr>
+      <w:tblGrid>
+        <w:gridCol w:w="1320"/>
+        <w:gridCol w:w="1320"/>
+        <w:gridCol w:w="1320"/>
+        <w:gridCol w:w="1320"/>
+        <w:gridCol w:w="1320"/>
+        <w:gridCol w:w="1320"/>
+      </w:tblGrid>
+      <w:tr>
+        <w:trPr>
+          <w:tblHeader w:val="on"/>
+        </w:trPr>
+        <w:tc>
+          <w:tcPr/>
+          <w:p>
+            <w:pPr>
+              <w:pStyle w:val="Compact"/>
+              <w:jc w:val="left"/>
+            </w:pPr>
+            <w:r>
+              <w:rPr>
+                <w:b/>
+                <w:bCs/>
+              </w:rPr>
+              <w:t xml:space="preserve">Gene</w:t>
+            </w:r>
+          </w:p>
+        </w:tc>
+        <w:tc>
+          <w:tcPr/>
+          <w:p>
+            <w:pPr>
+              <w:pStyle w:val="Compact"/>
+              <w:jc w:val="center"/>
+            </w:pPr>
+            <w:r>
+              <w:rPr>
+                <w:b/>
+                <w:bCs/>
+              </w:rPr>
+              <w:t xml:space="preserve">Models</w:t>
+            </w:r>
+          </w:p>
+        </w:tc>
+        <w:tc>
+          <w:tcPr/>
+          <w:p>
+            <w:pPr>
+              <w:pStyle w:val="Compact"/>
+              <w:jc w:val="center"/>
+            </w:pPr>
+            <w:r>
+              <w:rPr>
+                <w:b/>
+                <w:bCs/>
+              </w:rPr>
+              <w:t xml:space="preserve">Median extent (Å)</w:t>
+            </w:r>
+          </w:p>
+        </w:tc>
+        <w:tc>
+          <w:tcPr/>
+          <w:p>
+            <w:pPr>
+              <w:pStyle w:val="Compact"/>
+              <w:jc w:val="center"/>
+            </w:pPr>
+            <w:r>
+              <w:rPr>
+                <w:b/>
+                <w:bCs/>
+              </w:rPr>
+              <w:t xml:space="preserve">Max. extent (Å)</w:t>
+            </w:r>
+          </w:p>
+        </w:tc>
+        <w:tc>
+          <w:tcPr/>
+          <w:p>
+            <w:pPr>
+              <w:pStyle w:val="Compact"/>
+              <w:jc w:val="center"/>
+            </w:pPr>
+            <w:r>
+              <w:rPr>
+                <w:b/>
+                <w:bCs/>
+              </w:rPr>
+              <w:t xml:space="preserve">Height (Å)</w:t>
+            </w:r>
+          </w:p>
+        </w:tc>
+        <w:tc>
+          <w:tcPr/>
+          <w:p>
+            <w:pPr>
+              <w:pStyle w:val="Compact"/>
+              <w:jc w:val="center"/>
+            </w:pPr>
+            <w:r>
+              <w:rPr>
+                <w:b/>
+                <w:bCs/>
+              </w:rPr>
+              <w:t xml:space="preserve">Closest contact (Å)</w:t>
+            </w:r>
+          </w:p>
+        </w:tc>
+      </w:tr>
+      <w:tr>
+        <w:tc>
+          <w:tcPr/>
+          <w:p>
+            <w:pPr>
+              <w:pStyle w:val="Compact"/>
+              <w:jc w:val="left"/>
+            </w:pPr>
+            <w:r>
+              <w:rPr>
+                <w:i/>
+                <w:iCs/>
+              </w:rPr>
+              <w:t xml:space="preserve">nuc</w:t>
+            </w:r>
+          </w:p>
+        </w:tc>
+        <w:tc>
+          <w:tcPr/>
+          <w:p>
+            <w:pPr>
+              <w:pStyle w:val="Compact"/>
+              <w:jc w:val="center"/>
+            </w:pPr>
+            <w:r>
+              <w:t xml:space="preserve">5</w:t>
+            </w:r>
+          </w:p>
+        </w:tc>
+        <w:tc>
+          <w:tcPr/>
+          <w:p>
+            <w:pPr>
+              <w:pStyle w:val="Compact"/>
+              <w:jc w:val="center"/>
+            </w:pPr>
+            <w:r>
+              <w:t xml:space="preserve">45.0</w:t>
+            </w:r>
+          </w:p>
+        </w:tc>
+        <w:tc>
+          <w:tcPr/>
+          <w:p>
+            <w:pPr>
+              <w:pStyle w:val="Compact"/>
+              <w:jc w:val="center"/>
+            </w:pPr>
+            <w:r>
+              <w:t xml:space="preserve">82.9</w:t>
+            </w:r>
+          </w:p>
+        </w:tc>
+        <w:tc>
+          <w:tcPr/>
+          <w:p>
+            <w:pPr>
+              <w:pStyle w:val="Compact"/>
+              <w:jc w:val="center"/>
+            </w:pPr>
+            <w:r>
+              <w:t xml:space="preserve">23.0–80.4</w:t>
+            </w:r>
+          </w:p>
+        </w:tc>
+        <w:tc>
+          <w:tcPr/>
+          <w:p>
+            <w:pPr>
+              <w:pStyle w:val="Compact"/>
+              <w:jc w:val="center"/>
+            </w:pPr>
+            <w:r>
+              <w:t xml:space="preserve">3.21–3.40</w:t>
+            </w:r>
+          </w:p>
+        </w:tc>
+      </w:tr>
+      <w:tr>
+        <w:tc>
+          <w:tcPr/>
+          <w:p>
+            <w:pPr>
+              <w:pStyle w:val="Compact"/>
+              <w:jc w:val="left"/>
+            </w:pPr>
+            <w:r>
+              <w:rPr>
+                <w:i/>
+                <w:iCs/>
+              </w:rPr>
+              <w:t xml:space="preserve">rmpM</w:t>
+            </w:r>
+          </w:p>
+        </w:tc>
+        <w:tc>
+          <w:tcPr/>
+          <w:p>
+            <w:pPr>
+              <w:pStyle w:val="Compact"/>
+              <w:jc w:val="center"/>
+            </w:pPr>
+            <w:r>
+              <w:t xml:space="preserve">5</w:t>
+            </w:r>
+          </w:p>
+        </w:tc>
+        <w:tc>
+          <w:tcPr/>
+          <w:p>
+            <w:pPr>
+              <w:pStyle w:val="Compact"/>
+              <w:jc w:val="center"/>
+            </w:pPr>
+            <w:r>
+              <w:t xml:space="preserve">54.9</w:t>
+            </w:r>
+          </w:p>
+        </w:tc>
+        <w:tc>
+          <w:tcPr/>
+          <w:p>
+            <w:pPr>
+              <w:pStyle w:val="Compact"/>
+              <w:jc w:val="center"/>
+            </w:pPr>
+            <w:r>
+              <w:t xml:space="preserve">56.1</w:t>
+            </w:r>
+          </w:p>
+        </w:tc>
+        <w:tc>
+          <w:tcPr/>
+          <w:p>
+            <w:pPr>
+              <w:pStyle w:val="Compact"/>
+              <w:jc w:val="center"/>
+            </w:pPr>
+            <w:r>
+              <w:t xml:space="preserve">20.6–48.2</w:t>
+            </w:r>
+          </w:p>
+        </w:tc>
+        <w:tc>
+          <w:tcPr/>
+          <w:p>
+            <w:pPr>
+              <w:pStyle w:val="Compact"/>
+              <w:jc w:val="center"/>
+            </w:pPr>
+            <w:r>
+              <w:t xml:space="preserve">3.22–3.27</w:t>
+            </w:r>
+          </w:p>
+        </w:tc>
+      </w:tr>
+      <w:tr>
+        <w:tc>
+          <w:tcPr/>
+          <w:p>
+            <w:pPr>
+              <w:pStyle w:val="Compact"/>
+              <w:jc w:val="left"/>
+            </w:pPr>
+            <w:r>
+              <w:rPr>
+                <w:i/>
+                <w:iCs/>
+              </w:rPr>
+              <w:t xml:space="preserve">lytA</w:t>
+            </w:r>
+          </w:p>
+        </w:tc>
+        <w:tc>
+          <w:tcPr/>
+          <w:p>
+            <w:pPr>
+              <w:pStyle w:val="Compact"/>
+              <w:jc w:val="center"/>
+            </w:pPr>
+            <w:r>
+              <w:t xml:space="preserve">5</w:t>
+            </w:r>
+          </w:p>
+        </w:tc>
+        <w:tc>
+          <w:tcPr/>
+          <w:p>
+            <w:pPr>
+              <w:pStyle w:val="Compact"/>
+              <w:jc w:val="center"/>
+            </w:pPr>
+            <w:r>
+              <w:t xml:space="preserve">38.2</w:t>
+            </w:r>
+          </w:p>
+        </w:tc>
+        <w:tc>
+          <w:tcPr/>
+          <w:p>
+            <w:pPr>
+              <w:pStyle w:val="Compact"/>
+              <w:jc w:val="center"/>
+            </w:pPr>
+            <w:r>
+              <w:t xml:space="preserve">66.7</w:t>
+            </w:r>
+          </w:p>
+        </w:tc>
+        <w:tc>
+          <w:tcPr/>
+          <w:p>
+            <w:pPr>
+              <w:pStyle w:val="Compact"/>
+              <w:jc w:val="center"/>
+            </w:pPr>
+            <w:r>
+              <w:t xml:space="preserve">23.0–47.5</w:t>
+            </w:r>
+          </w:p>
+        </w:tc>
+        <w:tc>
+          <w:tcPr/>
+          <w:p>
+            <w:pPr>
+              <w:pStyle w:val="Compact"/>
+              <w:jc w:val="center"/>
+            </w:pPr>
+            <w:r>
+              <w:t xml:space="preserve">3.24–3.35</w:t>
+            </w:r>
+          </w:p>
+        </w:tc>
+      </w:tr>
+      <w:tr>
+        <w:tc>
+          <w:tcPr/>
+          <w:p>
+            <w:pPr>
+              <w:pStyle w:val="Compact"/>
+              <w:jc w:val="left"/>
+            </w:pPr>
+            <w:r>
+              <w:rPr>
+                <w:i/>
+                <w:iCs/>
+              </w:rPr>
+              <w:t xml:space="preserve">oprL</w:t>
+            </w:r>
+          </w:p>
+        </w:tc>
+        <w:tc>
+          <w:tcPr/>
+          <w:p>
+            <w:pPr>
+              <w:pStyle w:val="Compact"/>
+              <w:jc w:val="center"/>
+            </w:pPr>
+            <w:r>
+              <w:t xml:space="preserve">5</w:t>
+            </w:r>
+          </w:p>
+        </w:tc>
+        <w:tc>
+          <w:tcPr/>
+          <w:p>
+            <w:pPr>
+              <w:pStyle w:val="Compact"/>
+              <w:jc w:val="center"/>
+            </w:pPr>
+            <w:r>
+              <w:t xml:space="preserve">46.6</w:t>
+            </w:r>
+          </w:p>
+        </w:tc>
+        <w:tc>
+          <w:tcPr/>
+          <w:p>
+            <w:pPr>
+              <w:pStyle w:val="Compact"/>
+              <w:jc w:val="center"/>
+            </w:pPr>
+            <w:r>
+              <w:t xml:space="preserve">63.2</w:t>
+            </w:r>
+          </w:p>
+        </w:tc>
+        <w:tc>
+          <w:tcPr/>
+          <w:p>
+            <w:pPr>
+              <w:pStyle w:val="Compact"/>
+              <w:jc w:val="center"/>
+            </w:pPr>
+            <w:r>
+              <w:t xml:space="preserve">25.4–44.2</w:t>
+            </w:r>
+          </w:p>
+        </w:tc>
+        <w:tc>
+          <w:tcPr/>
+          <w:p>
+            <w:pPr>
+              <w:pStyle w:val="Compact"/>
+              <w:jc w:val="center"/>
+            </w:pPr>
+            <w:r>
+              <w:t xml:space="preserve">3.20–3.45</w:t>
+            </w:r>
+          </w:p>
+        </w:tc>
+      </w:tr>
+      <w:tr>
+        <w:tc>
+          <w:tcPr/>
+          <w:p>
+            <w:pPr>
+              <w:pStyle w:val="Compact"/>
+              <w:jc w:val="left"/>
+            </w:pPr>
+            <w:r>
+              <w:rPr>
+                <w:i/>
+                <w:iCs/>
+              </w:rPr>
+              <w:t xml:space="preserve">algD</w:t>
+            </w:r>
+          </w:p>
+        </w:tc>
+        <w:tc>
+          <w:tcPr/>
+          <w:p>
+            <w:pPr>
+              <w:pStyle w:val="Compact"/>
+              <w:jc w:val="center"/>
+            </w:pPr>
+            <w:r>
+              <w:t xml:space="preserve">5</w:t>
+            </w:r>
+          </w:p>
+        </w:tc>
+        <w:tc>
+          <w:tcPr/>
+          <w:p>
+            <w:pPr>
+              <w:pStyle w:val="Compact"/>
+              <w:jc w:val="center"/>
+            </w:pPr>
+            <w:r>
+              <w:t xml:space="preserve">32.9</w:t>
+            </w:r>
+          </w:p>
+        </w:tc>
+        <w:tc>
+          <w:tcPr/>
+          <w:p>
+            <w:pPr>
+              <w:pStyle w:val="Compact"/>
+              <w:jc w:val="center"/>
+            </w:pPr>
+            <w:r>
+              <w:t xml:space="preserve">47.7</w:t>
+            </w:r>
+          </w:p>
+        </w:tc>
+        <w:tc>
+          <w:tcPr/>
+          <w:p>
+            <w:pPr>
+              <w:pStyle w:val="Compact"/>
+              <w:jc w:val="center"/>
+            </w:pPr>
+            <w:r>
+              <w:t xml:space="preserve">20.6–42.9</w:t>
+            </w:r>
+          </w:p>
+        </w:tc>
+        <w:tc>
+          <w:tcPr/>
+          <w:p>
+            <w:pPr>
+              <w:pStyle w:val="Compact"/>
+              <w:jc w:val="center"/>
+            </w:pPr>
+            <w:r>
+              <w:t xml:space="preserve">3.26–3.38</w:t>
+            </w:r>
+          </w:p>
+        </w:tc>
+      </w:tr>
+      <w:tr>
+        <w:tc>
+          <w:tcPr/>
+          <w:p>
+            <w:pPr>
+              <w:pStyle w:val="Compact"/>
+              <w:jc w:val="left"/>
+            </w:pPr>
+            <w:r>
+              <w:rPr>
+                <w:i/>
+                <w:iCs/>
+              </w:rPr>
+              <w:t xml:space="preserve">frdB</w:t>
+            </w:r>
+          </w:p>
+        </w:tc>
+        <w:tc>
+          <w:tcPr/>
+          <w:p>
+            <w:pPr>
+              <w:pStyle w:val="Compact"/>
+              <w:jc w:val="center"/>
+            </w:pPr>
+            <w:r>
+              <w:t xml:space="preserve">5</w:t>
+            </w:r>
+          </w:p>
+        </w:tc>
+        <w:tc>
+          <w:tcPr/>
+          <w:p>
+            <w:pPr>
+              <w:pStyle w:val="Compact"/>
+              <w:jc w:val="center"/>
+            </w:pPr>
+            <w:r>
+              <w:t xml:space="preserve">39.0</w:t>
+            </w:r>
+          </w:p>
+        </w:tc>
+        <w:tc>
+          <w:tcPr/>
+          <w:p>
+            <w:pPr>
+              <w:pStyle w:val="Compact"/>
+              <w:jc w:val="center"/>
+            </w:pPr>
+            <w:r>
+              <w:t xml:space="preserve">55.6</w:t>
+            </w:r>
+          </w:p>
+        </w:tc>
+        <w:tc>
+          <w:tcPr/>
+          <w:p>
+            <w:pPr>
+              <w:pStyle w:val="Compact"/>
+              <w:jc w:val="center"/>
+            </w:pPr>
+            <w:r>
+              <w:t xml:space="preserve">27.7–51.4</w:t>
+            </w:r>
+          </w:p>
+        </w:tc>
+        <w:tc>
+          <w:tcPr/>
+          <w:p>
+            <w:pPr>
+              <w:pStyle w:val="Compact"/>
+              <w:jc w:val="center"/>
+            </w:pPr>
+            <w:r>
+              <w:t xml:space="preserve">3.20–3.47</w:t>
+            </w:r>
+          </w:p>
+        </w:tc>
+      </w:tr>
+      <w:tr>
+        <w:tc>
+          <w:tcPr/>
+          <w:p>
+            <w:pPr>
+              <w:pStyle w:val="Compact"/>
+              <w:jc w:val="left"/>
+            </w:pPr>
+            <w:r>
+              <w:rPr>
+                <w:b/>
+                <w:bCs/>
+              </w:rPr>
+              <w:t xml:space="preserve">All</w:t>
+            </w:r>
+          </w:p>
+        </w:tc>
+        <w:tc>
+          <w:tcPr/>
+          <w:p>
+            <w:pPr>
+              <w:pStyle w:val="Compact"/>
+              <w:jc w:val="center"/>
+            </w:pPr>
+            <w:r>
+              <w:rPr>
+                <w:b/>
+                <w:bCs/>
+              </w:rPr>
+              <w:t xml:space="preserve">30</w:t>
+            </w:r>
+          </w:p>
+        </w:tc>
+        <w:tc>
+          <w:tcPr/>
+          <w:p>
+            <w:pPr>
+              <w:pStyle w:val="Compact"/>
+              <w:jc w:val="center"/>
+            </w:pPr>
+            <w:r>
+              <w:rPr>
+                <w:b/>
+                <w:bCs/>
+              </w:rPr>
+              <w:t xml:space="preserve">42.0</w:t>
+            </w:r>
+          </w:p>
+        </w:tc>
+        <w:tc>
+          <w:tcPr/>
+          <w:p>
+            <w:pPr>
+              <w:pStyle w:val="Compact"/>
+              <w:jc w:val="center"/>
+            </w:pPr>
+            <w:r>
+              <w:rPr>
+                <w:b/>
+                <w:bCs/>
+              </w:rPr>
+              <w:t xml:space="preserve">82.9</w:t>
+            </w:r>
+          </w:p>
+        </w:tc>
+        <w:tc>
+          <w:tcPr/>
+          <w:p>
+            <w:pPr>
+              <w:pStyle w:val="Compact"/>
+              <w:jc w:val="center"/>
+            </w:pPr>
+            <w:r>
+              <w:rPr>
+                <w:b/>
+                <w:bCs/>
+              </w:rPr>
+              <w:t xml:space="preserve">20.6–80.4</w:t>
+            </w:r>
+          </w:p>
+        </w:tc>
+        <w:tc>
+          <w:tcPr/>
+          <w:p>
+            <w:pPr>
+              <w:pStyle w:val="Compact"/>
+              <w:jc w:val="center"/>
+            </w:pPr>
+            <w:r>
+              <w:rPr>
+                <w:b/>
+                <w:bCs/>
+              </w:rPr>
+              <w:t xml:space="preserve">3.20–3.47</w:t>
+            </w:r>
+          </w:p>
+        </w:tc>
+      </w:tr>
+    </w:tbl>
+    <w:bookmarkEnd w:id="111"/>
+    <w:p>
+      <w:pPr>
+        <w:pStyle w:val="BodyText"/>
+      </w:pPr>
+      <w:r>
+        <w:t xml:space="preserve">Figure </w:t>
+      </w:r>
+      <w:hyperlink w:anchor="fig:complex">
+        <w:r>
+          <w:rPr>
+            <w:rStyle w:val="Hyperlink"/>
+          </w:rPr>
+          <w:t xml:space="preserve">4.3</w:t>
+        </w:r>
+      </w:hyperlink>
+      <w:r>
+        <w:t xml:space="preserve"> </w:t>
+      </w:r>
+      <w:r>
+        <w:t xml:space="preserve">shows the assembled model of the highest-confidence probe of each of the</w:t>
+      </w:r>
+      <w:r>
+        <w:t xml:space="preserve"> </w:t>
+      </w:r>
+      <w:r>
+        <w:t xml:space="preserve">two best-performing genes, drawn directly from the atomic coordinates of the output files. The side</w:t>
+      </w:r>
+      <w:r>
+        <w:t xml:space="preserve"> </w:t>
+      </w:r>
+      <w:r>
+        <w:t xml:space="preserve">view makes the assembly geometry explicit — the planar graphene lattice, the probe resting above</w:t>
+      </w:r>
+      <w:r>
+        <w:t xml:space="preserve"> </w:t>
+      </w:r>
+      <w:r>
+        <w:t xml:space="preserve">it, and the</w:t>
+      </w:r>
+      <w:r>
+        <w:t xml:space="preserve"> </w:t>
+      </w:r>
+      <m:oMath>
+        <m:r>
+          <m:t>3.2</m:t>
+        </m:r>
+      </m:oMath>
+      <w:r>
+        <w:t xml:space="preserve"> Å separation — while the top view shows the probe footprint contained well</w:t>
+      </w:r>
+      <w:r>
+        <w:t xml:space="preserve"> </w:t>
+      </w:r>
+      <w:r>
+        <w:t xml:space="preserve">within the sheet. The two panels also illustrate the conformational contrast noted above:</w:t>
+      </w:r>
+      <w:r>
+        <w:t xml:space="preserve"> </w:t>
+      </w:r>
+      <w:r>
+        <w:rPr>
+          <w:i/>
+          <w:iCs/>
+        </w:rPr>
+        <w:t xml:space="preserve">p5972</w:t>
+      </w:r>
+      <w:r>
+        <w:t xml:space="preserve"> </w:t>
+      </w:r>
+      <w:r>
+        <w:t xml:space="preserve">is compact, reaching about</w:t>
+      </w:r>
+      <w:r>
+        <w:t xml:space="preserve"> </w:t>
+      </w:r>
+      <m:oMath>
+        <m:r>
+          <m:t>20</m:t>
+        </m:r>
+      </m:oMath>
+      <w:r>
+        <w:t xml:space="preserve"> Å in height, whereas</w:t>
+      </w:r>
+      <w:r>
+        <w:t xml:space="preserve"> </w:t>
+      </w:r>
+      <w:r>
+        <w:rPr>
+          <w:i/>
+          <w:iCs/>
+        </w:rPr>
+        <w:t xml:space="preserve">p7716</w:t>
+      </w:r>
+      <w:r>
+        <w:t xml:space="preserve"> </w:t>
+      </w:r>
+      <w:r>
+        <w:t xml:space="preserve">is extended and</w:t>
+      </w:r>
+      <w:r>
+        <w:t xml:space="preserve"> </w:t>
+      </w:r>
+      <w:r>
+        <w:t xml:space="preserve">reaches beyond</w:t>
+      </w:r>
+      <w:r>
+        <w:t xml:space="preserve"> </w:t>
+      </w:r>
+      <m:oMath>
+        <m:r>
+          <m:t>40</m:t>
+        </m:r>
+      </m:oMath>
+      <w:r>
+        <w:t xml:space="preserve"> Å, so a much larger fraction of its structure lies far from the surface.</w:t>
+      </w:r>
+    </w:p>
+    <w:bookmarkStart w:id="118" w:name="fig:complex"/>
+    <w:tbl>
+      <w:tblPr>
+        <w:tblStyle w:val="FigureTable"/>
+        <w:tblW w:type="auto" w:w="0"/>
+        <w:jc w:val="center"/>
+        <w:tblLook w:firstRow="0" w:lastRow="0" w:firstColumn="0" w:lastColumn="0"/>
+      </w:tblPr>
+      <w:tblGrid>
+        <w:gridCol w:w="7920"/>
+      </w:tblGrid>
+      <w:tr>
+        <w:tc>
+          <w:tcPr/>
+          <w:p>
+            <w:pPr>
+              <w:jc w:val="center"/>
+            </w:pPr>
+            <w:r>
+              <w:drawing>
+                <wp:inline>
+                  <wp:extent cx="5334000" cy="2228157"/>
+                  <wp:effectExtent b="0" l="0" r="0" t="0"/>
+                  <wp:docPr descr="image" title="" id="113" name="Picture"/>
+                  <a:graphic>
+                    <a:graphicData uri="http://schemas.openxmlformats.org/drawingml/2006/picture">
+                      <pic:pic>
+                        <pic:nvPicPr>
+                          <pic:cNvPr descr="images/complex_p5972_algD.png" id="114" name="Picture"/>
+                          <pic:cNvPicPr>
+                            <a:picLocks noChangeArrowheads="1" noChangeAspect="1"/>
+                          </pic:cNvPicPr>
+                        </pic:nvPicPr>
+                        <pic:blipFill>
+                          <a:blip r:embed="rId112"/>
+                          <a:stretch>
+                            <a:fillRect/>
+                          </a:stretch>
+                        </pic:blipFill>
+                        <pic:spPr bwMode="auto">
+                          <a:xfrm>
+                            <a:off x="0" y="0"/>
+                            <a:ext cx="5334000" cy="2228157"/>
+                          </a:xfrm>
+                          <a:prstGeom prst="rect">
+                            <a:avLst/>
+                          </a:prstGeom>
+                          <a:noFill/>
+                          <a:ln w="9525">
+                            <a:noFill/>
+                            <a:headEnd/>
+                            <a:tailEnd/>
+                          </a:ln>
+                        </pic:spPr>
+                      </pic:pic>
+                    </a:graphicData>
+                  </a:graphic>
+                </wp:inline>
+              </w:drawing>
+            </w:r>
+            <w:r>
+              <w:br/>
+            </w:r>
+            <w:r>
+              <w:drawing>
+                <wp:inline>
+                  <wp:extent cx="5334000" cy="2228157"/>
+                  <wp:effectExtent b="0" l="0" r="0" t="0"/>
+                  <wp:docPr descr="image" title="" id="116" name="Picture"/>
+                  <a:graphic>
+                    <a:graphicData uri="http://schemas.openxmlformats.org/drawingml/2006/picture">
+                      <pic:pic>
+                        <pic:nvPicPr>
+                          <pic:cNvPr descr="images/complex_p7716_frdB.png" id="117" name="Picture"/>
+                          <pic:cNvPicPr>
+                            <a:picLocks noChangeArrowheads="1" noChangeAspect="1"/>
+                          </pic:cNvPicPr>
+                        </pic:nvPicPr>
+                        <pic:blipFill>
+                          <a:blip r:embed="rId115"/>
+                          <a:stretch>
+                            <a:fillRect/>
+                          </a:stretch>
+                        </pic:blipFill>
+                        <pic:spPr bwMode="auto">
+                          <a:xfrm>
+                            <a:off x="0" y="0"/>
+                            <a:ext cx="5334000" cy="2228157"/>
+                          </a:xfrm>
+                          <a:prstGeom prst="rect">
+                            <a:avLst/>
+                          </a:prstGeom>
+                          <a:noFill/>
+                          <a:ln w="9525">
+                            <a:noFill/>
+                            <a:headEnd/>
+                            <a:tailEnd/>
+                          </a:ln>
+                        </pic:spPr>
+                      </pic:pic>
+                    </a:graphicData>
+                  </a:graphic>
+                </wp:inline>
+              </w:drawing>
+            </w:r>
+          </w:p>
+        </w:tc>
+      </w:tr>
+    </w:tbl>
+    <w:p>
+      <w:pPr>
+        <w:pStyle w:val="ImageCaption"/>
+      </w:pPr>
+      <w:r>
+        <w:t xml:space="preserve">Assembled probe–graphene models for</w:t>
+      </w:r>
+      <w:r>
+        <w:t xml:space="preserve"> </w:t>
+      </w:r>
+      <w:r>
+        <w:rPr>
+          <w:i/>
+          <w:iCs/>
+        </w:rPr>
+        <w:t xml:space="preserve">p5972</w:t>
+      </w:r>
+      <w:r>
+        <w:t xml:space="preserve"> </w:t>
+      </w:r>
+      <w:r>
+        <w:t xml:space="preserve">(</w:t>
+      </w:r>
+      <w:r>
+        <w:rPr>
+          <w:i/>
+          <w:iCs/>
+        </w:rPr>
+        <w:t xml:space="preserve">algD</w:t>
+      </w:r>
+      <w:r>
+        <w:t xml:space="preserve">, top) and</w:t>
+      </w:r>
+      <w:r>
+        <w:t xml:space="preserve"> </w:t>
+      </w:r>
+      <w:r>
+        <w:rPr>
+          <w:i/>
+          <w:iCs/>
+        </w:rPr>
+        <w:t xml:space="preserve">p7716</w:t>
+      </w:r>
+      <w:r>
+        <w:t xml:space="preserve"> </w:t>
+      </w:r>
+      <w:r>
+        <w:t xml:space="preserve">(</w:t>
+      </w:r>
+      <w:r>
+        <w:rPr>
+          <w:i/>
+          <w:iCs/>
+        </w:rPr>
+        <w:t xml:space="preserve">frdB</w:t>
+      </w:r>
+      <w:r>
+        <w:t xml:space="preserve">, bottom), rendered from the model coordinates. Left: side view, with the graphene</w:t>
+      </w:r>
+      <w:r>
+        <w:t xml:space="preserve"> </w:t>
+      </w:r>
+      <w:r>
+        <w:t xml:space="preserve">plane, the probe above it and the</w:t>
+      </w:r>
+      <w:r>
+        <w:t xml:space="preserve"> </w:t>
+      </w:r>
+      <m:oMath>
+        <m:r>
+          <m:t>3.2</m:t>
+        </m:r>
+      </m:oMath>
+      <w:r>
+        <w:t xml:space="preserve"> Å separation indicated. Right: top view, showing the</w:t>
+      </w:r>
+      <w:r>
+        <w:t xml:space="preserve"> </w:t>
+      </w:r>
+      <w:r>
+        <w:t xml:space="preserve">probe footprint within the</w:t>
+      </w:r>
+      <w:r>
+        <w:t xml:space="preserve"> </w:t>
+      </w:r>
+      <m:oMath>
+        <m:r>
+          <m:t>121.6</m:t>
+        </m:r>
+        <m:r>
+          <m:rPr>
+            <m:sty m:val="p"/>
+          </m:rPr>
+          <m:t>×</m:t>
+        </m:r>
+        <m:r>
+          <m:t>119.8</m:t>
+        </m:r>
+      </m:oMath>
+      <w:r>
+        <w:t xml:space="preserve"> Å sheet. Probe atoms are coloured by element;</w:t>
+      </w:r>
+      <w:r>
+        <w:t xml:space="preserve"> </w:t>
+      </w:r>
+      <w:r>
+        <w:t xml:space="preserve">graphene carbons are grey.</w:t>
+      </w:r>
+    </w:p>
+    <w:bookmarkEnd w:id="118"/>
+    <w:p>
+      <w:pPr>
+        <w:pStyle w:val="BodyText"/>
+      </w:pPr>
+      <w:r>
+        <w:t xml:space="preserve">These assembled structures are starting geometries for subsequent docking or force-field</w:t>
+      </w:r>
+      <w:r>
+        <w:t xml:space="preserve"> </w:t>
+      </w:r>
+      <w:r>
+        <w:t xml:space="preserve">refinement. No interaction energy is computed at this stage, so they support no claim about</w:t>
+      </w:r>
+      <w:r>
+        <w:t xml:space="preserve"> </w:t>
+      </w:r>
+      <w:r>
+        <w:t xml:space="preserve">binding affinity or preferred orientation; what they establish is that the whole validated panel</w:t>
+      </w:r>
+      <w:r>
+        <w:t xml:space="preserve"> </w:t>
+      </w:r>
+      <w:r>
+        <w:t xml:space="preserve">can be assembled into clash-free, physically sensible interface models by an automated procedure.</w:t>
+      </w:r>
+    </w:p>
+    <w:bookmarkEnd w:id="119"/>
+    <w:bookmarkStart w:id="120" w:name="what-the-models-already-indicate"/>
+    <w:p>
+      <w:pPr>
+        <w:pStyle w:val="Heading3"/>
+      </w:pPr>
+      <w:r>
+        <w:t xml:space="preserve">What the models already indicate</w:t>
+      </w:r>
+    </w:p>
+    <w:p>
+      <w:pPr>
+        <w:pStyle w:val="FirstParagraph"/>
+      </w:pPr>
+      <w:r>
+        <w:t xml:space="preserve">Although the models are unrefined, they make one device-relevant quantity measurable that no</w:t>
+      </w:r>
+      <w:r>
+        <w:t xml:space="preserve"> </w:t>
+      </w:r>
+      <w:r>
+        <w:t xml:space="preserve">sequence-level metric captures: how much of the probe sits close enough to the graphene to be</w:t>
+      </w:r>
+      <w:r>
+        <w:t xml:space="preserve"> </w:t>
+      </w:r>
+      <w:r>
+        <w:t xml:space="preserve">electrically visible. In an electrolyte-gated device the signal from charges beyond the Debye</w:t>
+      </w:r>
+      <w:r>
+        <w:t xml:space="preserve"> </w:t>
+      </w:r>
+      <w:r>
+        <w:t xml:space="preserve">length is screened, and that length depends strongly on the buffer: for the electrolytes</w:t>
+      </w:r>
+      <w:r>
+        <w:t xml:space="preserve"> </w:t>
+      </w:r>
+      <w:r>
+        <w:t xml:space="preserve">characterised on graphene DNA transistors it ranges from</w:t>
+      </w:r>
+      <w:r>
+        <w:t xml:space="preserve"> </w:t>
+      </w:r>
+      <m:oMath>
+        <m:r>
+          <m:t>0.76</m:t>
+        </m:r>
+      </m:oMath>
+      <w:r>
+        <w:t xml:space="preserve"> nm in</w:t>
+      </w:r>
+      <w:r>
+        <w:t xml:space="preserve"> </w:t>
+      </w:r>
+      <m:oMath>
+        <m:r>
+          <m:t>1</m:t>
+        </m:r>
+        <m:r>
+          <m:rPr>
+            <m:sty m:val="p"/>
+          </m:rPr>
+          <m:t>×</m:t>
+        </m:r>
+      </m:oMath>
+      <w:r>
+        <w:t xml:space="preserve"> PBS to</w:t>
+      </w:r>
+      <w:r>
+        <w:t xml:space="preserve"> </w:t>
+      </w:r>
+      <m:oMath>
+        <m:r>
+          <m:t>2.41</m:t>
+        </m:r>
+      </m:oMath>
+      <w:r>
+        <w:t xml:space="preserve"> nm in</w:t>
+      </w:r>
+      <w:r>
+        <w:t xml:space="preserve"> </w:t>
+      </w:r>
+      <m:oMath>
+        <m:r>
+          <m:t>0.1</m:t>
+        </m:r>
+        <m:r>
+          <m:rPr>
+            <m:sty m:val="p"/>
+          </m:rPr>
+          <m:t>×</m:t>
+        </m:r>
+      </m:oMath>
+      <w:r>
+        <w:t xml:space="preserve"> PBS and</w:t>
+      </w:r>
+      <w:r>
+        <w:t xml:space="preserve"> </w:t>
+      </w:r>
+      <m:oMath>
+        <m:r>
+          <m:t>7.61</m:t>
+        </m:r>
+      </m:oMath>
+      <w:r>
+        <w:t xml:space="preserve"> nm in</w:t>
+      </w:r>
+      <w:r>
+        <w:t xml:space="preserve"> </w:t>
+      </w:r>
+      <m:oMath>
+        <m:r>
+          <m:t>0.01</m:t>
+        </m:r>
+        <m:r>
+          <m:rPr>
+            <m:sty m:val="p"/>
+          </m:rPr>
+          <m:t>×</m:t>
+        </m:r>
+      </m:oMath>
+      <w:r>
+        <w:t xml:space="preserve"> PBS</w:t>
+      </w:r>
+      <w:r>
+        <w:t xml:space="preserve"> </w:t>
+      </w:r>
+      <w:r>
+        <w:t xml:space="preserve">(Purwidyantri et al. 2021)</w:t>
+      </w:r>
+      <w:r>
+        <w:t xml:space="preserve">. Taking the first two as</w:t>
+      </w:r>
+      <w:r>
+        <w:t xml:space="preserve"> </w:t>
+      </w:r>
+      <w:r>
+        <w:t xml:space="preserve">reference, the fraction of probe atoms lying within the Debye length of the sheet varies markedly</w:t>
+      </w:r>
+      <w:r>
+        <w:t xml:space="preserve"> </w:t>
+      </w:r>
+      <w:r>
+        <w:t xml:space="preserve">across the panel: from</w:t>
+      </w:r>
+      <w:r>
+        <w:t xml:space="preserve"> </w:t>
+      </w:r>
+      <m:oMath>
+        <m:r>
+          <m:t>2.0</m:t>
+        </m:r>
+      </m:oMath>
+      <w:r>
+        <w:t xml:space="preserve"> </w:t>
+      </w:r>
+      <w:r>
+        <w:t xml:space="preserve">to</w:t>
+      </w:r>
+      <w:r>
+        <w:t xml:space="preserve"> </w:t>
+      </w:r>
+      <m:oMath>
+        <m:r>
+          <m:t>14.3</m:t>
+        </m:r>
+        <m:r>
+          <m:rPr>
+            <m:sty m:val="p"/>
+          </m:rPr>
+          <m:t>%</m:t>
+        </m:r>
+      </m:oMath>
+      <w:r>
+        <w:t xml:space="preserve"> </w:t>
+      </w:r>
+      <w:r>
+        <w:t xml:space="preserve">(median</w:t>
+      </w:r>
+      <w:r>
+        <w:t xml:space="preserve"> </w:t>
+      </w:r>
+      <m:oMath>
+        <m:r>
+          <m:t>6.9</m:t>
+        </m:r>
+        <m:r>
+          <m:rPr>
+            <m:sty m:val="p"/>
+          </m:rPr>
+          <m:t>%</m:t>
+        </m:r>
+      </m:oMath>
+      <w:r>
+        <w:t xml:space="preserve">) at</w:t>
+      </w:r>
+      <w:r>
+        <w:t xml:space="preserve"> </w:t>
+      </w:r>
+      <m:oMath>
+        <m:r>
+          <m:t>1</m:t>
+        </m:r>
+        <m:r>
+          <m:rPr>
+            <m:sty m:val="p"/>
+          </m:rPr>
+          <m:t>×</m:t>
+        </m:r>
+      </m:oMath>
+      <w:r>
+        <w:t xml:space="preserve"> PBS, and from</w:t>
+      </w:r>
+      <w:r>
+        <w:t xml:space="preserve"> </w:t>
+      </w:r>
+      <m:oMath>
+        <m:r>
+          <m:t>22</m:t>
+        </m:r>
+      </m:oMath>
+      <w:r>
+        <w:t xml:space="preserve"> </w:t>
+      </w:r>
+      <w:r>
+        <w:t xml:space="preserve">to</w:t>
+      </w:r>
+      <w:r>
+        <w:t xml:space="preserve"> </w:t>
+      </w:r>
+      <m:oMath>
+        <m:r>
+          <m:t>100</m:t>
+        </m:r>
+        <m:r>
+          <m:rPr>
+            <m:sty m:val="p"/>
+          </m:rPr>
+          <m:t>%</m:t>
+        </m:r>
+      </m:oMath>
+      <w:r>
+        <w:t xml:space="preserve"> </w:t>
+      </w:r>
+      <w:r>
+        <w:t xml:space="preserve">at</w:t>
+      </w:r>
+      <w:r>
+        <w:t xml:space="preserve"> </w:t>
+      </w:r>
+      <m:oMath>
+        <m:r>
+          <m:t>0.1</m:t>
+        </m:r>
+        <m:r>
+          <m:rPr>
+            <m:sty m:val="p"/>
+          </m:rPr>
+          <m:t>×</m:t>
+        </m:r>
+      </m:oMath>
+      <w:r>
+        <w:t xml:space="preserve"> PBS. In other words, at physiological ionic strength the great majority of</w:t>
+      </w:r>
+      <w:r>
+        <w:t xml:space="preserve"> </w:t>
+      </w:r>
+      <w:r>
+        <w:t xml:space="preserve">every probe would be screened, whereas in dilute buffer some probes become almost fully visible and</w:t>
+      </w:r>
+      <w:r>
+        <w:t xml:space="preserve"> </w:t>
+      </w:r>
+      <w:r>
+        <w:t xml:space="preserve">others remain largely hidden — a spread that is a property of their predicted conformation, not</w:t>
+      </w:r>
+      <w:r>
+        <w:t xml:space="preserve"> </w:t>
+      </w:r>
+      <w:r>
+        <w:t xml:space="preserve">of their sequence.</w:t>
+      </w:r>
+    </w:p>
+    <w:p>
+      <w:pPr>
+        <w:pStyle w:val="BodyText"/>
+      </w:pPr>
+      <w:r>
+        <w:t xml:space="preserve">Two consequences follow for the candidates themselves. First, this geometric criterion is</w:t>
+      </w:r>
+      <w:r>
+        <w:t xml:space="preserve"> </w:t>
+      </w:r>
+      <w:r>
+        <w:rPr>
+          <w:i/>
+          <w:iCs/>
+        </w:rPr>
+        <w:t xml:space="preserve">not</w:t>
+      </w:r>
+      <w:r>
+        <w:t xml:space="preserve"> </w:t>
+      </w:r>
+      <w:r>
+        <w:t xml:space="preserve">aligned with the 3D confidence used to rank them: across the</w:t>
+      </w:r>
+      <w:r>
+        <w:t xml:space="preserve"> </w:t>
+      </w:r>
+      <m:oMath>
+        <m:r>
+          <m:t>30</m:t>
+        </m:r>
+      </m:oMath>
+      <w:r>
+        <w:t xml:space="preserve"> </w:t>
+      </w:r>
+      <w:r>
+        <w:t xml:space="preserve">models the correlation</w:t>
+      </w:r>
+      <w:r>
+        <w:t xml:space="preserve"> </w:t>
+      </w:r>
+      <w:r>
+        <w:t xml:space="preserve">between the Boltz-2 confidence and the fraction of the probe within</w:t>
+      </w:r>
+      <w:r>
+        <w:t xml:space="preserve"> </w:t>
+      </w:r>
+      <m:oMath>
+        <m:r>
+          <m:t>0.76</m:t>
+        </m:r>
+      </m:oMath>
+      <w:r>
+        <w:t xml:space="preserve"> nm is weak and slightly</w:t>
+      </w:r>
+      <w:r>
+        <w:t xml:space="preserve"> </w:t>
+      </w:r>
+      <w:r>
+        <w:t xml:space="preserve">negative (</w:t>
+      </w:r>
+      <m:oMath>
+        <m:r>
+          <m:t>r</m:t>
+        </m:r>
+        <m:r>
+          <m:rPr>
+            <m:sty m:val="p"/>
+          </m:rPr>
+          <m:t>=</m:t>
+        </m:r>
+        <m:r>
+          <m:rPr>
+            <m:sty m:val="p"/>
+          </m:rPr>
+          <m:t>−</m:t>
+        </m:r>
+        <m:r>
+          <m:t>0.19</m:t>
+        </m:r>
+      </m:oMath>
+      <w:r>
+        <w:t xml:space="preserve">). A probe can therefore be well predicted and still present little of itself</w:t>
+      </w:r>
+      <w:r>
+        <w:t xml:space="preserve"> </w:t>
+      </w:r>
+      <w:r>
+        <w:t xml:space="preserve">to the sensing surface. Second, and more usefully, the two criteria can be combined. The probe</w:t>
+      </w:r>
+      <w:r>
+        <w:t xml:space="preserve"> </w:t>
+      </w:r>
+      <w:r>
+        <w:rPr>
+          <w:i/>
+          <w:iCs/>
+        </w:rPr>
+        <w:t xml:space="preserve">p5972</w:t>
+      </w:r>
+      <w:r>
+        <w:t xml:space="preserve"> </w:t>
+      </w:r>
+      <w:r>
+        <w:t xml:space="preserve">(</w:t>
+      </w:r>
+      <w:r>
+        <w:rPr>
+          <w:i/>
+          <w:iCs/>
+        </w:rPr>
+        <w:t xml:space="preserve">algD</w:t>
+      </w:r>
+      <w:r>
+        <w:t xml:space="preserve">) is the only candidate that is simultaneously the best-scoring in 3D</w:t>
+      </w:r>
+      <w:r>
+        <w:t xml:space="preserve"> </w:t>
+      </w:r>
+      <w:r>
+        <w:t xml:space="preserve">(confidence</w:t>
+      </w:r>
+      <w:r>
+        <w:t xml:space="preserve"> </w:t>
+      </w:r>
+      <m:oMath>
+        <m:r>
+          <m:t>0.731</m:t>
+        </m:r>
+      </m:oMath>
+      <w:r>
+        <w:t xml:space="preserve">,</w:t>
+      </w:r>
+      <w:r>
+        <w:t xml:space="preserve"> </w:t>
+      </w:r>
+      <w:r>
+        <w:rPr>
+          <w:smallCaps/>
+        </w:rPr>
+        <w:t xml:space="preserve">good</w:t>
+      </w:r>
+      <w:r>
+        <w:t xml:space="preserve">) and among the most compact, with a height of</w:t>
+      </w:r>
+      <w:r>
+        <w:t xml:space="preserve"> </w:t>
+      </w:r>
+      <m:oMath>
+        <m:r>
+          <m:t>20.6</m:t>
+        </m:r>
+      </m:oMath>
+      <w:r>
+        <w:t xml:space="preserve"> Å and</w:t>
+      </w:r>
+      <w:r>
+        <w:t xml:space="preserve"> </w:t>
+      </w:r>
+      <w:r>
+        <w:rPr>
+          <w:i/>
+          <w:iCs/>
+        </w:rPr>
+        <w:t xml:space="preserve">all</w:t>
+      </w:r>
+      <w:r>
+        <w:t xml:space="preserve"> </w:t>
+      </w:r>
+      <w:r>
+        <w:t xml:space="preserve">of its atoms within</w:t>
+      </w:r>
+      <w:r>
+        <w:t xml:space="preserve"> </w:t>
+      </w:r>
+      <m:oMath>
+        <m:r>
+          <m:t>2.41</m:t>
+        </m:r>
+      </m:oMath>
+      <w:r>
+        <w:t xml:space="preserve"> nm of the surface;</w:t>
+      </w:r>
+      <w:r>
+        <w:t xml:space="preserve"> </w:t>
+      </w:r>
+      <w:r>
+        <w:rPr>
+          <w:i/>
+          <w:iCs/>
+        </w:rPr>
+        <w:t xml:space="preserve">p2392</w:t>
+      </w:r>
+      <w:r>
+        <w:t xml:space="preserve"> </w:t>
+      </w:r>
+      <w:r>
+        <w:t xml:space="preserve">(</w:t>
+      </w:r>
+      <w:r>
+        <w:rPr>
+          <w:i/>
+          <w:iCs/>
+        </w:rPr>
+        <w:t xml:space="preserve">rmpM</w:t>
+      </w:r>
+      <w:r>
+        <w:t xml:space="preserve">) shows the same</w:t>
+      </w:r>
+      <w:r>
+        <w:t xml:space="preserve"> </w:t>
+      </w:r>
+      <w:r>
+        <w:t xml:space="preserve">favourable geometry with a more modest confidence. By contrast</w:t>
+      </w:r>
+      <w:r>
+        <w:t xml:space="preserve"> </w:t>
+      </w:r>
+      <w:r>
+        <w:rPr>
+          <w:i/>
+          <w:iCs/>
+        </w:rPr>
+        <w:t xml:space="preserve">p7716</w:t>
+      </w:r>
+      <w:r>
+        <w:t xml:space="preserve"> </w:t>
+      </w:r>
+      <w:r>
+        <w:t xml:space="preserve">and</w:t>
+      </w:r>
+      <w:r>
+        <w:t xml:space="preserve"> </w:t>
+      </w:r>
+      <w:r>
+        <w:rPr>
+          <w:i/>
+          <w:iCs/>
+        </w:rPr>
+        <w:t xml:space="preserve">p8448</w:t>
+      </w:r>
+      <w:r>
+        <w:t xml:space="preserve"> </w:t>
+      </w:r>
+      <w:r>
+        <w:t xml:space="preserve">(</w:t>
+      </w:r>
+      <w:r>
+        <w:rPr>
+          <w:i/>
+          <w:iCs/>
+        </w:rPr>
+        <w:t xml:space="preserve">frdB</w:t>
+      </w:r>
+      <w:r>
+        <w:t xml:space="preserve">), despite ranking</w:t>
+      </w:r>
+      <w:r>
+        <w:t xml:space="preserve"> </w:t>
+      </w:r>
+      <w:r>
+        <w:rPr>
+          <w:smallCaps/>
+        </w:rPr>
+        <w:t xml:space="preserve">good</w:t>
+      </w:r>
+      <w:r>
+        <w:t xml:space="preserve"> </w:t>
+      </w:r>
+      <w:r>
+        <w:t xml:space="preserve">in 3D, are extended structures with only</w:t>
+      </w:r>
+      <w:r>
+        <w:t xml:space="preserve"> </w:t>
+      </w:r>
+      <m:oMath>
+        <m:r>
+          <m:t>38</m:t>
+        </m:r>
+      </m:oMath>
+      <w:r>
+        <w:t xml:space="preserve"> </w:t>
+      </w:r>
+      <w:r>
+        <w:t xml:space="preserve">and</w:t>
+      </w:r>
+      <w:r>
+        <w:t xml:space="preserve"> </w:t>
+      </w:r>
+      <m:oMath>
+        <m:r>
+          <m:t>22</m:t>
+        </m:r>
+        <m:r>
+          <m:rPr>
+            <m:sty m:val="p"/>
+          </m:rPr>
+          <m:t>%</m:t>
+        </m:r>
+      </m:oMath>
+      <w:r>
+        <w:t xml:space="preserve"> </w:t>
+      </w:r>
+      <w:r>
+        <w:t xml:space="preserve">of their atoms within</w:t>
+      </w:r>
+      <w:r>
+        <w:t xml:space="preserve"> </w:t>
+      </w:r>
+      <m:oMath>
+        <m:r>
+          <m:t>2.41</m:t>
+        </m:r>
+      </m:oMath>
+      <w:r>
+        <w:t xml:space="preserve"> nm, so a large part of them would fall outside the sensing</w:t>
+      </w:r>
+      <w:r>
+        <w:t xml:space="preserve"> </w:t>
+      </w:r>
+      <w:r>
+        <w:t xml:space="preserve">volume.</w:t>
+      </w:r>
+    </w:p>
+    <w:p>
+      <w:pPr>
+        <w:pStyle w:val="BodyText"/>
+      </w:pPr>
+      <w:r>
+        <w:t xml:space="preserve">This analysis carries an important caveat. The probe orientation in these models is the one</w:t>
+      </w:r>
+      <w:r>
+        <w:t xml:space="preserve"> </w:t>
+      </w:r>
+      <w:r>
+        <w:t xml:space="preserve">predicted by Boltz-2, preserved by the rigid-body placement and</w:t>
+      </w:r>
+      <w:r>
+        <w:t xml:space="preserve"> </w:t>
+      </w:r>
+      <w:r>
+        <w:rPr>
+          <w:i/>
+          <w:iCs/>
+        </w:rPr>
+        <w:t xml:space="preserve">not</w:t>
+      </w:r>
+      <w:r>
+        <w:t xml:space="preserve"> </w:t>
+      </w:r>
+      <w:r>
+        <w:t xml:space="preserve">optimised against the</w:t>
+      </w:r>
+      <w:r>
+        <w:t xml:space="preserve"> </w:t>
+      </w:r>
+      <w:r>
+        <w:t xml:space="preserve">surface; since single-stranded DNA is known to adsorb flat on graphene through</w:t>
+      </w:r>
+      <w:r>
+        <w:t xml:space="preserve"> </w:t>
+      </w:r>
+      <m:oMath>
+        <m:r>
+          <m:t>π</m:t>
+        </m:r>
+      </m:oMath>
+      <w:r>
+        <w:t xml:space="preserve">–</w:t>
+      </w:r>
+      <m:oMath>
+        <m:r>
+          <m:t>π</m:t>
+        </m:r>
+      </m:oMath>
+      <w:r>
+        <w:t xml:space="preserve"> </w:t>
+      </w:r>
+      <w:r>
+        <w:t xml:space="preserve">stacking</w:t>
+      </w:r>
+      <w:r>
+        <w:t xml:space="preserve"> </w:t>
+      </w:r>
+      <w:r>
+        <w:t xml:space="preserve">(Green and Norton 2015)</w:t>
+      </w:r>
+      <w:r>
+        <w:t xml:space="preserve">, the orientations adopted after docking or dynamics will differ, and</w:t>
+      </w:r>
+      <w:r>
+        <w:t xml:space="preserve"> </w:t>
+      </w:r>
+      <w:r>
+        <w:t xml:space="preserve">with them the exact coverage values. The numbers above should therefore be read as an indication of</w:t>
+      </w:r>
+      <w:r>
+        <w:t xml:space="preserve"> </w:t>
+      </w:r>
+      <w:r>
+        <w:t xml:space="preserve">the range of behaviour the panel can display, and as evidence that interface geometry is an</w:t>
+      </w:r>
+      <w:r>
+        <w:t xml:space="preserve"> </w:t>
+      </w:r>
+      <w:r>
+        <w:t xml:space="preserve">independent axis of probe quality worth carrying into the selection, rather than as predictions of</w:t>
+      </w:r>
+      <w:r>
+        <w:t xml:space="preserve"> </w:t>
+      </w:r>
+      <w:r>
+        <w:t xml:space="preserve">device response.</w:t>
+      </w:r>
+    </w:p>
+    <w:bookmarkEnd w:id="120"/>
+    <w:bookmarkEnd w:id="121"/>
+    <w:bookmarkStart w:id="122" w:name="X9623e63b1d82e37c1bea850340ff09550c57664"/>
+    <w:p>
+      <w:pPr>
+        <w:pStyle w:val="Heading2"/>
+      </w:pPr>
+      <w:r>
+        <w:rPr>
+          <w:rStyle w:val="SectionNumber"/>
+        </w:rPr>
+        <w:t xml:space="preserve">4.9</w:t>
+      </w:r>
+      <w:r>
+        <w:tab/>
+      </w:r>
+      <w:r>
         <w:t xml:space="preserve">Curated dataset of prioritised candidates</w:t>
       </w:r>
     </w:p>
@@ -11625,9 +15236,9 @@
         <w:t xml:space="preserve">candidates per gene.</w:t>
       </w:r>
     </w:p>
-    <w:bookmarkEnd w:id="105"/>
-    <w:bookmarkEnd w:id="106"/>
-    <w:bookmarkStart w:id="189" w:name="conclusions-and-future-work"/>
+    <w:bookmarkEnd w:id="122"/>
+    <w:bookmarkEnd w:id="123"/>
+    <w:bookmarkStart w:id="214" w:name="conclusions-and-future-work"/>
     <w:p>
       <w:pPr>
         <w:pStyle w:val="Heading1"/>
@@ -11645,7 +15256,7 @@
         <w:t xml:space="preserve">Conclusions and Future Work</w:t>
       </w:r>
     </w:p>
-    <w:bookmarkStart w:id="107" w:name="conclusions"/>
+    <w:bookmarkStart w:id="124" w:name="conclusions"/>
     <w:p>
       <w:pPr>
         <w:pStyle w:val="Heading2"/>
@@ -11958,6 +15569,176 @@
         <w:pStyle w:val="BodyText"/>
       </w:pPr>
       <w:r>
+        <w:t xml:space="preserve">The validated probes were further assembled with a graphene sheet into atomistic models of the</w:t>
+      </w:r>
+      <w:r>
+        <w:t xml:space="preserve"> </w:t>
+      </w:r>
+      <w:r>
+        <w:t xml:space="preserve">sensing interface, using a pristine layer built with GOPY and a placement set at the equilibrium</w:t>
+      </w:r>
+      <w:r>
+        <w:t xml:space="preserve"> </w:t>
+      </w:r>
+      <w:r>
+        <w:t xml:space="preserve">physisorption distance reported for nucleobases on graphene. All</w:t>
+      </w:r>
+      <w:r>
+        <w:t xml:space="preserve"> </w:t>
+      </w:r>
+      <m:oMath>
+        <m:r>
+          <m:t>30</m:t>
+        </m:r>
+      </m:oMath>
+      <w:r>
+        <w:t xml:space="preserve"> </w:t>
+      </w:r>
+      <w:r>
+        <w:t xml:space="preserve">models are free of steric</w:t>
+      </w:r>
+      <w:r>
+        <w:t xml:space="preserve"> </w:t>
+      </w:r>
+      <w:r>
+        <w:t xml:space="preserve">clashes. Beyond demonstrating that the panel can be assembled automatically, these models exposed a</w:t>
+      </w:r>
+      <w:r>
+        <w:t xml:space="preserve"> </w:t>
+      </w:r>
+      <w:r>
+        <w:t xml:space="preserve">selection criterion that the sequence-level analysis cannot reach: the fraction of each probe lying</w:t>
+      </w:r>
+      <w:r>
+        <w:t xml:space="preserve"> </w:t>
+      </w:r>
+      <w:r>
+        <w:t xml:space="preserve">within the Debye length of the surface varies from</w:t>
+      </w:r>
+      <w:r>
+        <w:t xml:space="preserve"> </w:t>
+      </w:r>
+      <m:oMath>
+        <m:r>
+          <m:t>2</m:t>
+        </m:r>
+      </m:oMath>
+      <w:r>
+        <w:t xml:space="preserve"> </w:t>
+      </w:r>
+      <w:r>
+        <w:t xml:space="preserve">to</w:t>
+      </w:r>
+      <w:r>
+        <w:t xml:space="preserve"> </w:t>
+      </w:r>
+      <m:oMath>
+        <m:r>
+          <m:t>14</m:t>
+        </m:r>
+        <m:r>
+          <m:rPr>
+            <m:sty m:val="p"/>
+          </m:rPr>
+          <m:t>%</m:t>
+        </m:r>
+      </m:oMath>
+      <w:r>
+        <w:t xml:space="preserve"> </w:t>
+      </w:r>
+      <w:r>
+        <w:t xml:space="preserve">at physiological ionic strength</w:t>
+      </w:r>
+      <w:r>
+        <w:t xml:space="preserve"> </w:t>
+      </w:r>
+      <w:r>
+        <w:t xml:space="preserve">and from</w:t>
+      </w:r>
+      <w:r>
+        <w:t xml:space="preserve"> </w:t>
+      </w:r>
+      <m:oMath>
+        <m:r>
+          <m:t>22</m:t>
+        </m:r>
+      </m:oMath>
+      <w:r>
+        <w:t xml:space="preserve"> </w:t>
+      </w:r>
+      <w:r>
+        <w:t xml:space="preserve">to</w:t>
+      </w:r>
+      <w:r>
+        <w:t xml:space="preserve"> </w:t>
+      </w:r>
+      <m:oMath>
+        <m:r>
+          <m:t>100</m:t>
+        </m:r>
+        <m:r>
+          <m:rPr>
+            <m:sty m:val="p"/>
+          </m:rPr>
+          <m:t>%</m:t>
+        </m:r>
+      </m:oMath>
+      <w:r>
+        <w:t xml:space="preserve"> </w:t>
+      </w:r>
+      <w:r>
+        <w:t xml:space="preserve">in dilute buffer, and it is essentially uncorrelated with the 3D</w:t>
+      </w:r>
+      <w:r>
+        <w:t xml:space="preserve"> </w:t>
+      </w:r>
+      <w:r>
+        <w:t xml:space="preserve">confidence. Interface geometry is thus an independent axis of probe quality. On the two criteria</w:t>
+      </w:r>
+      <w:r>
+        <w:t xml:space="preserve"> </w:t>
+      </w:r>
+      <w:r>
+        <w:t xml:space="preserve">combined,</w:t>
+      </w:r>
+      <w:r>
+        <w:t xml:space="preserve"> </w:t>
+      </w:r>
+      <w:r>
+        <w:rPr>
+          <w:i/>
+          <w:iCs/>
+        </w:rPr>
+        <w:t xml:space="preserve">p5972</w:t>
+      </w:r>
+      <w:r>
+        <w:t xml:space="preserve"> </w:t>
+      </w:r>
+      <w:r>
+        <w:t xml:space="preserve">(</w:t>
+      </w:r>
+      <w:r>
+        <w:rPr>
+          <w:i/>
+          <w:iCs/>
+        </w:rPr>
+        <w:t xml:space="preserve">algD</w:t>
+      </w:r>
+      <w:r>
+        <w:t xml:space="preserve">) stands out, being both the highest-confidence structure and</w:t>
+      </w:r>
+      <w:r>
+        <w:t xml:space="preserve"> </w:t>
+      </w:r>
+      <w:r>
+        <w:t xml:space="preserve">one of the most compact.</w:t>
+      </w:r>
+    </w:p>
+    <w:p>
+      <w:pPr>
+        <w:pStyle w:val="BodyText"/>
+      </w:pPr>
+      <w:r>
         <w:t xml:space="preserve">Overall, the work delivers a solid, extensible foundation for the computational stage of</w:t>
       </w:r>
       <w:r>
@@ -11979,8 +15760,8 @@
         <w:t xml:space="preserve">candidates and generalises to new genes and organisms with minimal configuration.</w:t>
       </w:r>
     </w:p>
-    <w:bookmarkEnd w:id="107"/>
-    <w:bookmarkStart w:id="188" w:name="prospects-for-future-work"/>
+    <w:bookmarkEnd w:id="124"/>
+    <w:bookmarkStart w:id="213" w:name="prospects-for-future-work"/>
     <w:p>
       <w:pPr>
         <w:pStyle w:val="Heading2"/>
@@ -12183,8 +15964,8 @@
         <w:t xml:space="preserve">largely a matter of configuration.</w:t>
       </w:r>
     </w:p>
-    <w:bookmarkStart w:id="187" w:name="refs"/>
-    <w:bookmarkStart w:id="109" w:name="ref-abramson2024"/>
+    <w:bookmarkStart w:id="212" w:name="refs"/>
+    <w:bookmarkStart w:id="126" w:name="ref-abramson2024"/>
     <w:p>
       <w:pPr>
         <w:pStyle w:val="Bibliography"/>
@@ -12229,7 +16010,7 @@
       <w:r>
         <w:t xml:space="preserve"> </w:t>
       </w:r>
-      <w:hyperlink r:id="rId108">
+      <w:hyperlink r:id="rId125">
         <w:r>
           <w:rPr>
             <w:rStyle w:val="Hyperlink"/>
@@ -12241,8 +16022,8 @@
         <w:t xml:space="preserve">.</w:t>
       </w:r>
     </w:p>
-    <w:bookmarkEnd w:id="109"/>
-    <w:bookmarkStart w:id="111" w:name="ref-brakstad1992"/>
+    <w:bookmarkEnd w:id="126"/>
+    <w:bookmarkStart w:id="128" w:name="ref-brakstad1992"/>
     <w:p>
       <w:pPr>
         <w:pStyle w:val="Bibliography"/>
@@ -12307,7 +16088,7 @@
       <w:r>
         <w:t xml:space="preserve"> </w:t>
       </w:r>
-      <w:hyperlink r:id="rId110">
+      <w:hyperlink r:id="rId127">
         <w:r>
           <w:rPr>
             <w:rStyle w:val="Hyperlink"/>
@@ -12319,8 +16100,8 @@
         <w:t xml:space="preserve">.</w:t>
       </w:r>
     </w:p>
-    <w:bookmarkEnd w:id="111"/>
-    <w:bookmarkStart w:id="113" w:name="ref-campos2019"/>
+    <w:bookmarkEnd w:id="128"/>
+    <w:bookmarkStart w:id="130" w:name="ref-campos2019"/>
     <w:p>
       <w:pPr>
         <w:pStyle w:val="Bibliography"/>
@@ -12365,7 +16146,7 @@
       <w:r>
         <w:t xml:space="preserve"> </w:t>
       </w:r>
-      <w:hyperlink r:id="rId112">
+      <w:hyperlink r:id="rId129">
         <w:r>
           <w:rPr>
             <w:rStyle w:val="Hyperlink"/>
@@ -12377,8 +16158,8 @@
         <w:t xml:space="preserve">.</w:t>
       </w:r>
     </w:p>
-    <w:bookmarkEnd w:id="113"/>
-    <w:bookmarkStart w:id="115" w:name="ref-carvalho2007"/>
+    <w:bookmarkEnd w:id="130"/>
+    <w:bookmarkStart w:id="132" w:name="ref-carvalho2007"/>
     <w:p>
       <w:pPr>
         <w:pStyle w:val="Bibliography"/>
@@ -12477,7 +16258,7 @@
       <w:r>
         <w:t xml:space="preserve"> </w:t>
       </w:r>
-      <w:hyperlink r:id="rId114">
+      <w:hyperlink r:id="rId131">
         <w:r>
           <w:rPr>
             <w:rStyle w:val="Hyperlink"/>
@@ -12489,20 +16270,32 @@
         <w:t xml:space="preserve">.</w:t>
       </w:r>
     </w:p>
-    <w:bookmarkEnd w:id="115"/>
-    <w:bookmarkStart w:id="117" w:name="ref-devos1997"/>
+    <w:bookmarkEnd w:id="132"/>
+    <w:bookmarkStart w:id="134" w:name="ref-cock2009"/>
     <w:p>
       <w:pPr>
         <w:pStyle w:val="Bibliography"/>
       </w:pPr>
       <w:r>
-        <w:t xml:space="preserve">De Vos, D., A. Lim Jr., J.-P. Pirnay, et al. 1997.</w:t>
-      </w:r>
-      <w:r>
-        <w:t xml:space="preserve"> </w:t>
-      </w:r>
-      <w:r>
-        <w:t xml:space="preserve">“Direct Detection and Identification of</w:t>
+        <w:t xml:space="preserve">Cock, Peter J. A., Tiago Antao, Jeffrey T. Chang, et al. 2009.</w:t>
+      </w:r>
+      <w:r>
+        <w:t xml:space="preserve"> </w:t>
+      </w:r>
+      <w:r>
+        <w:t xml:space="preserve">“Biopython: Freely Available</w:t>
+      </w:r>
+      <w:r>
+        <w:t xml:space="preserve"> </w:t>
+      </w:r>
+      <w:r>
+        <w:t xml:space="preserve">Python</w:t>
+      </w:r>
+      <w:r>
+        <w:t xml:space="preserve"> </w:t>
+      </w:r>
+      <w:r>
+        <w:t xml:space="preserve">Tools for Computational Molecular Biology and Bioinformatics.”</w:t>
       </w:r>
       <w:r>
         <w:t xml:space="preserve"> </w:t>
@@ -12512,25 +16305,43 @@
           <w:i/>
           <w:iCs/>
         </w:rPr>
-        <w:t xml:space="preserve">Pseudomonas Aeruginosa</w:t>
-      </w:r>
-      <w:r>
-        <w:t xml:space="preserve"> </w:t>
-      </w:r>
-      <w:r>
-        <w:t xml:space="preserve">in Clinical Samples Such as Skin Biopsy Specimens and Expectorations by Multiplex</w:t>
-      </w:r>
-      <w:r>
-        <w:t xml:space="preserve"> </w:t>
-      </w:r>
-      <w:r>
-        <w:t xml:space="preserve">PCR</w:t>
-      </w:r>
-      <w:r>
-        <w:t xml:space="preserve"> </w:t>
-      </w:r>
-      <w:r>
-        <w:t xml:space="preserve">Based on Two Outer Membrane Lipoprotein Genes,</w:t>
+        <w:t xml:space="preserve">Bioinformatics</w:t>
+      </w:r>
+      <w:r>
+        <w:t xml:space="preserve"> </w:t>
+      </w:r>
+      <w:r>
+        <w:t xml:space="preserve">25 (11): 1422–23.</w:t>
+      </w:r>
+      <w:r>
+        <w:t xml:space="preserve"> </w:t>
+      </w:r>
+      <w:hyperlink r:id="rId133">
+        <w:r>
+          <w:rPr>
+            <w:rStyle w:val="Hyperlink"/>
+          </w:rPr>
+          <w:t xml:space="preserve">https://doi.org/10.1093/bioinformatics/btp163</w:t>
+        </w:r>
+      </w:hyperlink>
+      <w:r>
+        <w:t xml:space="preserve">.</w:t>
+      </w:r>
+    </w:p>
+    <w:bookmarkEnd w:id="134"/>
+    <w:bookmarkStart w:id="136" w:name="ref-devos1997"/>
+    <w:p>
+      <w:pPr>
+        <w:pStyle w:val="Bibliography"/>
+      </w:pPr>
+      <w:r>
+        <w:t xml:space="preserve">De Vos, D., A. Lim Jr., J.-P. Pirnay, et al. 1997.</w:t>
+      </w:r>
+      <w:r>
+        <w:t xml:space="preserve"> </w:t>
+      </w:r>
+      <w:r>
+        <w:t xml:space="preserve">“Direct Detection and Identification of</w:t>
       </w:r>
       <w:r>
         <w:t xml:space="preserve"> </w:t>
@@ -12540,13 +16351,25 @@
           <w:i/>
           <w:iCs/>
         </w:rPr>
-        <w:t xml:space="preserve">oprI</w:t>
-      </w:r>
-      <w:r>
-        <w:t xml:space="preserve"> </w:t>
-      </w:r>
-      <w:r>
-        <w:t xml:space="preserve">and</w:t>
+        <w:t xml:space="preserve">Pseudomonas Aeruginosa</w:t>
+      </w:r>
+      <w:r>
+        <w:t xml:space="preserve"> </w:t>
+      </w:r>
+      <w:r>
+        <w:t xml:space="preserve">in Clinical Samples Such as Skin Biopsy Specimens and Expectorations by Multiplex</w:t>
+      </w:r>
+      <w:r>
+        <w:t xml:space="preserve"> </w:t>
+      </w:r>
+      <w:r>
+        <w:t xml:space="preserve">PCR</w:t>
+      </w:r>
+      <w:r>
+        <w:t xml:space="preserve"> </w:t>
+      </w:r>
+      <w:r>
+        <w:t xml:space="preserve">Based on Two Outer Membrane Lipoprotein Genes,</w:t>
       </w:r>
       <w:r>
         <w:t xml:space="preserve"> </w:t>
@@ -12556,10 +16379,13 @@
           <w:i/>
           <w:iCs/>
         </w:rPr>
-        <w:t xml:space="preserve">oprL</w:t>
-      </w:r>
-      <w:r>
-        <w:t xml:space="preserve">.”</w:t>
+        <w:t xml:space="preserve">oprI</w:t>
+      </w:r>
+      <w:r>
+        <w:t xml:space="preserve"> </w:t>
+      </w:r>
+      <w:r>
+        <w:t xml:space="preserve">and</w:t>
       </w:r>
       <w:r>
         <w:t xml:space="preserve"> </w:t>
@@ -12569,6 +16395,19 @@
           <w:i/>
           <w:iCs/>
         </w:rPr>
+        <w:t xml:space="preserve">oprL</w:t>
+      </w:r>
+      <w:r>
+        <w:t xml:space="preserve">.”</w:t>
+      </w:r>
+      <w:r>
+        <w:t xml:space="preserve"> </w:t>
+      </w:r>
+      <w:r>
+        <w:rPr>
+          <w:i/>
+          <w:iCs/>
+        </w:rPr>
         <w:t xml:space="preserve">Journal of Clinical Microbiology</w:t>
       </w:r>
       <w:r>
@@ -12580,7 +16419,7 @@
       <w:r>
         <w:t xml:space="preserve"> </w:t>
       </w:r>
-      <w:hyperlink r:id="rId116">
+      <w:hyperlink r:id="rId135">
         <w:r>
           <w:rPr>
             <w:rStyle w:val="Hyperlink"/>
@@ -12592,8 +16431,8 @@
         <w:t xml:space="preserve">.</w:t>
       </w:r>
     </w:p>
-    <w:bookmarkEnd w:id="117"/>
-    <w:bookmarkStart w:id="119" w:name="ref-ellington1990"/>
+    <w:bookmarkEnd w:id="136"/>
+    <w:bookmarkStart w:id="138" w:name="ref-ellington1990"/>
     <w:p>
       <w:pPr>
         <w:pStyle w:val="Bibliography"/>
@@ -12638,7 +16477,7 @@
       <w:r>
         <w:t xml:space="preserve"> </w:t>
       </w:r>
-      <w:hyperlink r:id="rId118">
+      <w:hyperlink r:id="rId137">
         <w:r>
           <w:rPr>
             <w:rStyle w:val="Hyperlink"/>
@@ -12650,8 +16489,8 @@
         <w:t xml:space="preserve">.</w:t>
       </w:r>
     </w:p>
-    <w:bookmarkEnd w:id="119"/>
-    <w:bookmarkStart w:id="121" w:name="ref-gardner2002"/>
+    <w:bookmarkEnd w:id="138"/>
+    <w:bookmarkStart w:id="140" w:name="ref-gardner2002"/>
     <w:p>
       <w:pPr>
         <w:pStyle w:val="Bibliography"/>
@@ -12700,7 +16539,7 @@
       <w:r>
         <w:t xml:space="preserve"> </w:t>
       </w:r>
-      <w:hyperlink r:id="rId120">
+      <w:hyperlink r:id="rId139">
         <w:r>
           <w:rPr>
             <w:rStyle w:val="Hyperlink"/>
@@ -12712,8 +16551,8 @@
         <w:t xml:space="preserve">.</w:t>
       </w:r>
     </w:p>
-    <w:bookmarkEnd w:id="121"/>
-    <w:bookmarkStart w:id="123" w:name="ref-green2015"/>
+    <w:bookmarkEnd w:id="140"/>
+    <w:bookmarkStart w:id="142" w:name="ref-green2015"/>
     <w:p>
       <w:pPr>
         <w:pStyle w:val="Bibliography"/>
@@ -12758,7 +16597,7 @@
       <w:r>
         <w:t xml:space="preserve"> </w:t>
       </w:r>
-      <w:hyperlink r:id="rId122">
+      <w:hyperlink r:id="rId141">
         <w:r>
           <w:rPr>
             <w:rStyle w:val="Hyperlink"/>
@@ -12770,8 +16609,8 @@
         <w:t xml:space="preserve">.</w:t>
       </w:r>
     </w:p>
-    <w:bookmarkEnd w:id="123"/>
-    <w:bookmarkStart w:id="125" w:name="ref-hu2024"/>
+    <w:bookmarkEnd w:id="142"/>
+    <w:bookmarkStart w:id="144" w:name="ref-hu2024"/>
     <w:p>
       <w:pPr>
         <w:pStyle w:val="Bibliography"/>
@@ -12804,7 +16643,7 @@
       <w:r>
         <w:t xml:space="preserve"> </w:t>
       </w:r>
-      <w:hyperlink r:id="rId124">
+      <w:hyperlink r:id="rId143">
         <w:r>
           <w:rPr>
             <w:rStyle w:val="Hyperlink"/>
@@ -12816,8 +16655,8 @@
         <w:t xml:space="preserve">.</w:t>
       </w:r>
     </w:p>
-    <w:bookmarkEnd w:id="125"/>
-    <w:bookmarkStart w:id="127" w:name="ref-hwang2020"/>
+    <w:bookmarkEnd w:id="144"/>
+    <w:bookmarkStart w:id="146" w:name="ref-hwang2020"/>
     <w:p>
       <w:pPr>
         <w:pStyle w:val="Bibliography"/>
@@ -12850,7 +16689,7 @@
       <w:r>
         <w:t xml:space="preserve"> </w:t>
       </w:r>
-      <w:hyperlink r:id="rId126">
+      <w:hyperlink r:id="rId145">
         <w:r>
           <w:rPr>
             <w:rStyle w:val="Hyperlink"/>
@@ -12862,8 +16701,8 @@
         <w:t xml:space="preserve">.</w:t>
       </w:r>
     </w:p>
-    <w:bookmarkEnd w:id="127"/>
-    <w:bookmarkStart w:id="129" w:name="ref-idtoligo"/>
+    <w:bookmarkEnd w:id="146"/>
+    <w:bookmarkStart w:id="148" w:name="ref-idtoligo"/>
     <w:p>
       <w:pPr>
         <w:pStyle w:val="Bibliography"/>
@@ -12901,7 +16740,7 @@
       <w:r>
         <w:t xml:space="preserve"> </w:t>
       </w:r>
-      <w:hyperlink r:id="rId128">
+      <w:hyperlink r:id="rId147">
         <w:r>
           <w:rPr>
             <w:rStyle w:val="Hyperlink"/>
@@ -12913,8 +16752,8 @@
         <w:t xml:space="preserve">.</w:t>
       </w:r>
     </w:p>
-    <w:bookmarkEnd w:id="129"/>
-    <w:bookmarkStart w:id="131" w:name="ref-jumper2021"/>
+    <w:bookmarkEnd w:id="148"/>
+    <w:bookmarkStart w:id="150" w:name="ref-jumper2021"/>
     <w:p>
       <w:pPr>
         <w:pStyle w:val="Bibliography"/>
@@ -12959,7 +16798,7 @@
       <w:r>
         <w:t xml:space="preserve"> </w:t>
       </w:r>
-      <w:hyperlink r:id="rId130">
+      <w:hyperlink r:id="rId149">
         <w:r>
           <w:rPr>
             <w:rStyle w:val="Hyperlink"/>
@@ -12971,8 +16810,8 @@
         <w:t xml:space="preserve">.</w:t>
       </w:r>
     </w:p>
-    <w:bookmarkEnd w:id="131"/>
-    <w:bookmarkStart w:id="133" w:name="ref-katoh2013"/>
+    <w:bookmarkEnd w:id="150"/>
+    <w:bookmarkStart w:id="152" w:name="ref-katoh2013"/>
     <w:p>
       <w:pPr>
         <w:pStyle w:val="Bibliography"/>
@@ -13014,7 +16853,7 @@
       <w:r>
         <w:t xml:space="preserve"> </w:t>
       </w:r>
-      <w:hyperlink r:id="rId132">
+      <w:hyperlink r:id="rId151">
         <w:r>
           <w:rPr>
             <w:rStyle w:val="Hyperlink"/>
@@ -13026,8 +16865,8 @@
         <w:t xml:space="preserve">.</w:t>
       </w:r>
     </w:p>
-    <w:bookmarkEnd w:id="133"/>
-    <w:bookmarkStart w:id="135" w:name="ref-kolm2020"/>
+    <w:bookmarkEnd w:id="152"/>
+    <w:bookmarkStart w:id="154" w:name="ref-kolm2020"/>
     <w:p>
       <w:pPr>
         <w:pStyle w:val="Bibliography"/>
@@ -13093,7 +16932,7 @@
       <w:r>
         <w:t xml:space="preserve"> </w:t>
       </w:r>
-      <w:hyperlink r:id="rId134">
+      <w:hyperlink r:id="rId153">
         <w:r>
           <w:rPr>
             <w:rStyle w:val="Hyperlink"/>
@@ -13105,8 +16944,8 @@
         <w:t xml:space="preserve">.</w:t>
       </w:r>
     </w:p>
-    <w:bookmarkEnd w:id="135"/>
-    <w:bookmarkStart w:id="137" w:name="ref-kozel2017"/>
+    <w:bookmarkEnd w:id="154"/>
+    <w:bookmarkStart w:id="156" w:name="ref-kozel2017"/>
     <w:p>
       <w:pPr>
         <w:pStyle w:val="Bibliography"/>
@@ -13139,7 +16978,7 @@
       <w:r>
         <w:t xml:space="preserve"> </w:t>
       </w:r>
-      <w:hyperlink r:id="rId136">
+      <w:hyperlink r:id="rId155">
         <w:r>
           <w:rPr>
             <w:rStyle w:val="Hyperlink"/>
@@ -13151,8 +16990,8 @@
         <w:t xml:space="preserve">.</w:t>
       </w:r>
     </w:p>
-    <w:bookmarkEnd w:id="137"/>
-    <w:bookmarkStart w:id="139" w:name="ref-krishnan2023"/>
+    <w:bookmarkEnd w:id="156"/>
+    <w:bookmarkStart w:id="158" w:name="ref-krishnan2023"/>
     <w:p>
       <w:pPr>
         <w:pStyle w:val="Bibliography"/>
@@ -13185,7 +17024,7 @@
       <w:r>
         <w:t xml:space="preserve"> </w:t>
       </w:r>
-      <w:hyperlink r:id="rId138">
+      <w:hyperlink r:id="rId157">
         <w:r>
           <w:rPr>
             <w:rStyle w:val="Hyperlink"/>
@@ -13197,14 +17036,65 @@
         <w:t xml:space="preserve">.</w:t>
       </w:r>
     </w:p>
-    <w:bookmarkEnd w:id="139"/>
-    <w:bookmarkStart w:id="141" w:name="ref-viruscope"/>
+    <w:bookmarkEnd w:id="158"/>
+    <w:bookmarkStart w:id="160" w:name="ref-lee2013"/>
     <w:p>
       <w:pPr>
         <w:pStyle w:val="Bibliography"/>
       </w:pPr>
       <w:r>
-        <w:t xml:space="preserve">Lima, Ana. 2023.</w:t>
+        <w:t xml:space="preserve">Lee, Jun-Ho, Yun-Ki Choi, Hyun-Jung Kim, Ralph H. Scheicher, and Jun-Hyung Cho. 2013.</w:t>
+      </w:r>
+      <w:r>
+        <w:t xml:space="preserve"> </w:t>
+      </w:r>
+      <w:r>
+        <w:t xml:space="preserve">“Physisorption of</w:t>
+      </w:r>
+      <w:r>
+        <w:t xml:space="preserve"> </w:t>
+      </w:r>
+      <w:r>
+        <w:t xml:space="preserve">DNA</w:t>
+      </w:r>
+      <w:r>
+        <w:t xml:space="preserve"> </w:t>
+      </w:r>
+      <w:r>
+        <w:t xml:space="preserve">Nucleobases on</w:t>
+      </w:r>
+      <w:r>
+        <w:t xml:space="preserve"> </w:t>
+      </w:r>
+      <w:r>
+        <w:t xml:space="preserve">h-BN</w:t>
+      </w:r>
+      <w:r>
+        <w:t xml:space="preserve"> </w:t>
+      </w:r>
+      <w:r>
+        <w:t xml:space="preserve">and Graphene:</w:t>
+      </w:r>
+      <w:r>
+        <w:t xml:space="preserve"> </w:t>
+      </w:r>
+      <w:r>
+        <w:t xml:space="preserve">vdW</w:t>
+      </w:r>
+      <w:r>
+        <w:t xml:space="preserve">-Corrected</w:t>
+      </w:r>
+      <w:r>
+        <w:t xml:space="preserve"> </w:t>
+      </w:r>
+      <w:r>
+        <w:t xml:space="preserve">DFT</w:t>
+      </w:r>
+      <w:r>
+        <w:t xml:space="preserve"> </w:t>
+      </w:r>
+      <w:r>
+        <w:t xml:space="preserve">Calculations.”</w:t>
       </w:r>
       <w:r>
         <w:t xml:space="preserve"> </w:t>
@@ -13214,27 +17104,67 @@
           <w:i/>
           <w:iCs/>
         </w:rPr>
-        <w:t xml:space="preserve">ViruScope</w:t>
+        <w:t xml:space="preserve">The Journal of Physical Chemistry C</w:t>
+      </w:r>
+      <w:r>
+        <w:t xml:space="preserve"> </w:t>
+      </w:r>
+      <w:r>
+        <w:t xml:space="preserve">117 (26): 13435–41.</w:t>
+      </w:r>
+      <w:r>
+        <w:t xml:space="preserve"> </w:t>
+      </w:r>
+      <w:hyperlink r:id="rId159">
+        <w:r>
+          <w:rPr>
+            <w:rStyle w:val="Hyperlink"/>
+          </w:rPr>
+          <w:t xml:space="preserve">https://doi.org/10.1021/jp402403f</w:t>
+        </w:r>
+      </w:hyperlink>
+      <w:r>
+        <w:t xml:space="preserve">.</w:t>
+      </w:r>
+    </w:p>
+    <w:bookmarkEnd w:id="160"/>
+    <w:bookmarkStart w:id="162" w:name="ref-viruscope"/>
+    <w:p>
+      <w:pPr>
+        <w:pStyle w:val="Bibliography"/>
+      </w:pPr>
+      <w:r>
+        <w:t xml:space="preserve">Lima, Ana. 2023.</w:t>
+      </w:r>
+      <w:r>
+        <w:t xml:space="preserve"> </w:t>
       </w:r>
       <w:r>
         <w:rPr>
           <w:i/>
           <w:iCs/>
         </w:rPr>
-        <w:t xml:space="preserve">: Conservation (</w:t>
+        <w:t xml:space="preserve">ViruScope</w:t>
       </w:r>
       <w:r>
         <w:rPr>
           <w:i/>
           <w:iCs/>
         </w:rPr>
-        <w:t xml:space="preserve">PPI</w:t>
+        <w:t xml:space="preserve">: Conservation (</w:t>
       </w:r>
       <w:r>
         <w:rPr>
           <w:i/>
           <w:iCs/>
         </w:rPr>
+        <w:t xml:space="preserve">PPI</w:t>
+      </w:r>
+      <w:r>
+        <w:rPr>
+          <w:i/>
+          <w:iCs/>
+        </w:rPr>
         <w:t xml:space="preserve">) and No-Fold Scoring for Nucleic Acid Probe Design</w:t>
       </w:r>
       <w:r>
@@ -13243,7 +17173,7 @@
       <w:r>
         <w:t xml:space="preserve"> </w:t>
       </w:r>
-      <w:hyperlink r:id="rId140">
+      <w:hyperlink r:id="rId161">
         <w:r>
           <w:rPr>
             <w:rStyle w:val="Hyperlink"/>
@@ -13255,8 +17185,8 @@
         <w:t xml:space="preserve">.</w:t>
       </w:r>
     </w:p>
-    <w:bookmarkEnd w:id="141"/>
-    <w:bookmarkStart w:id="143" w:name="ref-lu2009"/>
+    <w:bookmarkEnd w:id="162"/>
+    <w:bookmarkStart w:id="164" w:name="ref-lu2009"/>
     <w:p>
       <w:pPr>
         <w:pStyle w:val="Bibliography"/>
@@ -13289,7 +17219,7 @@
       <w:r>
         <w:t xml:space="preserve"> </w:t>
       </w:r>
-      <w:hyperlink r:id="rId142">
+      <w:hyperlink r:id="rId163">
         <w:r>
           <w:rPr>
             <w:rStyle w:val="Hyperlink"/>
@@ -13301,23 +17231,38 @@
         <w:t xml:space="preserve">.</w:t>
       </w:r>
     </w:p>
-    <w:bookmarkEnd w:id="143"/>
-    <w:bookmarkStart w:id="145" w:name="ref-murray2022"/>
+    <w:bookmarkEnd w:id="164"/>
+    <w:bookmarkStart w:id="166" w:name="ref-muraru2020"/>
     <w:p>
       <w:pPr>
         <w:pStyle w:val="Bibliography"/>
       </w:pPr>
       <w:r>
-        <w:t xml:space="preserve">Murray, Christopher J. L., Kevin S. Ikuta, Fablina Sharara, et al.</w:t>
-      </w:r>
-      <w:r>
-        <w:t xml:space="preserve"> 2022.</w:t>
-      </w:r>
-      <w:r>
-        <w:t xml:space="preserve"> </w:t>
-      </w:r>
-      <w:r>
-        <w:t xml:space="preserve">“Global Burden of Bacterial Antimicrobial Resistance in 2019: A Systematic Analysis.”</w:t>
+        <w:t xml:space="preserve">Muraru, Sebastian, Jorge S. Burns, and Mariana Ioniţă. 2020.</w:t>
+      </w:r>
+      <w:r>
+        <w:t xml:space="preserve"> </w:t>
+      </w:r>
+      <w:r>
+        <w:t xml:space="preserve">“</w:t>
+      </w:r>
+      <w:r>
+        <w:t xml:space="preserve">GOPY</w:t>
+      </w:r>
+      <w:r>
+        <w:t xml:space="preserve">: A Tool for Building</w:t>
+      </w:r>
+      <w:r>
+        <w:t xml:space="preserve"> </w:t>
+      </w:r>
+      <w:r>
+        <w:t xml:space="preserve">2D</w:t>
+      </w:r>
+      <w:r>
+        <w:t xml:space="preserve"> </w:t>
+      </w:r>
+      <w:r>
+        <w:t xml:space="preserve">Graphene-Based Computational Models.”</w:t>
       </w:r>
       <w:r>
         <w:t xml:space="preserve"> </w:t>
@@ -13327,6 +17272,55 @@
           <w:i/>
           <w:iCs/>
         </w:rPr>
+        <w:t xml:space="preserve">SoftwareX</w:t>
+      </w:r>
+      <w:r>
+        <w:t xml:space="preserve"> </w:t>
+      </w:r>
+      <w:r>
+        <w:t xml:space="preserve">12: 100586.</w:t>
+      </w:r>
+      <w:r>
+        <w:t xml:space="preserve"> </w:t>
+      </w:r>
+      <w:hyperlink r:id="rId165">
+        <w:r>
+          <w:rPr>
+            <w:rStyle w:val="Hyperlink"/>
+          </w:rPr>
+          <w:t xml:space="preserve">https://doi.org/10.1016/j.softx.2020.100586</w:t>
+        </w:r>
+      </w:hyperlink>
+      <w:r>
+        <w:t xml:space="preserve">.</w:t>
+      </w:r>
+    </w:p>
+    <w:bookmarkEnd w:id="166"/>
+    <w:bookmarkStart w:id="168" w:name="ref-murray2022"/>
+    <w:p>
+      <w:pPr>
+        <w:pStyle w:val="Bibliography"/>
+      </w:pPr>
+      <w:r>
+        <w:t xml:space="preserve">Murray, Christopher J. L., Kevin S. Ikuta, Fablina Sharara, et al.</w:t>
+      </w:r>
+      <w:r>
+        <w:t xml:space="preserve"> 2022.</w:t>
+      </w:r>
+      <w:r>
+        <w:t xml:space="preserve"> </w:t>
+      </w:r>
+      <w:r>
+        <w:t xml:space="preserve">“Global Burden of Bacterial Antimicrobial Resistance in 2019: A Systematic Analysis.”</w:t>
+      </w:r>
+      <w:r>
+        <w:t xml:space="preserve"> </w:t>
+      </w:r>
+      <w:r>
+        <w:rPr>
+          <w:i/>
+          <w:iCs/>
+        </w:rPr>
         <w:t xml:space="preserve">The Lancet</w:t>
       </w:r>
       <w:r>
@@ -13338,7 +17332,7 @@
       <w:r>
         <w:t xml:space="preserve"> </w:t>
       </w:r>
-      <w:hyperlink r:id="rId144">
+      <w:hyperlink r:id="rId167">
         <w:r>
           <w:rPr>
             <w:rStyle w:val="Hyperlink"/>
@@ -13350,8 +17344,8 @@
         <w:t xml:space="preserve">.</w:t>
       </w:r>
     </w:p>
-    <w:bookmarkEnd w:id="145"/>
-    <w:bookmarkStart w:id="147" w:name="ref-nakatsuka2018"/>
+    <w:bookmarkEnd w:id="168"/>
+    <w:bookmarkStart w:id="170" w:name="ref-nakatsuka2018"/>
     <w:p>
       <w:pPr>
         <w:pStyle w:val="Bibliography"/>
@@ -13387,7 +17381,7 @@
       <w:r>
         <w:t xml:space="preserve"> </w:t>
       </w:r>
-      <w:hyperlink r:id="rId146">
+      <w:hyperlink r:id="rId169">
         <w:r>
           <w:rPr>
             <w:rStyle w:val="Hyperlink"/>
@@ -13399,8 +17393,8 @@
         <w:t xml:space="preserve">.</w:t>
       </w:r>
     </w:p>
-    <w:bookmarkEnd w:id="147"/>
-    <w:bookmarkStart w:id="149" w:name="ref-nierman2005"/>
+    <w:bookmarkEnd w:id="170"/>
+    <w:bookmarkStart w:id="172" w:name="ref-nierman2005"/>
     <w:p>
       <w:pPr>
         <w:pStyle w:val="Bibliography"/>
@@ -13455,7 +17449,7 @@
       <w:r>
         <w:t xml:space="preserve"> </w:t>
       </w:r>
-      <w:hyperlink r:id="rId148">
+      <w:hyperlink r:id="rId171">
         <w:r>
           <w:rPr>
             <w:rStyle w:val="Hyperlink"/>
@@ -13467,8 +17461,8 @@
         <w:t xml:space="preserve">.</w:t>
       </w:r>
     </w:p>
-    <w:bookmarkEnd w:id="149"/>
-    <w:bookmarkStart w:id="151" w:name="ref-novoselov2004"/>
+    <w:bookmarkEnd w:id="172"/>
+    <w:bookmarkStart w:id="174" w:name="ref-novoselov2004"/>
     <w:p>
       <w:pPr>
         <w:pStyle w:val="Bibliography"/>
@@ -13501,7 +17495,7 @@
       <w:r>
         <w:t xml:space="preserve"> </w:t>
       </w:r>
-      <w:hyperlink r:id="rId150">
+      <w:hyperlink r:id="rId173">
         <w:r>
           <w:rPr>
             <w:rStyle w:val="Hyperlink"/>
@@ -13513,8 +17507,8 @@
         <w:t xml:space="preserve">.</w:t>
       </w:r>
     </w:p>
-    <w:bookmarkEnd w:id="151"/>
-    <w:bookmarkStart w:id="153" w:name="ref-obregon2002"/>
+    <w:bookmarkEnd w:id="174"/>
+    <w:bookmarkStart w:id="176" w:name="ref-obregon2002"/>
     <w:p>
       <w:pPr>
         <w:pStyle w:val="Bibliography"/>
@@ -13563,7 +17557,7 @@
       <w:r>
         <w:t xml:space="preserve"> </w:t>
       </w:r>
-      <w:hyperlink r:id="rId152">
+      <w:hyperlink r:id="rId175">
         <w:r>
           <w:rPr>
             <w:rStyle w:val="Hyperlink"/>
@@ -13575,8 +17569,8 @@
         <w:t xml:space="preserve">.</w:t>
       </w:r>
     </w:p>
-    <w:bookmarkEnd w:id="153"/>
-    <w:bookmarkStart w:id="155" w:name="ref-ping2016"/>
+    <w:bookmarkEnd w:id="176"/>
+    <w:bookmarkStart w:id="178" w:name="ref-ping2016"/>
     <w:p>
       <w:pPr>
         <w:pStyle w:val="Bibliography"/>
@@ -13621,7 +17615,7 @@
       <w:r>
         <w:t xml:space="preserve"> </w:t>
       </w:r>
-      <w:hyperlink r:id="rId154">
+      <w:hyperlink r:id="rId177">
         <w:r>
           <w:rPr>
             <w:rStyle w:val="Hyperlink"/>
@@ -13633,8 +17627,8 @@
         <w:t xml:space="preserve">.</w:t>
       </w:r>
     </w:p>
-    <w:bookmarkEnd w:id="155"/>
-    <w:bookmarkStart w:id="157" w:name="ref-purwidyantri2021"/>
+    <w:bookmarkEnd w:id="178"/>
+    <w:bookmarkStart w:id="180" w:name="ref-purwidyantri2021"/>
     <w:p>
       <w:pPr>
         <w:pStyle w:val="Bibliography"/>
@@ -13679,7 +17673,7 @@
       <w:r>
         <w:t xml:space="preserve"> </w:t>
       </w:r>
-      <w:hyperlink r:id="rId156">
+      <w:hyperlink r:id="rId179">
         <w:r>
           <w:rPr>
             <w:rStyle w:val="Hyperlink"/>
@@ -13691,8 +17685,8 @@
         <w:t xml:space="preserve">.</w:t>
       </w:r>
     </w:p>
-    <w:bookmarkEnd w:id="157"/>
-    <w:bookmarkStart w:id="159" w:name="ref-purwidyantri2022"/>
+    <w:bookmarkEnd w:id="180"/>
+    <w:bookmarkStart w:id="182" w:name="ref-purwidyantri2022"/>
     <w:p>
       <w:pPr>
         <w:pStyle w:val="Bibliography"/>
@@ -13737,7 +17731,7 @@
       <w:r>
         <w:t xml:space="preserve"> </w:t>
       </w:r>
-      <w:hyperlink r:id="rId158">
+      <w:hyperlink r:id="rId181">
         <w:r>
           <w:rPr>
             <w:rStyle w:val="Hyperlink"/>
@@ -13749,8 +17743,8 @@
         <w:t xml:space="preserve">.</w:t>
       </w:r>
     </w:p>
-    <w:bookmarkEnd w:id="159"/>
-    <w:bookmarkStart w:id="161" w:name="ref-santalucia2004"/>
+    <w:bookmarkEnd w:id="182"/>
+    <w:bookmarkStart w:id="184" w:name="ref-santalucia2004"/>
     <w:p>
       <w:pPr>
         <w:pStyle w:val="Bibliography"/>
@@ -13795,7 +17789,7 @@
       <w:r>
         <w:t xml:space="preserve"> </w:t>
       </w:r>
-      <w:hyperlink r:id="rId160">
+      <w:hyperlink r:id="rId183">
         <w:r>
           <w:rPr>
             <w:rStyle w:val="Hyperlink"/>
@@ -13807,8 +17801,8 @@
         <w:t xml:space="preserve">.</w:t>
       </w:r>
     </w:p>
-    <w:bookmarkEnd w:id="161"/>
-    <w:bookmarkStart w:id="163" w:name="ref-schedin2007"/>
+    <w:bookmarkEnd w:id="184"/>
+    <w:bookmarkStart w:id="186" w:name="ref-schedin2007"/>
     <w:p>
       <w:pPr>
         <w:pStyle w:val="Bibliography"/>
@@ -13841,7 +17835,7 @@
       <w:r>
         <w:t xml:space="preserve"> </w:t>
       </w:r>
-      <w:hyperlink r:id="rId162">
+      <w:hyperlink r:id="rId185">
         <w:r>
           <w:rPr>
             <w:rStyle w:val="Hyperlink"/>
@@ -13853,8 +17847,8 @@
         <w:t xml:space="preserve">.</w:t>
       </w:r>
     </w:p>
-    <w:bookmarkEnd w:id="163"/>
-    <w:bookmarkStart w:id="165" w:name="ref-stephens2025"/>
+    <w:bookmarkEnd w:id="186"/>
+    <w:bookmarkStart w:id="188" w:name="ref-stephens2025"/>
     <w:p>
       <w:pPr>
         <w:pStyle w:val="Bibliography"/>
@@ -13911,7 +17905,7 @@
       <w:r>
         <w:t xml:space="preserve"> </w:t>
       </w:r>
-      <w:hyperlink r:id="rId164">
+      <w:hyperlink r:id="rId187">
         <w:r>
           <w:rPr>
             <w:rStyle w:val="Hyperlink"/>
@@ -13923,8 +17917,8 @@
         <w:t xml:space="preserve">.</w:t>
       </w:r>
     </w:p>
-    <w:bookmarkEnd w:id="165"/>
-    <w:bookmarkStart w:id="167" w:name="ref-stover2000"/>
+    <w:bookmarkEnd w:id="188"/>
+    <w:bookmarkStart w:id="190" w:name="ref-stover2000"/>
     <w:p>
       <w:pPr>
         <w:pStyle w:val="Bibliography"/>
@@ -13979,7 +17973,7 @@
       <w:r>
         <w:t xml:space="preserve"> </w:t>
       </w:r>
-      <w:hyperlink r:id="rId166">
+      <w:hyperlink r:id="rId189">
         <w:r>
           <w:rPr>
             <w:rStyle w:val="Hyperlink"/>
@@ -13991,8 +17985,8 @@
         <w:t xml:space="preserve">.</w:t>
       </w:r>
     </w:p>
-    <w:bookmarkEnd w:id="167"/>
-    <w:bookmarkStart w:id="169" w:name="ref-sun2022"/>
+    <w:bookmarkEnd w:id="190"/>
+    <w:bookmarkStart w:id="192" w:name="ref-sun2022"/>
     <w:p>
       <w:pPr>
         <w:pStyle w:val="Bibliography"/>
@@ -14025,7 +18019,7 @@
       <w:r>
         <w:t xml:space="preserve"> </w:t>
       </w:r>
-      <w:hyperlink r:id="rId168">
+      <w:hyperlink r:id="rId191">
         <w:r>
           <w:rPr>
             <w:rStyle w:val="Hyperlink"/>
@@ -14037,14 +18031,114 @@
         <w:t xml:space="preserve">.</w:t>
       </w:r>
     </w:p>
-    <w:bookmarkEnd w:id="169"/>
-    <w:bookmarkStart w:id="171" w:name="ref-seqfold"/>
+    <w:bookmarkEnd w:id="192"/>
+    <w:bookmarkStart w:id="194" w:name="ref-tayo2023"/>
     <w:p>
       <w:pPr>
         <w:pStyle w:val="Bibliography"/>
       </w:pPr>
       <w:r>
-        <w:t xml:space="preserve">Timmons, Joshua. 2020.</w:t>
+        <w:t xml:space="preserve">Tayo, Benjamin O., Michael A. Walkup, and Serkan Caliskan. 2023.</w:t>
+      </w:r>
+      <w:r>
+        <w:t xml:space="preserve"> </w:t>
+      </w:r>
+      <w:r>
+        <w:t xml:space="preserve">“Adsorption of</w:t>
+      </w:r>
+      <w:r>
+        <w:t xml:space="preserve"> </w:t>
+      </w:r>
+      <w:r>
+        <w:t xml:space="preserve">DNA</w:t>
+      </w:r>
+      <w:r>
+        <w:t xml:space="preserve"> </w:t>
+      </w:r>
+      <w:r>
+        <w:t xml:space="preserve">Nucleobases on Single-Layer</w:t>
+      </w:r>
+      <w:r>
+        <w:t xml:space="preserve"> </w:t>
+      </w:r>
+      <w:r>
+        <w:t xml:space="preserve">Ti</w:t>
+      </w:r>
+      <m:oMath>
+        <m:sSub>
+          <m:e>
+            <m:r>
+              <m:t>​</m:t>
+            </m:r>
+          </m:e>
+          <m:sub>
+            <m:r>
+              <m:t>3</m:t>
+            </m:r>
+          </m:sub>
+        </m:sSub>
+      </m:oMath>
+      <w:r>
+        <w:t xml:space="preserve">C</w:t>
+      </w:r>
+      <m:oMath>
+        <m:sSub>
+          <m:e>
+            <m:r>
+              <m:t>​</m:t>
+            </m:r>
+          </m:e>
+          <m:sub>
+            <m:r>
+              <m:t>2</m:t>
+            </m:r>
+          </m:sub>
+        </m:sSub>
+      </m:oMath>
+      <w:r>
+        <w:t xml:space="preserve"> </w:t>
+      </w:r>
+      <w:r>
+        <w:t xml:space="preserve">MXene</w:t>
+      </w:r>
+      <w:r>
+        <w:t xml:space="preserve"> </w:t>
+      </w:r>
+      <w:r>
+        <w:t xml:space="preserve">and Graphene:</w:t>
+      </w:r>
+      <w:r>
+        <w:t xml:space="preserve"> </w:t>
+      </w:r>
+      <w:r>
+        <w:t xml:space="preserve">vdW</w:t>
+      </w:r>
+      <w:r>
+        <w:t xml:space="preserve">-Corrected</w:t>
+      </w:r>
+      <w:r>
+        <w:t xml:space="preserve"> </w:t>
+      </w:r>
+      <w:r>
+        <w:t xml:space="preserve">DFT</w:t>
+      </w:r>
+      <w:r>
+        <w:t xml:space="preserve"> </w:t>
+      </w:r>
+      <w:r>
+        <w:t xml:space="preserve">and</w:t>
+      </w:r>
+      <w:r>
+        <w:t xml:space="preserve"> </w:t>
+      </w:r>
+      <w:r>
+        <w:t xml:space="preserve">NEGF</w:t>
+      </w:r>
+      <w:r>
+        <w:t xml:space="preserve"> </w:t>
+      </w:r>
+      <w:r>
+        <w:t xml:space="preserve">Studies.”</w:t>
       </w:r>
       <w:r>
         <w:t xml:space="preserve"> </w:t>
@@ -14054,27 +18148,67 @@
           <w:i/>
           <w:iCs/>
         </w:rPr>
-        <w:t xml:space="preserve">seqfold</w:t>
+        <w:t xml:space="preserve">AIP Advances</w:t>
+      </w:r>
+      <w:r>
+        <w:t xml:space="preserve"> </w:t>
+      </w:r>
+      <w:r>
+        <w:t xml:space="preserve">13 (8): 085213.</w:t>
+      </w:r>
+      <w:r>
+        <w:t xml:space="preserve"> </w:t>
+      </w:r>
+      <w:hyperlink r:id="rId193">
+        <w:r>
+          <w:rPr>
+            <w:rStyle w:val="Hyperlink"/>
+          </w:rPr>
+          <w:t xml:space="preserve">https://doi.org/10.1063/5.0159563</w:t>
+        </w:r>
+      </w:hyperlink>
+      <w:r>
+        <w:t xml:space="preserve">.</w:t>
+      </w:r>
+    </w:p>
+    <w:bookmarkEnd w:id="194"/>
+    <w:bookmarkStart w:id="196" w:name="ref-seqfold"/>
+    <w:p>
+      <w:pPr>
+        <w:pStyle w:val="Bibliography"/>
+      </w:pPr>
+      <w:r>
+        <w:t xml:space="preserve">Timmons, Joshua. 2020.</w:t>
+      </w:r>
+      <w:r>
+        <w:t xml:space="preserve"> </w:t>
       </w:r>
       <w:r>
         <w:rPr>
           <w:i/>
           <w:iCs/>
         </w:rPr>
-        <w:t xml:space="preserve">: Nucleic Acid Secondary Structure Prediction in</w:t>
+        <w:t xml:space="preserve">seqfold</w:t>
       </w:r>
       <w:r>
         <w:rPr>
           <w:i/>
           <w:iCs/>
         </w:rPr>
-        <w:t xml:space="preserve"> </w:t>
+        <w:t xml:space="preserve">: Nucleic Acid Secondary Structure Prediction in</w:t>
       </w:r>
       <w:r>
         <w:rPr>
           <w:i/>
           <w:iCs/>
         </w:rPr>
+        <w:t xml:space="preserve"> </w:t>
+      </w:r>
+      <w:r>
+        <w:rPr>
+          <w:i/>
+          <w:iCs/>
+        </w:rPr>
         <w:t xml:space="preserve">Python</w:t>
       </w:r>
       <w:r>
@@ -14083,7 +18217,7 @@
       <w:r>
         <w:t xml:space="preserve"> </w:t>
       </w:r>
-      <w:hyperlink r:id="rId170">
+      <w:hyperlink r:id="rId195">
         <w:r>
           <w:rPr>
             <w:rStyle w:val="Hyperlink"/>
@@ -14095,8 +18229,8 @@
         <w:t xml:space="preserve">.</w:t>
       </w:r>
     </w:p>
-    <w:bookmarkEnd w:id="171"/>
-    <w:bookmarkStart w:id="173" w:name="ref-tuerk1990"/>
+    <w:bookmarkEnd w:id="196"/>
+    <w:bookmarkStart w:id="198" w:name="ref-tuerk1990"/>
     <w:p>
       <w:pPr>
         <w:pStyle w:val="Bibliography"/>
@@ -14159,7 +18293,7 @@
       <w:r>
         <w:t xml:space="preserve"> </w:t>
       </w:r>
-      <w:hyperlink r:id="rId172">
+      <w:hyperlink r:id="rId197">
         <w:r>
           <w:rPr>
             <w:rStyle w:val="Hyperlink"/>
@@ -14171,8 +18305,8 @@
         <w:t xml:space="preserve">.</w:t>
       </w:r>
     </w:p>
-    <w:bookmarkEnd w:id="173"/>
-    <w:bookmarkStart w:id="175" w:name="ref-turner2010"/>
+    <w:bookmarkEnd w:id="198"/>
+    <w:bookmarkStart w:id="200" w:name="ref-turner2010"/>
     <w:p>
       <w:pPr>
         <w:pStyle w:val="Bibliography"/>
@@ -14211,7 +18345,7 @@
       <w:r>
         <w:t xml:space="preserve"> </w:t>
       </w:r>
-      <w:hyperlink r:id="rId174">
+      <w:hyperlink r:id="rId199">
         <w:r>
           <w:rPr>
             <w:rStyle w:val="Hyperlink"/>
@@ -14223,8 +18357,8 @@
         <w:t xml:space="preserve">.</w:t>
       </w:r>
     </w:p>
-    <w:bookmarkEnd w:id="175"/>
-    <w:bookmarkStart w:id="177" w:name="ref-untergasser2012"/>
+    <w:bookmarkEnd w:id="200"/>
+    <w:bookmarkStart w:id="202" w:name="ref-untergasser2012"/>
     <w:p>
       <w:pPr>
         <w:pStyle w:val="Bibliography"/>
@@ -14257,7 +18391,7 @@
       <w:r>
         <w:t xml:space="preserve"> </w:t>
       </w:r>
-      <w:hyperlink r:id="rId176">
+      <w:hyperlink r:id="rId201">
         <w:r>
           <w:rPr>
             <w:rStyle w:val="Hyperlink"/>
@@ -14269,8 +18403,8 @@
         <w:t xml:space="preserve">.</w:t>
       </w:r>
     </w:p>
-    <w:bookmarkEnd w:id="177"/>
-    <w:bookmarkStart w:id="179" w:name="ref-wetmur1991"/>
+    <w:bookmarkEnd w:id="202"/>
+    <w:bookmarkStart w:id="204" w:name="ref-wetmur1991"/>
     <w:p>
       <w:pPr>
         <w:pStyle w:val="Bibliography"/>
@@ -14312,7 +18446,7 @@
       <w:r>
         <w:t xml:space="preserve"> </w:t>
       </w:r>
-      <w:hyperlink r:id="rId178">
+      <w:hyperlink r:id="rId203">
         <w:r>
           <w:rPr>
             <w:rStyle w:val="Hyperlink"/>
@@ -14324,8 +18458,8 @@
         <w:t xml:space="preserve">.</w:t>
       </w:r>
     </w:p>
-    <w:bookmarkEnd w:id="179"/>
-    <w:bookmarkStart w:id="181" w:name="ref-wohlwend2024"/>
+    <w:bookmarkEnd w:id="204"/>
+    <w:bookmarkStart w:id="206" w:name="ref-wohlwend2024"/>
     <w:p>
       <w:pPr>
         <w:pStyle w:val="Bibliography"/>
@@ -14364,7 +18498,7 @@
       <w:r>
         <w:t xml:space="preserve"> </w:t>
       </w:r>
-      <w:hyperlink r:id="rId180">
+      <w:hyperlink r:id="rId205">
         <w:r>
           <w:rPr>
             <w:rStyle w:val="Hyperlink"/>
@@ -14376,8 +18510,8 @@
         <w:t xml:space="preserve">.</w:t>
       </w:r>
     </w:p>
-    <w:bookmarkEnd w:id="181"/>
-    <w:bookmarkStart w:id="182" w:name="ref-who2024bppl"/>
+    <w:bookmarkEnd w:id="206"/>
+    <w:bookmarkStart w:id="207" w:name="ref-who2024bppl"/>
     <w:p>
       <w:pPr>
         <w:pStyle w:val="Bibliography"/>
@@ -14413,8 +18547,8 @@
         <w:t xml:space="preserve">. World Health Organization.</w:t>
       </w:r>
     </w:p>
-    <w:bookmarkEnd w:id="182"/>
-    <w:bookmarkStart w:id="184" w:name="ref-zadeh2011"/>
+    <w:bookmarkEnd w:id="207"/>
+    <w:bookmarkStart w:id="209" w:name="ref-zadeh2011"/>
     <w:p>
       <w:pPr>
         <w:pStyle w:val="Bibliography"/>
@@ -14453,7 +18587,7 @@
       <w:r>
         <w:t xml:space="preserve"> </w:t>
       </w:r>
-      <w:hyperlink r:id="rId183">
+      <w:hyperlink r:id="rId208">
         <w:r>
           <w:rPr>
             <w:rStyle w:val="Hyperlink"/>
@@ -14465,8 +18599,8 @@
         <w:t xml:space="preserve">.</w:t>
       </w:r>
     </w:p>
-    <w:bookmarkEnd w:id="184"/>
-    <w:bookmarkStart w:id="186" w:name="ref-zhu2015"/>
+    <w:bookmarkEnd w:id="209"/>
+    <w:bookmarkStart w:id="211" w:name="ref-zhu2015"/>
     <w:p>
       <w:pPr>
         <w:pStyle w:val="Bibliography"/>
@@ -14520,7 +18654,7 @@
       <w:r>
         <w:t xml:space="preserve"> </w:t>
       </w:r>
-      <w:hyperlink r:id="rId185">
+      <w:hyperlink r:id="rId210">
         <w:r>
           <w:rPr>
             <w:rStyle w:val="Hyperlink"/>
@@ -14532,10 +18666,10 @@
         <w:t xml:space="preserve">.</w:t>
       </w:r>
     </w:p>
-    <w:bookmarkEnd w:id="186"/>
-    <w:bookmarkEnd w:id="187"/>
-    <w:bookmarkEnd w:id="188"/>
-    <w:bookmarkEnd w:id="189"/>
+    <w:bookmarkEnd w:id="211"/>
+    <w:bookmarkEnd w:id="212"/>
+    <w:bookmarkEnd w:id="213"/>
+    <w:bookmarkEnd w:id="214"/>
     <w:sectPr>
       <w:footnotePr>
         <w:numRestart w:val="eachSect"/>
@@ -14563,6 +18697,30 @@
       <w:r>
         <w:separator/>
       </w:r>
+    </w:p>
+  </w:footnote>
+  <w:footnote w:id="82">
+    <w:p>
+      <w:pPr>
+        <w:pStyle w:val="FootnoteText"/>
+      </w:pPr>
+      <w:r>
+        <w:rPr>
+          <w:rStyle w:val="FootnoteReference"/>
+        </w:rPr>
+        <w:footnoteRef/>
+      </w:r>
+      <w:r>
+        <w:t xml:space="preserve"> </w:t>
+      </w:r>
+      <w:hyperlink r:id="rId83">
+        <w:r>
+          <w:rPr>
+            <w:rStyle w:val="Hyperlink"/>
+          </w:rPr>
+          <w:t xml:space="preserve">https://github.com/Iourarum/GOPY</w:t>
+        </w:r>
+      </w:hyperlink>
     </w:p>
   </w:footnote>
 </w:footnotes>
